--- a/ove/public/docs/bi/ove75-l1-pz-r0.docx
+++ b/ove/public/docs/bi/ove75-l1-pz-r0.docx
@@ -311,14 +311,14 @@
         </w:tblCellMar>
       </w:tblPr>
       <w:tblGrid>
-        <w:gridCol w:w="3300"/>
-        <w:gridCol w:w="3336"/>
-        <w:gridCol w:w="3000"/>
+        <w:gridCol w:w="3276"/>
+        <w:gridCol w:w="3372"/>
+        <w:gridCol w:w="2988"/>
       </w:tblGrid>
       <w:tr>
         <w:tc>
           <w:tcPr>
-            <w:tcW w:w="3300" w:type="dxa"/>
+            <w:tcW w:w="3276" w:type="dxa"/>
             <w:shd w:val="clear" w:color="auto" w:fill="EFEFEF"/>
             <w:vAlign w:val="center"/>
           </w:tcPr>
@@ -339,7 +339,7 @@
         </w:tc>
         <w:tc>
           <w:tcPr>
-            <w:tcW w:w="3336" w:type="dxa"/>
+            <w:tcW w:w="3372" w:type="dxa"/>
             <w:shd w:val="clear" w:color="auto" w:fill="EFEFEF"/>
             <w:vAlign w:val="center"/>
           </w:tcPr>
@@ -360,7 +360,7 @@
         </w:tc>
         <w:tc>
           <w:tcPr>
-            <w:tcW w:w="3000" w:type="dxa"/>
+            <w:tcW w:w="2988" w:type="dxa"/>
             <w:shd w:val="clear" w:color="auto" w:fill="EFEFEF"/>
             <w:vAlign w:val="center"/>
           </w:tcPr>
@@ -383,7 +383,7 @@
       <w:tr>
         <w:tc>
           <w:tcPr>
-            <w:tcW w:w="3300" w:type="dxa"/>
+            <w:tcW w:w="3276" w:type="dxa"/>
             <w:vAlign w:val="center"/>
           </w:tcPr>
           <w:p>
@@ -402,7 +402,7 @@
         </w:tc>
         <w:tc>
           <w:tcPr>
-            <w:tcW w:w="3336" w:type="dxa"/>
+            <w:tcW w:w="3372" w:type="dxa"/>
             <w:vAlign w:val="center"/>
           </w:tcPr>
           <w:p>
@@ -421,7 +421,7 @@
         </w:tc>
         <w:tc>
           <w:tcPr>
-            <w:tcW w:w="3000" w:type="dxa"/>
+            <w:tcW w:w="2988" w:type="dxa"/>
             <w:vAlign w:val="center"/>
           </w:tcPr>
           <w:p>
@@ -442,7 +442,7 @@
       <w:tr>
         <w:tc>
           <w:tcPr>
-            <w:tcW w:w="3300" w:type="dxa"/>
+            <w:tcW w:w="3276" w:type="dxa"/>
             <w:vAlign w:val="center"/>
           </w:tcPr>
           <w:p>
@@ -461,7 +461,7 @@
         </w:tc>
         <w:tc>
           <w:tcPr>
-            <w:tcW w:w="3336" w:type="dxa"/>
+            <w:tcW w:w="3372" w:type="dxa"/>
             <w:vAlign w:val="center"/>
           </w:tcPr>
           <w:p>
@@ -480,7 +480,7 @@
         </w:tc>
         <w:tc>
           <w:tcPr>
-            <w:tcW w:w="3000" w:type="dxa"/>
+            <w:tcW w:w="2988" w:type="dxa"/>
             <w:vAlign w:val="center"/>
           </w:tcPr>
           <w:p>
@@ -501,7 +501,7 @@
       <w:tr>
         <w:tc>
           <w:tcPr>
-            <w:tcW w:w="3300" w:type="dxa"/>
+            <w:tcW w:w="3276" w:type="dxa"/>
             <w:vAlign w:val="center"/>
           </w:tcPr>
           <w:p>
@@ -520,7 +520,7 @@
         </w:tc>
         <w:tc>
           <w:tcPr>
-            <w:tcW w:w="3336" w:type="dxa"/>
+            <w:tcW w:w="3372" w:type="dxa"/>
             <w:vAlign w:val="center"/>
           </w:tcPr>
           <w:p>
@@ -539,7 +539,7 @@
         </w:tc>
         <w:tc>
           <w:tcPr>
-            <w:tcW w:w="3000" w:type="dxa"/>
+            <w:tcW w:w="2988" w:type="dxa"/>
             <w:vAlign w:val="center"/>
           </w:tcPr>
           <w:p>
@@ -1485,7 +1485,7 @@
           <w:b/>
           <w:sz w:val="26"/>
         </w:rPr>
-        <w:t xml:space="preserve">Общие сведения об объекте, его назначении и месте расположения</w:t>
+        <w:t xml:space="preserve">1. Общие сведения об объекте, его назначении и месте расположения</w:t>
       </w:r>
     </w:p>
     <w:p>
@@ -1514,7 +1514,7 @@
     </w:p>
     <w:tbl>
       <w:tblPr>
-        <w:tblW w:w="11638" w:type="dxa"/>
+        <w:tblW w:w="9354" w:type="dxa"/>
         <w:tblBorders>
           <w:top w:val="single" w:sz="4" w:color="C9C9C9"/>
           <w:left w:val="single" w:sz="4" w:color="C9C9C9"/>
@@ -1526,14 +1526,17 @@
         <w:tblLayout w:type="fixed"/>
       </w:tblPr>
       <w:tblGrid>
-        <w:gridCol w:w="3600"/>
-        <w:gridCol w:w="5000"/>
-        <w:gridCol w:w="3038"/>
+        <w:gridCol w:w="3100"/>
+        <w:gridCol w:w="4300"/>
+        <w:gridCol w:w="1954"/>
       </w:tblGrid>
       <w:tr>
-        <w:tc>
-          <w:tcPr>
-            <w:tcW w:w="3600" w:type="dxa"/>
+        <w:trPr>
+          <w:tblHeader/>
+        </w:trPr>
+        <w:tc>
+          <w:tcPr>
+            <w:tcW w:w="3100" w:type="dxa"/>
             <w:shd w:val="clear" w:fill="EFEFEF"/>
           </w:tcPr>
           <w:p>
@@ -1548,7 +1551,7 @@
         </w:tc>
         <w:tc>
           <w:tcPr>
-            <w:tcW w:w="5000" w:type="dxa"/>
+            <w:tcW w:w="4300" w:type="dxa"/>
             <w:shd w:val="clear" w:fill="EFEFEF"/>
           </w:tcPr>
           <w:p>
@@ -1563,7 +1566,7 @@
         </w:tc>
         <w:tc>
           <w:tcPr>
-            <w:tcW w:w="3038" w:type="dxa"/>
+            <w:tcW w:w="1954" w:type="dxa"/>
             <w:shd w:val="clear" w:fill="EFEFEF"/>
           </w:tcPr>
           <w:p>
@@ -1580,7 +1583,7 @@
       <w:tr>
         <w:tc>
           <w:tcPr>
-            <w:tcW w:w="3600" w:type="dxa"/>
+            <w:tcW w:w="3100" w:type="dxa"/>
           </w:tcPr>
           <w:p>
             <w:r>
@@ -1593,7 +1596,7 @@
         </w:tc>
         <w:tc>
           <w:tcPr>
-            <w:tcW w:w="5000" w:type="dxa"/>
+            <w:tcW w:w="4300" w:type="dxa"/>
           </w:tcPr>
           <w:p>
             <w:r>
@@ -1606,7 +1609,7 @@
         </w:tc>
         <w:tc>
           <w:tcPr>
-            <w:tcW w:w="3038" w:type="dxa"/>
+            <w:tcW w:w="1954" w:type="dxa"/>
           </w:tcPr>
           <w:p>
             <w:r>
@@ -1622,7 +1625,7 @@
       <w:tr>
         <w:tc>
           <w:tcPr>
-            <w:tcW w:w="3600" w:type="dxa"/>
+            <w:tcW w:w="3100" w:type="dxa"/>
           </w:tcPr>
           <w:p>
             <w:r>
@@ -1635,7 +1638,7 @@
         </w:tc>
         <w:tc>
           <w:tcPr>
-            <w:tcW w:w="5000" w:type="dxa"/>
+            <w:tcW w:w="4300" w:type="dxa"/>
           </w:tcPr>
           <w:p>
             <w:r>
@@ -1648,7 +1651,7 @@
         </w:tc>
         <w:tc>
           <w:tcPr>
-            <w:tcW w:w="3038" w:type="dxa"/>
+            <w:tcW w:w="1954" w:type="dxa"/>
           </w:tcPr>
           <w:p>
             <w:r>
@@ -1664,7 +1667,7 @@
       <w:tr>
         <w:tc>
           <w:tcPr>
-            <w:tcW w:w="3600" w:type="dxa"/>
+            <w:tcW w:w="3100" w:type="dxa"/>
           </w:tcPr>
           <w:p>
             <w:r>
@@ -1677,7 +1680,7 @@
         </w:tc>
         <w:tc>
           <w:tcPr>
-            <w:tcW w:w="5000" w:type="dxa"/>
+            <w:tcW w:w="4300" w:type="dxa"/>
           </w:tcPr>
           <w:p>
             <w:r>
@@ -1690,7 +1693,7 @@
         </w:tc>
         <w:tc>
           <w:tcPr>
-            <w:tcW w:w="3038" w:type="dxa"/>
+            <w:tcW w:w="1954" w:type="dxa"/>
           </w:tcPr>
           <w:p>
             <w:r>
@@ -1706,7 +1709,7 @@
       <w:tr>
         <w:tc>
           <w:tcPr>
-            <w:tcW w:w="3600" w:type="dxa"/>
+            <w:tcW w:w="3100" w:type="dxa"/>
           </w:tcPr>
           <w:p>
             <w:r>
@@ -1719,7 +1722,7 @@
         </w:tc>
         <w:tc>
           <w:tcPr>
-            <w:tcW w:w="5000" w:type="dxa"/>
+            <w:tcW w:w="4300" w:type="dxa"/>
           </w:tcPr>
           <w:p>
             <w:r>
@@ -1732,7 +1735,7 @@
         </w:tc>
         <w:tc>
           <w:tcPr>
-            <w:tcW w:w="3038" w:type="dxa"/>
+            <w:tcW w:w="1954" w:type="dxa"/>
           </w:tcPr>
           <w:p>
             <w:r>
@@ -1748,7 +1751,7 @@
       <w:tr>
         <w:tc>
           <w:tcPr>
-            <w:tcW w:w="3600" w:type="dxa"/>
+            <w:tcW w:w="3100" w:type="dxa"/>
           </w:tcPr>
           <w:p>
             <w:r>
@@ -1761,7 +1764,7 @@
         </w:tc>
         <w:tc>
           <w:tcPr>
-            <w:tcW w:w="5000" w:type="dxa"/>
+            <w:tcW w:w="4300" w:type="dxa"/>
           </w:tcPr>
           <w:p>
             <w:r>
@@ -1774,7 +1777,7 @@
         </w:tc>
         <w:tc>
           <w:tcPr>
-            <w:tcW w:w="3038" w:type="dxa"/>
+            <w:tcW w:w="1954" w:type="dxa"/>
           </w:tcPr>
           <w:p>
             <w:r>
@@ -1790,7 +1793,7 @@
       <w:tr>
         <w:tc>
           <w:tcPr>
-            <w:tcW w:w="3600" w:type="dxa"/>
+            <w:tcW w:w="3100" w:type="dxa"/>
           </w:tcPr>
           <w:p>
             <w:r>
@@ -1803,7 +1806,7 @@
         </w:tc>
         <w:tc>
           <w:tcPr>
-            <w:tcW w:w="5000" w:type="dxa"/>
+            <w:tcW w:w="4300" w:type="dxa"/>
           </w:tcPr>
           <w:p>
             <w:r>
@@ -1816,7 +1819,7 @@
         </w:tc>
         <w:tc>
           <w:tcPr>
-            <w:tcW w:w="3038" w:type="dxa"/>
+            <w:tcW w:w="1954" w:type="dxa"/>
           </w:tcPr>
           <w:p>
             <w:r>
@@ -1832,7 +1835,7 @@
       <w:tr>
         <w:tc>
           <w:tcPr>
-            <w:tcW w:w="3600" w:type="dxa"/>
+            <w:tcW w:w="3100" w:type="dxa"/>
           </w:tcPr>
           <w:p>
             <w:r>
@@ -1845,7 +1848,7 @@
         </w:tc>
         <w:tc>
           <w:tcPr>
-            <w:tcW w:w="5000" w:type="dxa"/>
+            <w:tcW w:w="4300" w:type="dxa"/>
           </w:tcPr>
           <w:p>
             <w:r>
@@ -1858,7 +1861,7 @@
         </w:tc>
         <w:tc>
           <w:tcPr>
-            <w:tcW w:w="3038" w:type="dxa"/>
+            <w:tcW w:w="1954" w:type="dxa"/>
           </w:tcPr>
           <w:p>
             <w:r>
@@ -1929,7 +1932,7 @@
           <w:b/>
           <w:sz w:val="26"/>
         </w:rPr>
-        <w:t xml:space="preserve">Данные о сырье, продукции и производимом паре (после РОУ)</w:t>
+        <w:t xml:space="preserve">2. Данные о сырье, продукции и производимом паре (после РОУ)</w:t>
       </w:r>
     </w:p>
     <w:p>
@@ -1958,7 +1961,7 @@
     </w:p>
     <w:tbl>
       <w:tblPr>
-        <w:tblW w:w="11638" w:type="dxa"/>
+        <w:tblW w:w="9354" w:type="dxa"/>
         <w:tblBorders>
           <w:top w:val="single" w:sz="4" w:color="C9C9C9"/>
           <w:left w:val="single" w:sz="4" w:color="C9C9C9"/>
@@ -1970,14 +1973,17 @@
         <w:tblLayout w:type="fixed"/>
       </w:tblPr>
       <w:tblGrid>
-        <w:gridCol w:w="3600"/>
-        <w:gridCol w:w="5000"/>
-        <w:gridCol w:w="3038"/>
+        <w:gridCol w:w="3100"/>
+        <w:gridCol w:w="4300"/>
+        <w:gridCol w:w="1954"/>
       </w:tblGrid>
       <w:tr>
-        <w:tc>
-          <w:tcPr>
-            <w:tcW w:w="3600" w:type="dxa"/>
+        <w:trPr>
+          <w:tblHeader/>
+        </w:trPr>
+        <w:tc>
+          <w:tcPr>
+            <w:tcW w:w="3100" w:type="dxa"/>
             <w:shd w:val="clear" w:fill="EFEFEF"/>
           </w:tcPr>
           <w:p>
@@ -1992,7 +1998,7 @@
         </w:tc>
         <w:tc>
           <w:tcPr>
-            <w:tcW w:w="5000" w:type="dxa"/>
+            <w:tcW w:w="4300" w:type="dxa"/>
             <w:shd w:val="clear" w:fill="EFEFEF"/>
           </w:tcPr>
           <w:p>
@@ -2007,7 +2013,7 @@
         </w:tc>
         <w:tc>
           <w:tcPr>
-            <w:tcW w:w="3038" w:type="dxa"/>
+            <w:tcW w:w="1954" w:type="dxa"/>
             <w:shd w:val="clear" w:fill="EFEFEF"/>
           </w:tcPr>
           <w:p>
@@ -2024,7 +2030,7 @@
       <w:tr>
         <w:tc>
           <w:tcPr>
-            <w:tcW w:w="3600" w:type="dxa"/>
+            <w:tcW w:w="3100" w:type="dxa"/>
           </w:tcPr>
           <w:p>
             <w:r>
@@ -2037,7 +2043,7 @@
         </w:tc>
         <w:tc>
           <w:tcPr>
-            <w:tcW w:w="5000" w:type="dxa"/>
+            <w:tcW w:w="4300" w:type="dxa"/>
           </w:tcPr>
           <w:p>
             <w:r>
@@ -2050,7 +2056,7 @@
         </w:tc>
         <w:tc>
           <w:tcPr>
-            <w:tcW w:w="3038" w:type="dxa"/>
+            <w:tcW w:w="1954" w:type="dxa"/>
           </w:tcPr>
           <w:p>
             <w:r>
@@ -2066,7 +2072,7 @@
       <w:tr>
         <w:tc>
           <w:tcPr>
-            <w:tcW w:w="3600" w:type="dxa"/>
+            <w:tcW w:w="3100" w:type="dxa"/>
           </w:tcPr>
           <w:p>
             <w:r>
@@ -2079,7 +2085,7 @@
         </w:tc>
         <w:tc>
           <w:tcPr>
-            <w:tcW w:w="5000" w:type="dxa"/>
+            <w:tcW w:w="4300" w:type="dxa"/>
           </w:tcPr>
           <w:p>
             <w:r>
@@ -2092,7 +2098,7 @@
         </w:tc>
         <w:tc>
           <w:tcPr>
-            <w:tcW w:w="3038" w:type="dxa"/>
+            <w:tcW w:w="1954" w:type="dxa"/>
           </w:tcPr>
           <w:p>
             <w:r>
@@ -2108,7 +2114,7 @@
       <w:tr>
         <w:tc>
           <w:tcPr>
-            <w:tcW w:w="3600" w:type="dxa"/>
+            <w:tcW w:w="3100" w:type="dxa"/>
           </w:tcPr>
           <w:p>
             <w:r>
@@ -2121,7 +2127,7 @@
         </w:tc>
         <w:tc>
           <w:tcPr>
-            <w:tcW w:w="5000" w:type="dxa"/>
+            <w:tcW w:w="4300" w:type="dxa"/>
           </w:tcPr>
           <w:p>
             <w:r>
@@ -2134,7 +2140,7 @@
         </w:tc>
         <w:tc>
           <w:tcPr>
-            <w:tcW w:w="3038" w:type="dxa"/>
+            <w:tcW w:w="1954" w:type="dxa"/>
           </w:tcPr>
           <w:p>
             <w:r>
@@ -2150,7 +2156,7 @@
       <w:tr>
         <w:tc>
           <w:tcPr>
-            <w:tcW w:w="3600" w:type="dxa"/>
+            <w:tcW w:w="3100" w:type="dxa"/>
           </w:tcPr>
           <w:p>
             <w:r>
@@ -2163,7 +2169,7 @@
         </w:tc>
         <w:tc>
           <w:tcPr>
-            <w:tcW w:w="5000" w:type="dxa"/>
+            <w:tcW w:w="4300" w:type="dxa"/>
           </w:tcPr>
           <w:p>
             <w:r>
@@ -2176,7 +2182,7 @@
         </w:tc>
         <w:tc>
           <w:tcPr>
-            <w:tcW w:w="3038" w:type="dxa"/>
+            <w:tcW w:w="1954" w:type="dxa"/>
           </w:tcPr>
           <w:p>
             <w:r>
@@ -2192,7 +2198,7 @@
       <w:tr>
         <w:tc>
           <w:tcPr>
-            <w:tcW w:w="3600" w:type="dxa"/>
+            <w:tcW w:w="3100" w:type="dxa"/>
           </w:tcPr>
           <w:p>
             <w:r>
@@ -2205,7 +2211,7 @@
         </w:tc>
         <w:tc>
           <w:tcPr>
-            <w:tcW w:w="5000" w:type="dxa"/>
+            <w:tcW w:w="4300" w:type="dxa"/>
           </w:tcPr>
           <w:p>
             <w:r>
@@ -2218,7 +2224,7 @@
         </w:tc>
         <w:tc>
           <w:tcPr>
-            <w:tcW w:w="3038" w:type="dxa"/>
+            <w:tcW w:w="1954" w:type="dxa"/>
           </w:tcPr>
           <w:p>
             <w:r>
@@ -2234,7 +2240,7 @@
       <w:tr>
         <w:tc>
           <w:tcPr>
-            <w:tcW w:w="3600" w:type="dxa"/>
+            <w:tcW w:w="3100" w:type="dxa"/>
           </w:tcPr>
           <w:p>
             <w:r>
@@ -2247,7 +2253,7 @@
         </w:tc>
         <w:tc>
           <w:tcPr>
-            <w:tcW w:w="5000" w:type="dxa"/>
+            <w:tcW w:w="4300" w:type="dxa"/>
           </w:tcPr>
           <w:p>
             <w:r>
@@ -2260,7 +2266,7 @@
         </w:tc>
         <w:tc>
           <w:tcPr>
-            <w:tcW w:w="3038" w:type="dxa"/>
+            <w:tcW w:w="1954" w:type="dxa"/>
           </w:tcPr>
           <w:p>
             <w:r>
@@ -2276,7 +2282,7 @@
       <w:tr>
         <w:tc>
           <w:tcPr>
-            <w:tcW w:w="3600" w:type="dxa"/>
+            <w:tcW w:w="3100" w:type="dxa"/>
           </w:tcPr>
           <w:p>
             <w:r>
@@ -2289,7 +2295,7 @@
         </w:tc>
         <w:tc>
           <w:tcPr>
-            <w:tcW w:w="5000" w:type="dxa"/>
+            <w:tcW w:w="4300" w:type="dxa"/>
           </w:tcPr>
           <w:p>
             <w:r>
@@ -2302,7 +2308,7 @@
         </w:tc>
         <w:tc>
           <w:tcPr>
-            <w:tcW w:w="3038" w:type="dxa"/>
+            <w:tcW w:w="1954" w:type="dxa"/>
           </w:tcPr>
           <w:p>
             <w:r>
@@ -2318,7 +2324,7 @@
       <w:tr>
         <w:tc>
           <w:tcPr>
-            <w:tcW w:w="3600" w:type="dxa"/>
+            <w:tcW w:w="3100" w:type="dxa"/>
           </w:tcPr>
           <w:p>
             <w:r>
@@ -2331,7 +2337,7 @@
         </w:tc>
         <w:tc>
           <w:tcPr>
-            <w:tcW w:w="5000" w:type="dxa"/>
+            <w:tcW w:w="4300" w:type="dxa"/>
           </w:tcPr>
           <w:p>
             <w:r>
@@ -2344,7 +2350,7 @@
         </w:tc>
         <w:tc>
           <w:tcPr>
-            <w:tcW w:w="3038" w:type="dxa"/>
+            <w:tcW w:w="1954" w:type="dxa"/>
           </w:tcPr>
           <w:p>
             <w:r>
@@ -2360,7 +2366,7 @@
       <w:tr>
         <w:tc>
           <w:tcPr>
-            <w:tcW w:w="3600" w:type="dxa"/>
+            <w:tcW w:w="3100" w:type="dxa"/>
           </w:tcPr>
           <w:p>
             <w:r>
@@ -2373,7 +2379,7 @@
         </w:tc>
         <w:tc>
           <w:tcPr>
-            <w:tcW w:w="5000" w:type="dxa"/>
+            <w:tcW w:w="4300" w:type="dxa"/>
           </w:tcPr>
           <w:p>
             <w:r>
@@ -2386,7 +2392,7 @@
         </w:tc>
         <w:tc>
           <w:tcPr>
-            <w:tcW w:w="3038" w:type="dxa"/>
+            <w:tcW w:w="1954" w:type="dxa"/>
           </w:tcPr>
           <w:p>
             <w:r>
@@ -2402,7 +2408,7 @@
       <w:tr>
         <w:tc>
           <w:tcPr>
-            <w:tcW w:w="3600" w:type="dxa"/>
+            <w:tcW w:w="3100" w:type="dxa"/>
           </w:tcPr>
           <w:p>
             <w:r>
@@ -2415,7 +2421,7 @@
         </w:tc>
         <w:tc>
           <w:tcPr>
-            <w:tcW w:w="5000" w:type="dxa"/>
+            <w:tcW w:w="4300" w:type="dxa"/>
           </w:tcPr>
           <w:p>
             <w:r>
@@ -2428,7 +2434,7 @@
         </w:tc>
         <w:tc>
           <w:tcPr>
-            <w:tcW w:w="3038" w:type="dxa"/>
+            <w:tcW w:w="1954" w:type="dxa"/>
           </w:tcPr>
           <w:p>
             <w:r>
@@ -2515,7 +2521,7 @@
           <w:b/>
           <w:sz w:val="26"/>
         </w:rPr>
-        <w:t xml:space="preserve">Описание технологического процесса по операциям (участкам)</w:t>
+        <w:t xml:space="preserve">3. Описание технологического процесса по операциям (участкам)</w:t>
       </w:r>
     </w:p>
     <w:p>
@@ -2560,7 +2566,7 @@
     </w:p>
     <w:tbl>
       <w:tblPr>
-        <w:tblW w:w="11638" w:type="dxa"/>
+        <w:tblW w:w="9354" w:type="dxa"/>
         <w:tblBorders>
           <w:top w:val="single" w:sz="4" w:color="C9C9C9"/>
           <w:left w:val="single" w:sz="4" w:color="C9C9C9"/>
@@ -2572,14 +2578,17 @@
         <w:tblLayout w:type="fixed"/>
       </w:tblPr>
       <w:tblGrid>
-        <w:gridCol w:w="3600"/>
-        <w:gridCol w:w="5000"/>
-        <w:gridCol w:w="3038"/>
+        <w:gridCol w:w="3100"/>
+        <w:gridCol w:w="4300"/>
+        <w:gridCol w:w="1954"/>
       </w:tblGrid>
       <w:tr>
-        <w:tc>
-          <w:tcPr>
-            <w:tcW w:w="3600" w:type="dxa"/>
+        <w:trPr>
+          <w:tblHeader/>
+        </w:trPr>
+        <w:tc>
+          <w:tcPr>
+            <w:tcW w:w="3100" w:type="dxa"/>
             <w:shd w:val="clear" w:fill="EFEFEF"/>
           </w:tcPr>
           <w:p>
@@ -2594,7 +2603,7 @@
         </w:tc>
         <w:tc>
           <w:tcPr>
-            <w:tcW w:w="5000" w:type="dxa"/>
+            <w:tcW w:w="4300" w:type="dxa"/>
             <w:shd w:val="clear" w:fill="EFEFEF"/>
           </w:tcPr>
           <w:p>
@@ -2609,7 +2618,7 @@
         </w:tc>
         <w:tc>
           <w:tcPr>
-            <w:tcW w:w="3038" w:type="dxa"/>
+            <w:tcW w:w="1954" w:type="dxa"/>
             <w:shd w:val="clear" w:fill="EFEFEF"/>
           </w:tcPr>
           <w:p>
@@ -2626,7 +2635,7 @@
       <w:tr>
         <w:tc>
           <w:tcPr>
-            <w:tcW w:w="3600" w:type="dxa"/>
+            <w:tcW w:w="3100" w:type="dxa"/>
           </w:tcPr>
           <w:p>
             <w:r>
@@ -2639,7 +2648,7 @@
         </w:tc>
         <w:tc>
           <w:tcPr>
-            <w:tcW w:w="5000" w:type="dxa"/>
+            <w:tcW w:w="4300" w:type="dxa"/>
           </w:tcPr>
           <w:p>
             <w:r>
@@ -2652,7 +2661,7 @@
         </w:tc>
         <w:tc>
           <w:tcPr>
-            <w:tcW w:w="3038" w:type="dxa"/>
+            <w:tcW w:w="1954" w:type="dxa"/>
           </w:tcPr>
           <w:p>
             <w:r>
@@ -2668,7 +2677,7 @@
       <w:tr>
         <w:tc>
           <w:tcPr>
-            <w:tcW w:w="3600" w:type="dxa"/>
+            <w:tcW w:w="3100" w:type="dxa"/>
           </w:tcPr>
           <w:p>
             <w:r>
@@ -2681,7 +2690,7 @@
         </w:tc>
         <w:tc>
           <w:tcPr>
-            <w:tcW w:w="5000" w:type="dxa"/>
+            <w:tcW w:w="4300" w:type="dxa"/>
           </w:tcPr>
           <w:p>
             <w:r>
@@ -2694,7 +2703,7 @@
         </w:tc>
         <w:tc>
           <w:tcPr>
-            <w:tcW w:w="3038" w:type="dxa"/>
+            <w:tcW w:w="1954" w:type="dxa"/>
           </w:tcPr>
           <w:p>
             <w:r>
@@ -2710,7 +2719,7 @@
       <w:tr>
         <w:tc>
           <w:tcPr>
-            <w:tcW w:w="3600" w:type="dxa"/>
+            <w:tcW w:w="3100" w:type="dxa"/>
           </w:tcPr>
           <w:p>
             <w:r>
@@ -2723,7 +2732,7 @@
         </w:tc>
         <w:tc>
           <w:tcPr>
-            <w:tcW w:w="5000" w:type="dxa"/>
+            <w:tcW w:w="4300" w:type="dxa"/>
           </w:tcPr>
           <w:p>
             <w:r>
@@ -2736,7 +2745,7 @@
         </w:tc>
         <w:tc>
           <w:tcPr>
-            <w:tcW w:w="3038" w:type="dxa"/>
+            <w:tcW w:w="1954" w:type="dxa"/>
           </w:tcPr>
           <w:p>
             <w:r>
@@ -2752,7 +2761,7 @@
       <w:tr>
         <w:tc>
           <w:tcPr>
-            <w:tcW w:w="3600" w:type="dxa"/>
+            <w:tcW w:w="3100" w:type="dxa"/>
           </w:tcPr>
           <w:p>
             <w:r>
@@ -2765,7 +2774,7 @@
         </w:tc>
         <w:tc>
           <w:tcPr>
-            <w:tcW w:w="5000" w:type="dxa"/>
+            <w:tcW w:w="4300" w:type="dxa"/>
           </w:tcPr>
           <w:p>
             <w:r>
@@ -2778,7 +2787,7 @@
         </w:tc>
         <w:tc>
           <w:tcPr>
-            <w:tcW w:w="3038" w:type="dxa"/>
+            <w:tcW w:w="1954" w:type="dxa"/>
           </w:tcPr>
           <w:p>
             <w:r>
@@ -2794,7 +2803,7 @@
       <w:tr>
         <w:tc>
           <w:tcPr>
-            <w:tcW w:w="3600" w:type="dxa"/>
+            <w:tcW w:w="3100" w:type="dxa"/>
           </w:tcPr>
           <w:p>
             <w:r>
@@ -2807,7 +2816,7 @@
         </w:tc>
         <w:tc>
           <w:tcPr>
-            <w:tcW w:w="5000" w:type="dxa"/>
+            <w:tcW w:w="4300" w:type="dxa"/>
           </w:tcPr>
           <w:p>
             <w:r>
@@ -2820,7 +2829,7 @@
         </w:tc>
         <w:tc>
           <w:tcPr>
-            <w:tcW w:w="3038" w:type="dxa"/>
+            <w:tcW w:w="1954" w:type="dxa"/>
           </w:tcPr>
           <w:p>
             <w:r>
@@ -2836,7 +2845,7 @@
       <w:tr>
         <w:tc>
           <w:tcPr>
-            <w:tcW w:w="3600" w:type="dxa"/>
+            <w:tcW w:w="3100" w:type="dxa"/>
           </w:tcPr>
           <w:p>
             <w:r>
@@ -2849,7 +2858,7 @@
         </w:tc>
         <w:tc>
           <w:tcPr>
-            <w:tcW w:w="5000" w:type="dxa"/>
+            <w:tcW w:w="4300" w:type="dxa"/>
           </w:tcPr>
           <w:p>
             <w:r>
@@ -2862,7 +2871,7 @@
         </w:tc>
         <w:tc>
           <w:tcPr>
-            <w:tcW w:w="3038" w:type="dxa"/>
+            <w:tcW w:w="1954" w:type="dxa"/>
           </w:tcPr>
           <w:p>
             <w:r>
@@ -2878,7 +2887,7 @@
       <w:tr>
         <w:tc>
           <w:tcPr>
-            <w:tcW w:w="3600" w:type="dxa"/>
+            <w:tcW w:w="3100" w:type="dxa"/>
           </w:tcPr>
           <w:p>
             <w:r>
@@ -2891,7 +2900,7 @@
         </w:tc>
         <w:tc>
           <w:tcPr>
-            <w:tcW w:w="5000" w:type="dxa"/>
+            <w:tcW w:w="4300" w:type="dxa"/>
           </w:tcPr>
           <w:p>
             <w:r>
@@ -2904,7 +2913,7 @@
         </w:tc>
         <w:tc>
           <w:tcPr>
-            <w:tcW w:w="3038" w:type="dxa"/>
+            <w:tcW w:w="1954" w:type="dxa"/>
           </w:tcPr>
           <w:p>
             <w:r>
@@ -2920,7 +2929,7 @@
       <w:tr>
         <w:tc>
           <w:tcPr>
-            <w:tcW w:w="3600" w:type="dxa"/>
+            <w:tcW w:w="3100" w:type="dxa"/>
           </w:tcPr>
           <w:p>
             <w:r>
@@ -2933,7 +2942,7 @@
         </w:tc>
         <w:tc>
           <w:tcPr>
-            <w:tcW w:w="5000" w:type="dxa"/>
+            <w:tcW w:w="4300" w:type="dxa"/>
           </w:tcPr>
           <w:p>
             <w:r>
@@ -2946,7 +2955,7 @@
         </w:tc>
         <w:tc>
           <w:tcPr>
-            <w:tcW w:w="3038" w:type="dxa"/>
+            <w:tcW w:w="1954" w:type="dxa"/>
           </w:tcPr>
           <w:p>
             <w:r>
@@ -2962,7 +2971,7 @@
       <w:tr>
         <w:tc>
           <w:tcPr>
-            <w:tcW w:w="3600" w:type="dxa"/>
+            <w:tcW w:w="3100" w:type="dxa"/>
           </w:tcPr>
           <w:p>
             <w:r>
@@ -2975,7 +2984,7 @@
         </w:tc>
         <w:tc>
           <w:tcPr>
-            <w:tcW w:w="5000" w:type="dxa"/>
+            <w:tcW w:w="4300" w:type="dxa"/>
           </w:tcPr>
           <w:p>
             <w:r>
@@ -2988,7 +2997,7 @@
         </w:tc>
         <w:tc>
           <w:tcPr>
-            <w:tcW w:w="3038" w:type="dxa"/>
+            <w:tcW w:w="1954" w:type="dxa"/>
           </w:tcPr>
           <w:p>
             <w:r>
@@ -3107,7 +3116,7 @@
           <w:b/>
           <w:sz w:val="26"/>
         </w:rPr>
-        <w:t xml:space="preserve">Материальные балансы (сводный и по участкам)</w:t>
+        <w:t xml:space="preserve">4. Материальные балансы (сводный и по участкам)</w:t>
       </w:r>
     </w:p>
     <w:p>
@@ -3136,7 +3145,7 @@
     </w:p>
     <w:tbl>
       <w:tblPr>
-        <w:tblW w:w="11638" w:type="dxa"/>
+        <w:tblW w:w="9354" w:type="dxa"/>
         <w:tblBorders>
           <w:top w:val="single" w:sz="4" w:color="C9C9C9"/>
           <w:left w:val="single" w:sz="4" w:color="C9C9C9"/>
@@ -3148,14 +3157,17 @@
         <w:tblLayout w:type="fixed"/>
       </w:tblPr>
       <w:tblGrid>
-        <w:gridCol w:w="3600"/>
-        <w:gridCol w:w="5000"/>
-        <w:gridCol w:w="3038"/>
+        <w:gridCol w:w="3100"/>
+        <w:gridCol w:w="4300"/>
+        <w:gridCol w:w="1954"/>
       </w:tblGrid>
       <w:tr>
-        <w:tc>
-          <w:tcPr>
-            <w:tcW w:w="3600" w:type="dxa"/>
+        <w:trPr>
+          <w:tblHeader/>
+        </w:trPr>
+        <w:tc>
+          <w:tcPr>
+            <w:tcW w:w="3100" w:type="dxa"/>
             <w:shd w:val="clear" w:fill="EFEFEF"/>
           </w:tcPr>
           <w:p>
@@ -3170,7 +3182,7 @@
         </w:tc>
         <w:tc>
           <w:tcPr>
-            <w:tcW w:w="5000" w:type="dxa"/>
+            <w:tcW w:w="4300" w:type="dxa"/>
             <w:shd w:val="clear" w:fill="EFEFEF"/>
           </w:tcPr>
           <w:p>
@@ -3185,7 +3197,7 @@
         </w:tc>
         <w:tc>
           <w:tcPr>
-            <w:tcW w:w="3038" w:type="dxa"/>
+            <w:tcW w:w="1954" w:type="dxa"/>
             <w:shd w:val="clear" w:fill="EFEFEF"/>
           </w:tcPr>
           <w:p>
@@ -3202,7 +3214,7 @@
       <w:tr>
         <w:tc>
           <w:tcPr>
-            <w:tcW w:w="3600" w:type="dxa"/>
+            <w:tcW w:w="3100" w:type="dxa"/>
           </w:tcPr>
           <w:p>
             <w:r>
@@ -3215,7 +3227,7 @@
         </w:tc>
         <w:tc>
           <w:tcPr>
-            <w:tcW w:w="5000" w:type="dxa"/>
+            <w:tcW w:w="4300" w:type="dxa"/>
           </w:tcPr>
           <w:p>
             <w:r>
@@ -3228,7 +3240,7 @@
         </w:tc>
         <w:tc>
           <w:tcPr>
-            <w:tcW w:w="3038" w:type="dxa"/>
+            <w:tcW w:w="1954" w:type="dxa"/>
           </w:tcPr>
           <w:p>
             <w:r>
@@ -3244,7 +3256,7 @@
       <w:tr>
         <w:tc>
           <w:tcPr>
-            <w:tcW w:w="3600" w:type="dxa"/>
+            <w:tcW w:w="3100" w:type="dxa"/>
           </w:tcPr>
           <w:p>
             <w:r>
@@ -3257,7 +3269,7 @@
         </w:tc>
         <w:tc>
           <w:tcPr>
-            <w:tcW w:w="5000" w:type="dxa"/>
+            <w:tcW w:w="4300" w:type="dxa"/>
           </w:tcPr>
           <w:p>
             <w:r>
@@ -3270,7 +3282,7 @@
         </w:tc>
         <w:tc>
           <w:tcPr>
-            <w:tcW w:w="3038" w:type="dxa"/>
+            <w:tcW w:w="1954" w:type="dxa"/>
           </w:tcPr>
           <w:p>
             <w:r>
@@ -3286,7 +3298,7 @@
       <w:tr>
         <w:tc>
           <w:tcPr>
-            <w:tcW w:w="3600" w:type="dxa"/>
+            <w:tcW w:w="3100" w:type="dxa"/>
           </w:tcPr>
           <w:p>
             <w:r>
@@ -3299,7 +3311,7 @@
         </w:tc>
         <w:tc>
           <w:tcPr>
-            <w:tcW w:w="5000" w:type="dxa"/>
+            <w:tcW w:w="4300" w:type="dxa"/>
           </w:tcPr>
           <w:p>
             <w:r>
@@ -3312,7 +3324,7 @@
         </w:tc>
         <w:tc>
           <w:tcPr>
-            <w:tcW w:w="3038" w:type="dxa"/>
+            <w:tcW w:w="1954" w:type="dxa"/>
           </w:tcPr>
           <w:p>
             <w:r>
@@ -3328,7 +3340,7 @@
       <w:tr>
         <w:tc>
           <w:tcPr>
-            <w:tcW w:w="3600" w:type="dxa"/>
+            <w:tcW w:w="3100" w:type="dxa"/>
           </w:tcPr>
           <w:p>
             <w:r>
@@ -3341,7 +3353,7 @@
         </w:tc>
         <w:tc>
           <w:tcPr>
-            <w:tcW w:w="5000" w:type="dxa"/>
+            <w:tcW w:w="4300" w:type="dxa"/>
           </w:tcPr>
           <w:p>
             <w:r>
@@ -3354,7 +3366,7 @@
         </w:tc>
         <w:tc>
           <w:tcPr>
-            <w:tcW w:w="3038" w:type="dxa"/>
+            <w:tcW w:w="1954" w:type="dxa"/>
           </w:tcPr>
           <w:p>
             <w:r>
@@ -3370,7 +3382,7 @@
       <w:tr>
         <w:tc>
           <w:tcPr>
-            <w:tcW w:w="3600" w:type="dxa"/>
+            <w:tcW w:w="3100" w:type="dxa"/>
           </w:tcPr>
           <w:p>
             <w:r>
@@ -3383,7 +3395,7 @@
         </w:tc>
         <w:tc>
           <w:tcPr>
-            <w:tcW w:w="5000" w:type="dxa"/>
+            <w:tcW w:w="4300" w:type="dxa"/>
           </w:tcPr>
           <w:p>
             <w:r>
@@ -3396,7 +3408,7 @@
         </w:tc>
         <w:tc>
           <w:tcPr>
-            <w:tcW w:w="3038" w:type="dxa"/>
+            <w:tcW w:w="1954" w:type="dxa"/>
           </w:tcPr>
           <w:p>
             <w:r>
@@ -3412,7 +3424,7 @@
       <w:tr>
         <w:tc>
           <w:tcPr>
-            <w:tcW w:w="3600" w:type="dxa"/>
+            <w:tcW w:w="3100" w:type="dxa"/>
           </w:tcPr>
           <w:p>
             <w:r>
@@ -3425,7 +3437,7 @@
         </w:tc>
         <w:tc>
           <w:tcPr>
-            <w:tcW w:w="5000" w:type="dxa"/>
+            <w:tcW w:w="4300" w:type="dxa"/>
           </w:tcPr>
           <w:p>
             <w:r>
@@ -3438,7 +3450,7 @@
         </w:tc>
         <w:tc>
           <w:tcPr>
-            <w:tcW w:w="3038" w:type="dxa"/>
+            <w:tcW w:w="1954" w:type="dxa"/>
           </w:tcPr>
           <w:p>
             <w:r>
@@ -3454,7 +3466,7 @@
       <w:tr>
         <w:tc>
           <w:tcPr>
-            <w:tcW w:w="3600" w:type="dxa"/>
+            <w:tcW w:w="3100" w:type="dxa"/>
           </w:tcPr>
           <w:p>
             <w:r>
@@ -3467,7 +3479,7 @@
         </w:tc>
         <w:tc>
           <w:tcPr>
-            <w:tcW w:w="5000" w:type="dxa"/>
+            <w:tcW w:w="4300" w:type="dxa"/>
           </w:tcPr>
           <w:p>
             <w:r>
@@ -3480,7 +3492,7 @@
         </w:tc>
         <w:tc>
           <w:tcPr>
-            <w:tcW w:w="3038" w:type="dxa"/>
+            <w:tcW w:w="1954" w:type="dxa"/>
           </w:tcPr>
           <w:p>
             <w:r>
@@ -3496,7 +3508,7 @@
       <w:tr>
         <w:tc>
           <w:tcPr>
-            <w:tcW w:w="3600" w:type="dxa"/>
+            <w:tcW w:w="3100" w:type="dxa"/>
           </w:tcPr>
           <w:p>
             <w:r>
@@ -3509,7 +3521,7 @@
         </w:tc>
         <w:tc>
           <w:tcPr>
-            <w:tcW w:w="5000" w:type="dxa"/>
+            <w:tcW w:w="4300" w:type="dxa"/>
           </w:tcPr>
           <w:p>
             <w:r>
@@ -3522,7 +3534,7 @@
         </w:tc>
         <w:tc>
           <w:tcPr>
-            <w:tcW w:w="3038" w:type="dxa"/>
+            <w:tcW w:w="1954" w:type="dxa"/>
           </w:tcPr>
           <w:p>
             <w:r>
@@ -3609,7 +3621,7 @@
           <w:b/>
           <w:sz w:val="26"/>
         </w:rPr>
-        <w:t xml:space="preserve">Тепловые балансы основного технологического оборудования (печь КС, котёл-утилизатор, холодильники)</w:t>
+        <w:t xml:space="preserve">5. Тепловые балансы основного технологического оборудования (печь КС, котёл-утилизатор, холодильники)</w:t>
       </w:r>
     </w:p>
     <w:p>
@@ -3638,7 +3650,7 @@
     </w:p>
     <w:tbl>
       <w:tblPr>
-        <w:tblW w:w="11638" w:type="dxa"/>
+        <w:tblW w:w="9354" w:type="dxa"/>
         <w:tblBorders>
           <w:top w:val="single" w:sz="4" w:color="C9C9C9"/>
           <w:left w:val="single" w:sz="4" w:color="C9C9C9"/>
@@ -3650,14 +3662,17 @@
         <w:tblLayout w:type="fixed"/>
       </w:tblPr>
       <w:tblGrid>
-        <w:gridCol w:w="3600"/>
-        <w:gridCol w:w="5000"/>
-        <w:gridCol w:w="3038"/>
+        <w:gridCol w:w="3100"/>
+        <w:gridCol w:w="4300"/>
+        <w:gridCol w:w="1954"/>
       </w:tblGrid>
       <w:tr>
-        <w:tc>
-          <w:tcPr>
-            <w:tcW w:w="3600" w:type="dxa"/>
+        <w:trPr>
+          <w:tblHeader/>
+        </w:trPr>
+        <w:tc>
+          <w:tcPr>
+            <w:tcW w:w="3100" w:type="dxa"/>
             <w:shd w:val="clear" w:fill="EFEFEF"/>
           </w:tcPr>
           <w:p>
@@ -3672,7 +3687,7 @@
         </w:tc>
         <w:tc>
           <w:tcPr>
-            <w:tcW w:w="5000" w:type="dxa"/>
+            <w:tcW w:w="4300" w:type="dxa"/>
             <w:shd w:val="clear" w:fill="EFEFEF"/>
           </w:tcPr>
           <w:p>
@@ -3687,7 +3702,7 @@
         </w:tc>
         <w:tc>
           <w:tcPr>
-            <w:tcW w:w="3038" w:type="dxa"/>
+            <w:tcW w:w="1954" w:type="dxa"/>
             <w:shd w:val="clear" w:fill="EFEFEF"/>
           </w:tcPr>
           <w:p>
@@ -3704,7 +3719,7 @@
       <w:tr>
         <w:tc>
           <w:tcPr>
-            <w:tcW w:w="3600" w:type="dxa"/>
+            <w:tcW w:w="3100" w:type="dxa"/>
           </w:tcPr>
           <w:p>
             <w:r>
@@ -3717,7 +3732,7 @@
         </w:tc>
         <w:tc>
           <w:tcPr>
-            <w:tcW w:w="5000" w:type="dxa"/>
+            <w:tcW w:w="4300" w:type="dxa"/>
           </w:tcPr>
           <w:p>
             <w:r>
@@ -3730,7 +3745,7 @@
         </w:tc>
         <w:tc>
           <w:tcPr>
-            <w:tcW w:w="3038" w:type="dxa"/>
+            <w:tcW w:w="1954" w:type="dxa"/>
           </w:tcPr>
           <w:p>
             <w:r>
@@ -3746,7 +3761,7 @@
       <w:tr>
         <w:tc>
           <w:tcPr>
-            <w:tcW w:w="3600" w:type="dxa"/>
+            <w:tcW w:w="3100" w:type="dxa"/>
           </w:tcPr>
           <w:p>
             <w:r>
@@ -3759,7 +3774,7 @@
         </w:tc>
         <w:tc>
           <w:tcPr>
-            <w:tcW w:w="5000" w:type="dxa"/>
+            <w:tcW w:w="4300" w:type="dxa"/>
           </w:tcPr>
           <w:p>
             <w:r>
@@ -3772,7 +3787,7 @@
         </w:tc>
         <w:tc>
           <w:tcPr>
-            <w:tcW w:w="3038" w:type="dxa"/>
+            <w:tcW w:w="1954" w:type="dxa"/>
           </w:tcPr>
           <w:p>
             <w:r>
@@ -3788,7 +3803,7 @@
       <w:tr>
         <w:tc>
           <w:tcPr>
-            <w:tcW w:w="3600" w:type="dxa"/>
+            <w:tcW w:w="3100" w:type="dxa"/>
           </w:tcPr>
           <w:p>
             <w:r>
@@ -3801,7 +3816,7 @@
         </w:tc>
         <w:tc>
           <w:tcPr>
-            <w:tcW w:w="5000" w:type="dxa"/>
+            <w:tcW w:w="4300" w:type="dxa"/>
           </w:tcPr>
           <w:p>
             <w:r>
@@ -3814,7 +3829,7 @@
         </w:tc>
         <w:tc>
           <w:tcPr>
-            <w:tcW w:w="3038" w:type="dxa"/>
+            <w:tcW w:w="1954" w:type="dxa"/>
           </w:tcPr>
           <w:p>
             <w:r>
@@ -3830,7 +3845,7 @@
       <w:tr>
         <w:tc>
           <w:tcPr>
-            <w:tcW w:w="3600" w:type="dxa"/>
+            <w:tcW w:w="3100" w:type="dxa"/>
           </w:tcPr>
           <w:p>
             <w:r>
@@ -3843,7 +3858,7 @@
         </w:tc>
         <w:tc>
           <w:tcPr>
-            <w:tcW w:w="5000" w:type="dxa"/>
+            <w:tcW w:w="4300" w:type="dxa"/>
           </w:tcPr>
           <w:p>
             <w:r>
@@ -3856,7 +3871,7 @@
         </w:tc>
         <w:tc>
           <w:tcPr>
-            <w:tcW w:w="3038" w:type="dxa"/>
+            <w:tcW w:w="1954" w:type="dxa"/>
           </w:tcPr>
           <w:p>
             <w:r>
@@ -3872,7 +3887,7 @@
       <w:tr>
         <w:tc>
           <w:tcPr>
-            <w:tcW w:w="3600" w:type="dxa"/>
+            <w:tcW w:w="3100" w:type="dxa"/>
           </w:tcPr>
           <w:p>
             <w:r>
@@ -3885,7 +3900,7 @@
         </w:tc>
         <w:tc>
           <w:tcPr>
-            <w:tcW w:w="5000" w:type="dxa"/>
+            <w:tcW w:w="4300" w:type="dxa"/>
           </w:tcPr>
           <w:p>
             <w:r>
@@ -3898,7 +3913,7 @@
         </w:tc>
         <w:tc>
           <w:tcPr>
-            <w:tcW w:w="3038" w:type="dxa"/>
+            <w:tcW w:w="1954" w:type="dxa"/>
           </w:tcPr>
           <w:p>
             <w:r>
@@ -3914,7 +3929,7 @@
       <w:tr>
         <w:tc>
           <w:tcPr>
-            <w:tcW w:w="3600" w:type="dxa"/>
+            <w:tcW w:w="3100" w:type="dxa"/>
           </w:tcPr>
           <w:p>
             <w:r>
@@ -3927,7 +3942,7 @@
         </w:tc>
         <w:tc>
           <w:tcPr>
-            <w:tcW w:w="5000" w:type="dxa"/>
+            <w:tcW w:w="4300" w:type="dxa"/>
           </w:tcPr>
           <w:p>
             <w:r>
@@ -3940,7 +3955,7 @@
         </w:tc>
         <w:tc>
           <w:tcPr>
-            <w:tcW w:w="3038" w:type="dxa"/>
+            <w:tcW w:w="1954" w:type="dxa"/>
           </w:tcPr>
           <w:p>
             <w:r>
@@ -3956,7 +3971,7 @@
       <w:tr>
         <w:tc>
           <w:tcPr>
-            <w:tcW w:w="3600" w:type="dxa"/>
+            <w:tcW w:w="3100" w:type="dxa"/>
           </w:tcPr>
           <w:p>
             <w:r>
@@ -3969,7 +3984,7 @@
         </w:tc>
         <w:tc>
           <w:tcPr>
-            <w:tcW w:w="5000" w:type="dxa"/>
+            <w:tcW w:w="4300" w:type="dxa"/>
           </w:tcPr>
           <w:p>
             <w:r>
@@ -3982,7 +3997,7 @@
         </w:tc>
         <w:tc>
           <w:tcPr>
-            <w:tcW w:w="3038" w:type="dxa"/>
+            <w:tcW w:w="1954" w:type="dxa"/>
           </w:tcPr>
           <w:p>
             <w:r>
@@ -3998,7 +4013,7 @@
       <w:tr>
         <w:tc>
           <w:tcPr>
-            <w:tcW w:w="3600" w:type="dxa"/>
+            <w:tcW w:w="3100" w:type="dxa"/>
           </w:tcPr>
           <w:p>
             <w:r>
@@ -4011,7 +4026,7 @@
         </w:tc>
         <w:tc>
           <w:tcPr>
-            <w:tcW w:w="5000" w:type="dxa"/>
+            <w:tcW w:w="4300" w:type="dxa"/>
           </w:tcPr>
           <w:p>
             <w:r>
@@ -4024,7 +4039,7 @@
         </w:tc>
         <w:tc>
           <w:tcPr>
-            <w:tcW w:w="3038" w:type="dxa"/>
+            <w:tcW w:w="1954" w:type="dxa"/>
           </w:tcPr>
           <w:p>
             <w:r>
@@ -4111,7 +4126,7 @@
           <w:b/>
           <w:sz w:val="26"/>
         </w:rPr>
-        <w:t xml:space="preserve">Данные о расходах материалов, топлива и энергоресурсов</w:t>
+        <w:t xml:space="preserve">6. Данные о расходах материалов, топлива и энергоресурсов</w:t>
       </w:r>
     </w:p>
     <w:p>
@@ -4140,7 +4155,7 @@
     </w:p>
     <w:tbl>
       <w:tblPr>
-        <w:tblW w:w="11638" w:type="dxa"/>
+        <w:tblW w:w="9354" w:type="dxa"/>
         <w:tblBorders>
           <w:top w:val="single" w:sz="4" w:color="C9C9C9"/>
           <w:left w:val="single" w:sz="4" w:color="C9C9C9"/>
@@ -4152,14 +4167,17 @@
         <w:tblLayout w:type="fixed"/>
       </w:tblPr>
       <w:tblGrid>
-        <w:gridCol w:w="3600"/>
-        <w:gridCol w:w="5000"/>
-        <w:gridCol w:w="3038"/>
+        <w:gridCol w:w="3100"/>
+        <w:gridCol w:w="4300"/>
+        <w:gridCol w:w="1954"/>
       </w:tblGrid>
       <w:tr>
-        <w:tc>
-          <w:tcPr>
-            <w:tcW w:w="3600" w:type="dxa"/>
+        <w:trPr>
+          <w:tblHeader/>
+        </w:trPr>
+        <w:tc>
+          <w:tcPr>
+            <w:tcW w:w="3100" w:type="dxa"/>
             <w:shd w:val="clear" w:fill="EFEFEF"/>
           </w:tcPr>
           <w:p>
@@ -4174,7 +4192,7 @@
         </w:tc>
         <w:tc>
           <w:tcPr>
-            <w:tcW w:w="5000" w:type="dxa"/>
+            <w:tcW w:w="4300" w:type="dxa"/>
             <w:shd w:val="clear" w:fill="EFEFEF"/>
           </w:tcPr>
           <w:p>
@@ -4189,7 +4207,7 @@
         </w:tc>
         <w:tc>
           <w:tcPr>
-            <w:tcW w:w="3038" w:type="dxa"/>
+            <w:tcW w:w="1954" w:type="dxa"/>
             <w:shd w:val="clear" w:fill="EFEFEF"/>
           </w:tcPr>
           <w:p>
@@ -4206,7 +4224,7 @@
       <w:tr>
         <w:tc>
           <w:tcPr>
-            <w:tcW w:w="3600" w:type="dxa"/>
+            <w:tcW w:w="3100" w:type="dxa"/>
           </w:tcPr>
           <w:p>
             <w:r>
@@ -4219,7 +4237,7 @@
         </w:tc>
         <w:tc>
           <w:tcPr>
-            <w:tcW w:w="5000" w:type="dxa"/>
+            <w:tcW w:w="4300" w:type="dxa"/>
           </w:tcPr>
           <w:p>
             <w:r>
@@ -4232,7 +4250,7 @@
         </w:tc>
         <w:tc>
           <w:tcPr>
-            <w:tcW w:w="3038" w:type="dxa"/>
+            <w:tcW w:w="1954" w:type="dxa"/>
           </w:tcPr>
           <w:p>
             <w:r>
@@ -4248,7 +4266,7 @@
       <w:tr>
         <w:tc>
           <w:tcPr>
-            <w:tcW w:w="3600" w:type="dxa"/>
+            <w:tcW w:w="3100" w:type="dxa"/>
           </w:tcPr>
           <w:p>
             <w:r>
@@ -4261,7 +4279,7 @@
         </w:tc>
         <w:tc>
           <w:tcPr>
-            <w:tcW w:w="5000" w:type="dxa"/>
+            <w:tcW w:w="4300" w:type="dxa"/>
           </w:tcPr>
           <w:p>
             <w:r>
@@ -4274,7 +4292,7 @@
         </w:tc>
         <w:tc>
           <w:tcPr>
-            <w:tcW w:w="3038" w:type="dxa"/>
+            <w:tcW w:w="1954" w:type="dxa"/>
           </w:tcPr>
           <w:p>
             <w:r>
@@ -4290,7 +4308,7 @@
       <w:tr>
         <w:tc>
           <w:tcPr>
-            <w:tcW w:w="3600" w:type="dxa"/>
+            <w:tcW w:w="3100" w:type="dxa"/>
           </w:tcPr>
           <w:p>
             <w:r>
@@ -4303,7 +4321,7 @@
         </w:tc>
         <w:tc>
           <w:tcPr>
-            <w:tcW w:w="5000" w:type="dxa"/>
+            <w:tcW w:w="4300" w:type="dxa"/>
           </w:tcPr>
           <w:p>
             <w:r>
@@ -4316,7 +4334,7 @@
         </w:tc>
         <w:tc>
           <w:tcPr>
-            <w:tcW w:w="3038" w:type="dxa"/>
+            <w:tcW w:w="1954" w:type="dxa"/>
           </w:tcPr>
           <w:p>
             <w:r>
@@ -4332,7 +4350,7 @@
       <w:tr>
         <w:tc>
           <w:tcPr>
-            <w:tcW w:w="3600" w:type="dxa"/>
+            <w:tcW w:w="3100" w:type="dxa"/>
           </w:tcPr>
           <w:p>
             <w:r>
@@ -4345,7 +4363,7 @@
         </w:tc>
         <w:tc>
           <w:tcPr>
-            <w:tcW w:w="5000" w:type="dxa"/>
+            <w:tcW w:w="4300" w:type="dxa"/>
           </w:tcPr>
           <w:p>
             <w:r>
@@ -4358,7 +4376,7 @@
         </w:tc>
         <w:tc>
           <w:tcPr>
-            <w:tcW w:w="3038" w:type="dxa"/>
+            <w:tcW w:w="1954" w:type="dxa"/>
           </w:tcPr>
           <w:p>
             <w:r>
@@ -4374,7 +4392,7 @@
       <w:tr>
         <w:tc>
           <w:tcPr>
-            <w:tcW w:w="3600" w:type="dxa"/>
+            <w:tcW w:w="3100" w:type="dxa"/>
           </w:tcPr>
           <w:p>
             <w:r>
@@ -4387,7 +4405,7 @@
         </w:tc>
         <w:tc>
           <w:tcPr>
-            <w:tcW w:w="5000" w:type="dxa"/>
+            <w:tcW w:w="4300" w:type="dxa"/>
           </w:tcPr>
           <w:p>
             <w:r>
@@ -4400,7 +4418,7 @@
         </w:tc>
         <w:tc>
           <w:tcPr>
-            <w:tcW w:w="3038" w:type="dxa"/>
+            <w:tcW w:w="1954" w:type="dxa"/>
           </w:tcPr>
           <w:p>
             <w:r>
@@ -4416,7 +4434,7 @@
       <w:tr>
         <w:tc>
           <w:tcPr>
-            <w:tcW w:w="3600" w:type="dxa"/>
+            <w:tcW w:w="3100" w:type="dxa"/>
           </w:tcPr>
           <w:p>
             <w:r>
@@ -4429,7 +4447,7 @@
         </w:tc>
         <w:tc>
           <w:tcPr>
-            <w:tcW w:w="5000" w:type="dxa"/>
+            <w:tcW w:w="4300" w:type="dxa"/>
           </w:tcPr>
           <w:p>
             <w:r>
@@ -4442,7 +4460,7 @@
         </w:tc>
         <w:tc>
           <w:tcPr>
-            <w:tcW w:w="3038" w:type="dxa"/>
+            <w:tcW w:w="1954" w:type="dxa"/>
           </w:tcPr>
           <w:p>
             <w:r>
@@ -4458,7 +4476,7 @@
       <w:tr>
         <w:tc>
           <w:tcPr>
-            <w:tcW w:w="3600" w:type="dxa"/>
+            <w:tcW w:w="3100" w:type="dxa"/>
           </w:tcPr>
           <w:p>
             <w:r>
@@ -4471,7 +4489,7 @@
         </w:tc>
         <w:tc>
           <w:tcPr>
-            <w:tcW w:w="5000" w:type="dxa"/>
+            <w:tcW w:w="4300" w:type="dxa"/>
           </w:tcPr>
           <w:p>
             <w:r>
@@ -4484,7 +4502,7 @@
         </w:tc>
         <w:tc>
           <w:tcPr>
-            <w:tcW w:w="3038" w:type="dxa"/>
+            <w:tcW w:w="1954" w:type="dxa"/>
           </w:tcPr>
           <w:p>
             <w:r>
@@ -4500,7 +4518,7 @@
       <w:tr>
         <w:tc>
           <w:tcPr>
-            <w:tcW w:w="3600" w:type="dxa"/>
+            <w:tcW w:w="3100" w:type="dxa"/>
           </w:tcPr>
           <w:p>
             <w:r>
@@ -4513,7 +4531,7 @@
         </w:tc>
         <w:tc>
           <w:tcPr>
-            <w:tcW w:w="5000" w:type="dxa"/>
+            <w:tcW w:w="4300" w:type="dxa"/>
           </w:tcPr>
           <w:p>
             <w:r>
@@ -4526,7 +4544,7 @@
         </w:tc>
         <w:tc>
           <w:tcPr>
-            <w:tcW w:w="3038" w:type="dxa"/>
+            <w:tcW w:w="1954" w:type="dxa"/>
           </w:tcPr>
           <w:p>
             <w:r>
@@ -4542,7 +4560,7 @@
       <w:tr>
         <w:tc>
           <w:tcPr>
-            <w:tcW w:w="3600" w:type="dxa"/>
+            <w:tcW w:w="3100" w:type="dxa"/>
           </w:tcPr>
           <w:p>
             <w:r>
@@ -4555,7 +4573,7 @@
         </w:tc>
         <w:tc>
           <w:tcPr>
-            <w:tcW w:w="5000" w:type="dxa"/>
+            <w:tcW w:w="4300" w:type="dxa"/>
           </w:tcPr>
           <w:p>
             <w:r>
@@ -4568,7 +4586,7 @@
         </w:tc>
         <w:tc>
           <w:tcPr>
-            <w:tcW w:w="3038" w:type="dxa"/>
+            <w:tcW w:w="1954" w:type="dxa"/>
           </w:tcPr>
           <w:p>
             <w:r>
@@ -4584,7 +4602,7 @@
       <w:tr>
         <w:tc>
           <w:tcPr>
-            <w:tcW w:w="3600" w:type="dxa"/>
+            <w:tcW w:w="3100" w:type="dxa"/>
           </w:tcPr>
           <w:p>
             <w:r>
@@ -4597,7 +4615,7 @@
         </w:tc>
         <w:tc>
           <w:tcPr>
-            <w:tcW w:w="5000" w:type="dxa"/>
+            <w:tcW w:w="4300" w:type="dxa"/>
           </w:tcPr>
           <w:p>
             <w:r>
@@ -4610,7 +4628,7 @@
         </w:tc>
         <w:tc>
           <w:tcPr>
-            <w:tcW w:w="3038" w:type="dxa"/>
+            <w:tcW w:w="1954" w:type="dxa"/>
           </w:tcPr>
           <w:p>
             <w:r>
@@ -4697,7 +4715,7 @@
           <w:b/>
           <w:sz w:val="26"/>
         </w:rPr>
-        <w:t xml:space="preserve">Целевые показатели технологического процесса (выходы и составы огарка, пылей, газов для СКЦ)</w:t>
+        <w:t xml:space="preserve">7. Целевые показатели технологического процесса (выходы и составы огарка, пылей, газов для СКЦ)</w:t>
       </w:r>
     </w:p>
     <w:p>
@@ -4726,7 +4744,7 @@
     </w:p>
     <w:tbl>
       <w:tblPr>
-        <w:tblW w:w="11638" w:type="dxa"/>
+        <w:tblW w:w="9354" w:type="dxa"/>
         <w:tblBorders>
           <w:top w:val="single" w:sz="4" w:color="C9C9C9"/>
           <w:left w:val="single" w:sz="4" w:color="C9C9C9"/>
@@ -4738,14 +4756,17 @@
         <w:tblLayout w:type="fixed"/>
       </w:tblPr>
       <w:tblGrid>
-        <w:gridCol w:w="3600"/>
-        <w:gridCol w:w="5000"/>
-        <w:gridCol w:w="3038"/>
+        <w:gridCol w:w="3100"/>
+        <w:gridCol w:w="4300"/>
+        <w:gridCol w:w="1954"/>
       </w:tblGrid>
       <w:tr>
-        <w:tc>
-          <w:tcPr>
-            <w:tcW w:w="3600" w:type="dxa"/>
+        <w:trPr>
+          <w:tblHeader/>
+        </w:trPr>
+        <w:tc>
+          <w:tcPr>
+            <w:tcW w:w="3100" w:type="dxa"/>
             <w:shd w:val="clear" w:fill="EFEFEF"/>
           </w:tcPr>
           <w:p>
@@ -4760,7 +4781,7 @@
         </w:tc>
         <w:tc>
           <w:tcPr>
-            <w:tcW w:w="5000" w:type="dxa"/>
+            <w:tcW w:w="4300" w:type="dxa"/>
             <w:shd w:val="clear" w:fill="EFEFEF"/>
           </w:tcPr>
           <w:p>
@@ -4775,7 +4796,7 @@
         </w:tc>
         <w:tc>
           <w:tcPr>
-            <w:tcW w:w="3038" w:type="dxa"/>
+            <w:tcW w:w="1954" w:type="dxa"/>
             <w:shd w:val="clear" w:fill="EFEFEF"/>
           </w:tcPr>
           <w:p>
@@ -4792,7 +4813,7 @@
       <w:tr>
         <w:tc>
           <w:tcPr>
-            <w:tcW w:w="3600" w:type="dxa"/>
+            <w:tcW w:w="3100" w:type="dxa"/>
           </w:tcPr>
           <w:p>
             <w:r>
@@ -4805,7 +4826,7 @@
         </w:tc>
         <w:tc>
           <w:tcPr>
-            <w:tcW w:w="5000" w:type="dxa"/>
+            <w:tcW w:w="4300" w:type="dxa"/>
           </w:tcPr>
           <w:p>
             <w:r>
@@ -4818,7 +4839,7 @@
         </w:tc>
         <w:tc>
           <w:tcPr>
-            <w:tcW w:w="3038" w:type="dxa"/>
+            <w:tcW w:w="1954" w:type="dxa"/>
           </w:tcPr>
           <w:p>
             <w:r>
@@ -4834,7 +4855,7 @@
       <w:tr>
         <w:tc>
           <w:tcPr>
-            <w:tcW w:w="3600" w:type="dxa"/>
+            <w:tcW w:w="3100" w:type="dxa"/>
           </w:tcPr>
           <w:p>
             <w:r>
@@ -4847,7 +4868,7 @@
         </w:tc>
         <w:tc>
           <w:tcPr>
-            <w:tcW w:w="5000" w:type="dxa"/>
+            <w:tcW w:w="4300" w:type="dxa"/>
           </w:tcPr>
           <w:p>
             <w:r>
@@ -4860,7 +4881,7 @@
         </w:tc>
         <w:tc>
           <w:tcPr>
-            <w:tcW w:w="3038" w:type="dxa"/>
+            <w:tcW w:w="1954" w:type="dxa"/>
           </w:tcPr>
           <w:p>
             <w:r>
@@ -4876,7 +4897,7 @@
       <w:tr>
         <w:tc>
           <w:tcPr>
-            <w:tcW w:w="3600" w:type="dxa"/>
+            <w:tcW w:w="3100" w:type="dxa"/>
           </w:tcPr>
           <w:p>
             <w:r>
@@ -4889,7 +4910,7 @@
         </w:tc>
         <w:tc>
           <w:tcPr>
-            <w:tcW w:w="5000" w:type="dxa"/>
+            <w:tcW w:w="4300" w:type="dxa"/>
           </w:tcPr>
           <w:p>
             <w:r>
@@ -4902,7 +4923,7 @@
         </w:tc>
         <w:tc>
           <w:tcPr>
-            <w:tcW w:w="3038" w:type="dxa"/>
+            <w:tcW w:w="1954" w:type="dxa"/>
           </w:tcPr>
           <w:p>
             <w:r>
@@ -4918,7 +4939,7 @@
       <w:tr>
         <w:tc>
           <w:tcPr>
-            <w:tcW w:w="3600" w:type="dxa"/>
+            <w:tcW w:w="3100" w:type="dxa"/>
           </w:tcPr>
           <w:p>
             <w:r>
@@ -4931,7 +4952,7 @@
         </w:tc>
         <w:tc>
           <w:tcPr>
-            <w:tcW w:w="5000" w:type="dxa"/>
+            <w:tcW w:w="4300" w:type="dxa"/>
           </w:tcPr>
           <w:p>
             <w:r>
@@ -4944,7 +4965,7 @@
         </w:tc>
         <w:tc>
           <w:tcPr>
-            <w:tcW w:w="3038" w:type="dxa"/>
+            <w:tcW w:w="1954" w:type="dxa"/>
           </w:tcPr>
           <w:p>
             <w:r>
@@ -4960,7 +4981,7 @@
       <w:tr>
         <w:tc>
           <w:tcPr>
-            <w:tcW w:w="3600" w:type="dxa"/>
+            <w:tcW w:w="3100" w:type="dxa"/>
           </w:tcPr>
           <w:p>
             <w:r>
@@ -4973,7 +4994,7 @@
         </w:tc>
         <w:tc>
           <w:tcPr>
-            <w:tcW w:w="5000" w:type="dxa"/>
+            <w:tcW w:w="4300" w:type="dxa"/>
           </w:tcPr>
           <w:p>
             <w:r>
@@ -4986,7 +5007,7 @@
         </w:tc>
         <w:tc>
           <w:tcPr>
-            <w:tcW w:w="3038" w:type="dxa"/>
+            <w:tcW w:w="1954" w:type="dxa"/>
           </w:tcPr>
           <w:p>
             <w:r>
@@ -5002,7 +5023,7 @@
       <w:tr>
         <w:tc>
           <w:tcPr>
-            <w:tcW w:w="3600" w:type="dxa"/>
+            <w:tcW w:w="3100" w:type="dxa"/>
           </w:tcPr>
           <w:p>
             <w:r>
@@ -5015,7 +5036,7 @@
         </w:tc>
         <w:tc>
           <w:tcPr>
-            <w:tcW w:w="5000" w:type="dxa"/>
+            <w:tcW w:w="4300" w:type="dxa"/>
           </w:tcPr>
           <w:p>
             <w:r>
@@ -5028,7 +5049,7 @@
         </w:tc>
         <w:tc>
           <w:tcPr>
-            <w:tcW w:w="3038" w:type="dxa"/>
+            <w:tcW w:w="1954" w:type="dxa"/>
           </w:tcPr>
           <w:p>
             <w:r>
@@ -5044,7 +5065,7 @@
       <w:tr>
         <w:tc>
           <w:tcPr>
-            <w:tcW w:w="3600" w:type="dxa"/>
+            <w:tcW w:w="3100" w:type="dxa"/>
           </w:tcPr>
           <w:p>
             <w:r>
@@ -5057,7 +5078,7 @@
         </w:tc>
         <w:tc>
           <w:tcPr>
-            <w:tcW w:w="5000" w:type="dxa"/>
+            <w:tcW w:w="4300" w:type="dxa"/>
           </w:tcPr>
           <w:p>
             <w:r>
@@ -5070,7 +5091,7 @@
         </w:tc>
         <w:tc>
           <w:tcPr>
-            <w:tcW w:w="3038" w:type="dxa"/>
+            <w:tcW w:w="1954" w:type="dxa"/>
           </w:tcPr>
           <w:p>
             <w:r>
@@ -5086,7 +5107,7 @@
       <w:tr>
         <w:tc>
           <w:tcPr>
-            <w:tcW w:w="3600" w:type="dxa"/>
+            <w:tcW w:w="3100" w:type="dxa"/>
           </w:tcPr>
           <w:p>
             <w:r>
@@ -5099,7 +5120,7 @@
         </w:tc>
         <w:tc>
           <w:tcPr>
-            <w:tcW w:w="5000" w:type="dxa"/>
+            <w:tcW w:w="4300" w:type="dxa"/>
           </w:tcPr>
           <w:p>
             <w:r>
@@ -5112,7 +5133,7 @@
         </w:tc>
         <w:tc>
           <w:tcPr>
-            <w:tcW w:w="3038" w:type="dxa"/>
+            <w:tcW w:w="1954" w:type="dxa"/>
           </w:tcPr>
           <w:p>
             <w:r>
@@ -5183,7 +5204,7 @@
           <w:b/>
           <w:sz w:val="26"/>
         </w:rPr>
-        <w:t xml:space="preserve">Перечень основного и вспомогательного технологического оборудования</w:t>
+        <w:t xml:space="preserve">8. Перечень основного и вспомогательного технологического оборудования</w:t>
       </w:r>
     </w:p>
     <w:p>
@@ -5212,7 +5233,7 @@
     </w:p>
     <w:tbl>
       <w:tblPr>
-        <w:tblW w:w="11638" w:type="dxa"/>
+        <w:tblW w:w="9354" w:type="dxa"/>
         <w:tblBorders>
           <w:top w:val="single" w:sz="4" w:color="C9C9C9"/>
           <w:left w:val="single" w:sz="4" w:color="C9C9C9"/>
@@ -5224,14 +5245,17 @@
         <w:tblLayout w:type="fixed"/>
       </w:tblPr>
       <w:tblGrid>
-        <w:gridCol w:w="3600"/>
-        <w:gridCol w:w="5000"/>
-        <w:gridCol w:w="3038"/>
+        <w:gridCol w:w="3100"/>
+        <w:gridCol w:w="4300"/>
+        <w:gridCol w:w="1954"/>
       </w:tblGrid>
       <w:tr>
-        <w:tc>
-          <w:tcPr>
-            <w:tcW w:w="3600" w:type="dxa"/>
+        <w:trPr>
+          <w:tblHeader/>
+        </w:trPr>
+        <w:tc>
+          <w:tcPr>
+            <w:tcW w:w="3100" w:type="dxa"/>
             <w:shd w:val="clear" w:fill="EFEFEF"/>
           </w:tcPr>
           <w:p>
@@ -5246,7 +5270,7 @@
         </w:tc>
         <w:tc>
           <w:tcPr>
-            <w:tcW w:w="5000" w:type="dxa"/>
+            <w:tcW w:w="4300" w:type="dxa"/>
             <w:shd w:val="clear" w:fill="EFEFEF"/>
           </w:tcPr>
           <w:p>
@@ -5261,7 +5285,7 @@
         </w:tc>
         <w:tc>
           <w:tcPr>
-            <w:tcW w:w="3038" w:type="dxa"/>
+            <w:tcW w:w="1954" w:type="dxa"/>
             <w:shd w:val="clear" w:fill="EFEFEF"/>
           </w:tcPr>
           <w:p>
@@ -5278,7 +5302,7 @@
       <w:tr>
         <w:tc>
           <w:tcPr>
-            <w:tcW w:w="3600" w:type="dxa"/>
+            <w:tcW w:w="3100" w:type="dxa"/>
           </w:tcPr>
           <w:p>
             <w:r>
@@ -5291,7 +5315,7 @@
         </w:tc>
         <w:tc>
           <w:tcPr>
-            <w:tcW w:w="5000" w:type="dxa"/>
+            <w:tcW w:w="4300" w:type="dxa"/>
           </w:tcPr>
           <w:p>
             <w:r>
@@ -5304,7 +5328,7 @@
         </w:tc>
         <w:tc>
           <w:tcPr>
-            <w:tcW w:w="3038" w:type="dxa"/>
+            <w:tcW w:w="1954" w:type="dxa"/>
           </w:tcPr>
           <w:p>
             <w:r>
@@ -5320,7 +5344,7 @@
       <w:tr>
         <w:tc>
           <w:tcPr>
-            <w:tcW w:w="3600" w:type="dxa"/>
+            <w:tcW w:w="3100" w:type="dxa"/>
           </w:tcPr>
           <w:p>
             <w:r>
@@ -5333,7 +5357,7 @@
         </w:tc>
         <w:tc>
           <w:tcPr>
-            <w:tcW w:w="5000" w:type="dxa"/>
+            <w:tcW w:w="4300" w:type="dxa"/>
           </w:tcPr>
           <w:p>
             <w:r>
@@ -5346,7 +5370,7 @@
         </w:tc>
         <w:tc>
           <w:tcPr>
-            <w:tcW w:w="3038" w:type="dxa"/>
+            <w:tcW w:w="1954" w:type="dxa"/>
           </w:tcPr>
           <w:p>
             <w:r>
@@ -5362,7 +5386,7 @@
       <w:tr>
         <w:tc>
           <w:tcPr>
-            <w:tcW w:w="3600" w:type="dxa"/>
+            <w:tcW w:w="3100" w:type="dxa"/>
           </w:tcPr>
           <w:p>
             <w:r>
@@ -5375,7 +5399,7 @@
         </w:tc>
         <w:tc>
           <w:tcPr>
-            <w:tcW w:w="5000" w:type="dxa"/>
+            <w:tcW w:w="4300" w:type="dxa"/>
           </w:tcPr>
           <w:p>
             <w:r>
@@ -5388,7 +5412,7 @@
         </w:tc>
         <w:tc>
           <w:tcPr>
-            <w:tcW w:w="3038" w:type="dxa"/>
+            <w:tcW w:w="1954" w:type="dxa"/>
           </w:tcPr>
           <w:p>
             <w:r>
@@ -5404,7 +5428,7 @@
       <w:tr>
         <w:tc>
           <w:tcPr>
-            <w:tcW w:w="3600" w:type="dxa"/>
+            <w:tcW w:w="3100" w:type="dxa"/>
           </w:tcPr>
           <w:p>
             <w:r>
@@ -5417,7 +5441,7 @@
         </w:tc>
         <w:tc>
           <w:tcPr>
-            <w:tcW w:w="5000" w:type="dxa"/>
+            <w:tcW w:w="4300" w:type="dxa"/>
           </w:tcPr>
           <w:p>
             <w:r>
@@ -5430,7 +5454,7 @@
         </w:tc>
         <w:tc>
           <w:tcPr>
-            <w:tcW w:w="3038" w:type="dxa"/>
+            <w:tcW w:w="1954" w:type="dxa"/>
           </w:tcPr>
           <w:p>
             <w:r>
@@ -5446,7 +5470,7 @@
       <w:tr>
         <w:tc>
           <w:tcPr>
-            <w:tcW w:w="3600" w:type="dxa"/>
+            <w:tcW w:w="3100" w:type="dxa"/>
           </w:tcPr>
           <w:p>
             <w:r>
@@ -5459,7 +5483,7 @@
         </w:tc>
         <w:tc>
           <w:tcPr>
-            <w:tcW w:w="5000" w:type="dxa"/>
+            <w:tcW w:w="4300" w:type="dxa"/>
           </w:tcPr>
           <w:p>
             <w:r>
@@ -5472,7 +5496,7 @@
         </w:tc>
         <w:tc>
           <w:tcPr>
-            <w:tcW w:w="3038" w:type="dxa"/>
+            <w:tcW w:w="1954" w:type="dxa"/>
           </w:tcPr>
           <w:p>
             <w:r>
@@ -5488,7 +5512,7 @@
       <w:tr>
         <w:tc>
           <w:tcPr>
-            <w:tcW w:w="3600" w:type="dxa"/>
+            <w:tcW w:w="3100" w:type="dxa"/>
           </w:tcPr>
           <w:p>
             <w:r>
@@ -5501,7 +5525,7 @@
         </w:tc>
         <w:tc>
           <w:tcPr>
-            <w:tcW w:w="5000" w:type="dxa"/>
+            <w:tcW w:w="4300" w:type="dxa"/>
           </w:tcPr>
           <w:p>
             <w:r>
@@ -5514,7 +5538,7 @@
         </w:tc>
         <w:tc>
           <w:tcPr>
-            <w:tcW w:w="3038" w:type="dxa"/>
+            <w:tcW w:w="1954" w:type="dxa"/>
           </w:tcPr>
           <w:p>
             <w:r>
@@ -5530,7 +5554,7 @@
       <w:tr>
         <w:tc>
           <w:tcPr>
-            <w:tcW w:w="3600" w:type="dxa"/>
+            <w:tcW w:w="3100" w:type="dxa"/>
           </w:tcPr>
           <w:p>
             <w:r>
@@ -5543,7 +5567,7 @@
         </w:tc>
         <w:tc>
           <w:tcPr>
-            <w:tcW w:w="5000" w:type="dxa"/>
+            <w:tcW w:w="4300" w:type="dxa"/>
           </w:tcPr>
           <w:p>
             <w:r>
@@ -5556,7 +5580,7 @@
         </w:tc>
         <w:tc>
           <w:tcPr>
-            <w:tcW w:w="3038" w:type="dxa"/>
+            <w:tcW w:w="1954" w:type="dxa"/>
           </w:tcPr>
           <w:p>
             <w:r>
@@ -5572,7 +5596,7 @@
       <w:tr>
         <w:tc>
           <w:tcPr>
-            <w:tcW w:w="3600" w:type="dxa"/>
+            <w:tcW w:w="3100" w:type="dxa"/>
           </w:tcPr>
           <w:p>
             <w:r>
@@ -5585,7 +5609,7 @@
         </w:tc>
         <w:tc>
           <w:tcPr>
-            <w:tcW w:w="5000" w:type="dxa"/>
+            <w:tcW w:w="4300" w:type="dxa"/>
           </w:tcPr>
           <w:p>
             <w:r>
@@ -5598,7 +5622,7 @@
         </w:tc>
         <w:tc>
           <w:tcPr>
-            <w:tcW w:w="3038" w:type="dxa"/>
+            <w:tcW w:w="1954" w:type="dxa"/>
           </w:tcPr>
           <w:p>
             <w:r>
@@ -5685,7 +5709,7 @@
           <w:b/>
           <w:sz w:val="26"/>
         </w:rPr>
-        <w:t xml:space="preserve">Электроснабжение и электрооборудование (по Приложению №3 к ТЗ)</w:t>
+        <w:t xml:space="preserve">9. Электроснабжение и электрооборудование (по Приложению №3 к ТЗ)</w:t>
       </w:r>
     </w:p>
     <w:p>
@@ -5714,7 +5738,7 @@
     </w:p>
     <w:tbl>
       <w:tblPr>
-        <w:tblW w:w="11638" w:type="dxa"/>
+        <w:tblW w:w="9354" w:type="dxa"/>
         <w:tblBorders>
           <w:top w:val="single" w:sz="4" w:color="C9C9C9"/>
           <w:left w:val="single" w:sz="4" w:color="C9C9C9"/>
@@ -5726,14 +5750,17 @@
         <w:tblLayout w:type="fixed"/>
       </w:tblPr>
       <w:tblGrid>
-        <w:gridCol w:w="3600"/>
-        <w:gridCol w:w="5000"/>
-        <w:gridCol w:w="3038"/>
+        <w:gridCol w:w="3100"/>
+        <w:gridCol w:w="4300"/>
+        <w:gridCol w:w="1954"/>
       </w:tblGrid>
       <w:tr>
-        <w:tc>
-          <w:tcPr>
-            <w:tcW w:w="3600" w:type="dxa"/>
+        <w:trPr>
+          <w:tblHeader/>
+        </w:trPr>
+        <w:tc>
+          <w:tcPr>
+            <w:tcW w:w="3100" w:type="dxa"/>
             <w:shd w:val="clear" w:fill="EFEFEF"/>
           </w:tcPr>
           <w:p>
@@ -5748,7 +5775,7 @@
         </w:tc>
         <w:tc>
           <w:tcPr>
-            <w:tcW w:w="5000" w:type="dxa"/>
+            <w:tcW w:w="4300" w:type="dxa"/>
             <w:shd w:val="clear" w:fill="EFEFEF"/>
           </w:tcPr>
           <w:p>
@@ -5763,7 +5790,7 @@
         </w:tc>
         <w:tc>
           <w:tcPr>
-            <w:tcW w:w="3038" w:type="dxa"/>
+            <w:tcW w:w="1954" w:type="dxa"/>
             <w:shd w:val="clear" w:fill="EFEFEF"/>
           </w:tcPr>
           <w:p>
@@ -5780,7 +5807,7 @@
       <w:tr>
         <w:tc>
           <w:tcPr>
-            <w:tcW w:w="3600" w:type="dxa"/>
+            <w:tcW w:w="3100" w:type="dxa"/>
           </w:tcPr>
           <w:p>
             <w:r>
@@ -5793,7 +5820,7 @@
         </w:tc>
         <w:tc>
           <w:tcPr>
-            <w:tcW w:w="5000" w:type="dxa"/>
+            <w:tcW w:w="4300" w:type="dxa"/>
           </w:tcPr>
           <w:p>
             <w:r>
@@ -5806,7 +5833,7 @@
         </w:tc>
         <w:tc>
           <w:tcPr>
-            <w:tcW w:w="3038" w:type="dxa"/>
+            <w:tcW w:w="1954" w:type="dxa"/>
           </w:tcPr>
           <w:p>
             <w:r>
@@ -5822,7 +5849,7 @@
       <w:tr>
         <w:tc>
           <w:tcPr>
-            <w:tcW w:w="3600" w:type="dxa"/>
+            <w:tcW w:w="3100" w:type="dxa"/>
           </w:tcPr>
           <w:p>
             <w:r>
@@ -5835,7 +5862,7 @@
         </w:tc>
         <w:tc>
           <w:tcPr>
-            <w:tcW w:w="5000" w:type="dxa"/>
+            <w:tcW w:w="4300" w:type="dxa"/>
           </w:tcPr>
           <w:p>
             <w:r>
@@ -5848,7 +5875,7 @@
         </w:tc>
         <w:tc>
           <w:tcPr>
-            <w:tcW w:w="3038" w:type="dxa"/>
+            <w:tcW w:w="1954" w:type="dxa"/>
           </w:tcPr>
           <w:p>
             <w:r>
@@ -5864,7 +5891,7 @@
       <w:tr>
         <w:tc>
           <w:tcPr>
-            <w:tcW w:w="3600" w:type="dxa"/>
+            <w:tcW w:w="3100" w:type="dxa"/>
           </w:tcPr>
           <w:p>
             <w:r>
@@ -5877,7 +5904,7 @@
         </w:tc>
         <w:tc>
           <w:tcPr>
-            <w:tcW w:w="5000" w:type="dxa"/>
+            <w:tcW w:w="4300" w:type="dxa"/>
           </w:tcPr>
           <w:p>
             <w:r>
@@ -5890,7 +5917,7 @@
         </w:tc>
         <w:tc>
           <w:tcPr>
-            <w:tcW w:w="3038" w:type="dxa"/>
+            <w:tcW w:w="1954" w:type="dxa"/>
           </w:tcPr>
           <w:p>
             <w:r>
@@ -5906,7 +5933,7 @@
       <w:tr>
         <w:tc>
           <w:tcPr>
-            <w:tcW w:w="3600" w:type="dxa"/>
+            <w:tcW w:w="3100" w:type="dxa"/>
           </w:tcPr>
           <w:p>
             <w:r>
@@ -5919,7 +5946,7 @@
         </w:tc>
         <w:tc>
           <w:tcPr>
-            <w:tcW w:w="5000" w:type="dxa"/>
+            <w:tcW w:w="4300" w:type="dxa"/>
           </w:tcPr>
           <w:p>
             <w:r>
@@ -5932,7 +5959,7 @@
         </w:tc>
         <w:tc>
           <w:tcPr>
-            <w:tcW w:w="3038" w:type="dxa"/>
+            <w:tcW w:w="1954" w:type="dxa"/>
           </w:tcPr>
           <w:p>
             <w:r>
@@ -5948,7 +5975,7 @@
       <w:tr>
         <w:tc>
           <w:tcPr>
-            <w:tcW w:w="3600" w:type="dxa"/>
+            <w:tcW w:w="3100" w:type="dxa"/>
           </w:tcPr>
           <w:p>
             <w:r>
@@ -5961,7 +5988,7 @@
         </w:tc>
         <w:tc>
           <w:tcPr>
-            <w:tcW w:w="5000" w:type="dxa"/>
+            <w:tcW w:w="4300" w:type="dxa"/>
           </w:tcPr>
           <w:p>
             <w:r>
@@ -5974,7 +6001,7 @@
         </w:tc>
         <w:tc>
           <w:tcPr>
-            <w:tcW w:w="3038" w:type="dxa"/>
+            <w:tcW w:w="1954" w:type="dxa"/>
           </w:tcPr>
           <w:p>
             <w:r>
@@ -5990,7 +6017,7 @@
       <w:tr>
         <w:tc>
           <w:tcPr>
-            <w:tcW w:w="3600" w:type="dxa"/>
+            <w:tcW w:w="3100" w:type="dxa"/>
           </w:tcPr>
           <w:p>
             <w:r>
@@ -6003,7 +6030,7 @@
         </w:tc>
         <w:tc>
           <w:tcPr>
-            <w:tcW w:w="5000" w:type="dxa"/>
+            <w:tcW w:w="4300" w:type="dxa"/>
           </w:tcPr>
           <w:p>
             <w:r>
@@ -6016,7 +6043,7 @@
         </w:tc>
         <w:tc>
           <w:tcPr>
-            <w:tcW w:w="3038" w:type="dxa"/>
+            <w:tcW w:w="1954" w:type="dxa"/>
           </w:tcPr>
           <w:p>
             <w:r>
@@ -6103,7 +6130,7 @@
           <w:b/>
           <w:sz w:val="26"/>
         </w:rPr>
-        <w:t xml:space="preserve">Выбросы в атмосферу: аспирационные газы до и после очистки (предварительно, расчётно для раздела ОВОС)</w:t>
+        <w:t xml:space="preserve">10. Выбросы в атмосферу: аспирационные газы до и после очистки (предварительно, расчётно для раздела ОВОС)</w:t>
       </w:r>
     </w:p>
     <w:p>
@@ -6140,7 +6167,7 @@
     </w:p>
     <w:tbl>
       <w:tblPr>
-        <w:tblW w:w="11638" w:type="dxa"/>
+        <w:tblW w:w="9354" w:type="dxa"/>
         <w:tblBorders>
           <w:top w:val="single" w:sz="4" w:color="C9C9C9"/>
           <w:left w:val="single" w:sz="4" w:color="C9C9C9"/>
@@ -6152,14 +6179,17 @@
         <w:tblLayout w:type="fixed"/>
       </w:tblPr>
       <w:tblGrid>
-        <w:gridCol w:w="3600"/>
-        <w:gridCol w:w="5000"/>
-        <w:gridCol w:w="3038"/>
+        <w:gridCol w:w="3100"/>
+        <w:gridCol w:w="4300"/>
+        <w:gridCol w:w="1954"/>
       </w:tblGrid>
       <w:tr>
-        <w:tc>
-          <w:tcPr>
-            <w:tcW w:w="3600" w:type="dxa"/>
+        <w:trPr>
+          <w:tblHeader/>
+        </w:trPr>
+        <w:tc>
+          <w:tcPr>
+            <w:tcW w:w="3100" w:type="dxa"/>
             <w:shd w:val="clear" w:fill="EFEFEF"/>
           </w:tcPr>
           <w:p>
@@ -6174,7 +6204,7 @@
         </w:tc>
         <w:tc>
           <w:tcPr>
-            <w:tcW w:w="5000" w:type="dxa"/>
+            <w:tcW w:w="4300" w:type="dxa"/>
             <w:shd w:val="clear" w:fill="EFEFEF"/>
           </w:tcPr>
           <w:p>
@@ -6189,7 +6219,7 @@
         </w:tc>
         <w:tc>
           <w:tcPr>
-            <w:tcW w:w="3038" w:type="dxa"/>
+            <w:tcW w:w="1954" w:type="dxa"/>
             <w:shd w:val="clear" w:fill="EFEFEF"/>
           </w:tcPr>
           <w:p>
@@ -6206,7 +6236,7 @@
       <w:tr>
         <w:tc>
           <w:tcPr>
-            <w:tcW w:w="3600" w:type="dxa"/>
+            <w:tcW w:w="3100" w:type="dxa"/>
           </w:tcPr>
           <w:p>
             <w:r>
@@ -6219,7 +6249,7 @@
         </w:tc>
         <w:tc>
           <w:tcPr>
-            <w:tcW w:w="5000" w:type="dxa"/>
+            <w:tcW w:w="4300" w:type="dxa"/>
           </w:tcPr>
           <w:p>
             <w:r>
@@ -6232,7 +6262,7 @@
         </w:tc>
         <w:tc>
           <w:tcPr>
-            <w:tcW w:w="3038" w:type="dxa"/>
+            <w:tcW w:w="1954" w:type="dxa"/>
           </w:tcPr>
           <w:p>
             <w:r>
@@ -6248,7 +6278,7 @@
       <w:tr>
         <w:tc>
           <w:tcPr>
-            <w:tcW w:w="3600" w:type="dxa"/>
+            <w:tcW w:w="3100" w:type="dxa"/>
           </w:tcPr>
           <w:p>
             <w:r>
@@ -6261,7 +6291,7 @@
         </w:tc>
         <w:tc>
           <w:tcPr>
-            <w:tcW w:w="5000" w:type="dxa"/>
+            <w:tcW w:w="4300" w:type="dxa"/>
           </w:tcPr>
           <w:p>
             <w:r>
@@ -6274,7 +6304,7 @@
         </w:tc>
         <w:tc>
           <w:tcPr>
-            <w:tcW w:w="3038" w:type="dxa"/>
+            <w:tcW w:w="1954" w:type="dxa"/>
           </w:tcPr>
           <w:p>
             <w:r>
@@ -6290,7 +6320,7 @@
       <w:tr>
         <w:tc>
           <w:tcPr>
-            <w:tcW w:w="3600" w:type="dxa"/>
+            <w:tcW w:w="3100" w:type="dxa"/>
           </w:tcPr>
           <w:p>
             <w:r>
@@ -6303,7 +6333,7 @@
         </w:tc>
         <w:tc>
           <w:tcPr>
-            <w:tcW w:w="5000" w:type="dxa"/>
+            <w:tcW w:w="4300" w:type="dxa"/>
           </w:tcPr>
           <w:p>
             <w:r>
@@ -6316,7 +6346,7 @@
         </w:tc>
         <w:tc>
           <w:tcPr>
-            <w:tcW w:w="3038" w:type="dxa"/>
+            <w:tcW w:w="1954" w:type="dxa"/>
           </w:tcPr>
           <w:p>
             <w:r>
@@ -6332,7 +6362,7 @@
       <w:tr>
         <w:tc>
           <w:tcPr>
-            <w:tcW w:w="3600" w:type="dxa"/>
+            <w:tcW w:w="3100" w:type="dxa"/>
           </w:tcPr>
           <w:p>
             <w:r>
@@ -6345,7 +6375,7 @@
         </w:tc>
         <w:tc>
           <w:tcPr>
-            <w:tcW w:w="5000" w:type="dxa"/>
+            <w:tcW w:w="4300" w:type="dxa"/>
           </w:tcPr>
           <w:p>
             <w:r>
@@ -6358,7 +6388,7 @@
         </w:tc>
         <w:tc>
           <w:tcPr>
-            <w:tcW w:w="3038" w:type="dxa"/>
+            <w:tcW w:w="1954" w:type="dxa"/>
           </w:tcPr>
           <w:p>
             <w:r>
@@ -6374,7 +6404,7 @@
       <w:tr>
         <w:tc>
           <w:tcPr>
-            <w:tcW w:w="3600" w:type="dxa"/>
+            <w:tcW w:w="3100" w:type="dxa"/>
           </w:tcPr>
           <w:p>
             <w:r>
@@ -6387,7 +6417,7 @@
         </w:tc>
         <w:tc>
           <w:tcPr>
-            <w:tcW w:w="5000" w:type="dxa"/>
+            <w:tcW w:w="4300" w:type="dxa"/>
           </w:tcPr>
           <w:p>
             <w:r>
@@ -6400,7 +6430,7 @@
         </w:tc>
         <w:tc>
           <w:tcPr>
-            <w:tcW w:w="3038" w:type="dxa"/>
+            <w:tcW w:w="1954" w:type="dxa"/>
           </w:tcPr>
           <w:p>
             <w:r>
@@ -6487,7 +6517,7 @@
           <w:b/>
           <w:sz w:val="26"/>
         </w:rPr>
-        <w:t xml:space="preserve">Сводные предварительные данные для раздела ОВОС (по материальным балансам)</w:t>
+        <w:t xml:space="preserve">11. Сводные предварительные данные для раздела ОВОС (по материальным балансам)</w:t>
       </w:r>
     </w:p>
     <w:p>
@@ -6524,7 +6554,7 @@
     </w:p>
     <w:tbl>
       <w:tblPr>
-        <w:tblW w:w="11638" w:type="dxa"/>
+        <w:tblW w:w="9354" w:type="dxa"/>
         <w:tblBorders>
           <w:top w:val="single" w:sz="4" w:color="C9C9C9"/>
           <w:left w:val="single" w:sz="4" w:color="C9C9C9"/>
@@ -6536,14 +6566,17 @@
         <w:tblLayout w:type="fixed"/>
       </w:tblPr>
       <w:tblGrid>
-        <w:gridCol w:w="3600"/>
-        <w:gridCol w:w="5000"/>
-        <w:gridCol w:w="3038"/>
+        <w:gridCol w:w="3100"/>
+        <w:gridCol w:w="4300"/>
+        <w:gridCol w:w="1954"/>
       </w:tblGrid>
       <w:tr>
-        <w:tc>
-          <w:tcPr>
-            <w:tcW w:w="3600" w:type="dxa"/>
+        <w:trPr>
+          <w:tblHeader/>
+        </w:trPr>
+        <w:tc>
+          <w:tcPr>
+            <w:tcW w:w="3100" w:type="dxa"/>
             <w:shd w:val="clear" w:fill="EFEFEF"/>
           </w:tcPr>
           <w:p>
@@ -6558,7 +6591,7 @@
         </w:tc>
         <w:tc>
           <w:tcPr>
-            <w:tcW w:w="5000" w:type="dxa"/>
+            <w:tcW w:w="4300" w:type="dxa"/>
             <w:shd w:val="clear" w:fill="EFEFEF"/>
           </w:tcPr>
           <w:p>
@@ -6573,7 +6606,7 @@
         </w:tc>
         <w:tc>
           <w:tcPr>
-            <w:tcW w:w="3038" w:type="dxa"/>
+            <w:tcW w:w="1954" w:type="dxa"/>
             <w:shd w:val="clear" w:fill="EFEFEF"/>
           </w:tcPr>
           <w:p>
@@ -6590,7 +6623,7 @@
       <w:tr>
         <w:tc>
           <w:tcPr>
-            <w:tcW w:w="3600" w:type="dxa"/>
+            <w:tcW w:w="3100" w:type="dxa"/>
           </w:tcPr>
           <w:p>
             <w:r>
@@ -6603,7 +6636,7 @@
         </w:tc>
         <w:tc>
           <w:tcPr>
-            <w:tcW w:w="5000" w:type="dxa"/>
+            <w:tcW w:w="4300" w:type="dxa"/>
           </w:tcPr>
           <w:p>
             <w:r>
@@ -6616,7 +6649,7 @@
         </w:tc>
         <w:tc>
           <w:tcPr>
-            <w:tcW w:w="3038" w:type="dxa"/>
+            <w:tcW w:w="1954" w:type="dxa"/>
           </w:tcPr>
           <w:p>
             <w:r>
@@ -6632,7 +6665,7 @@
       <w:tr>
         <w:tc>
           <w:tcPr>
-            <w:tcW w:w="3600" w:type="dxa"/>
+            <w:tcW w:w="3100" w:type="dxa"/>
           </w:tcPr>
           <w:p>
             <w:r>
@@ -6645,7 +6678,7 @@
         </w:tc>
         <w:tc>
           <w:tcPr>
-            <w:tcW w:w="5000" w:type="dxa"/>
+            <w:tcW w:w="4300" w:type="dxa"/>
           </w:tcPr>
           <w:p>
             <w:r>
@@ -6658,7 +6691,7 @@
         </w:tc>
         <w:tc>
           <w:tcPr>
-            <w:tcW w:w="3038" w:type="dxa"/>
+            <w:tcW w:w="1954" w:type="dxa"/>
           </w:tcPr>
           <w:p>
             <w:r>
@@ -6674,7 +6707,7 @@
       <w:tr>
         <w:tc>
           <w:tcPr>
-            <w:tcW w:w="3600" w:type="dxa"/>
+            <w:tcW w:w="3100" w:type="dxa"/>
           </w:tcPr>
           <w:p>
             <w:r>
@@ -6687,7 +6720,7 @@
         </w:tc>
         <w:tc>
           <w:tcPr>
-            <w:tcW w:w="5000" w:type="dxa"/>
+            <w:tcW w:w="4300" w:type="dxa"/>
           </w:tcPr>
           <w:p>
             <w:r>
@@ -6700,7 +6733,7 @@
         </w:tc>
         <w:tc>
           <w:tcPr>
-            <w:tcW w:w="3038" w:type="dxa"/>
+            <w:tcW w:w="1954" w:type="dxa"/>
           </w:tcPr>
           <w:p>
             <w:r>
@@ -6716,7 +6749,7 @@
       <w:tr>
         <w:tc>
           <w:tcPr>
-            <w:tcW w:w="3600" w:type="dxa"/>
+            <w:tcW w:w="3100" w:type="dxa"/>
           </w:tcPr>
           <w:p>
             <w:r>
@@ -6729,7 +6762,7 @@
         </w:tc>
         <w:tc>
           <w:tcPr>
-            <w:tcW w:w="5000" w:type="dxa"/>
+            <w:tcW w:w="4300" w:type="dxa"/>
           </w:tcPr>
           <w:p>
             <w:r>
@@ -6742,7 +6775,7 @@
         </w:tc>
         <w:tc>
           <w:tcPr>
-            <w:tcW w:w="3038" w:type="dxa"/>
+            <w:tcW w:w="1954" w:type="dxa"/>
           </w:tcPr>
           <w:p>
             <w:r>
@@ -6758,7 +6791,7 @@
       <w:tr>
         <w:tc>
           <w:tcPr>
-            <w:tcW w:w="3600" w:type="dxa"/>
+            <w:tcW w:w="3100" w:type="dxa"/>
           </w:tcPr>
           <w:p>
             <w:r>
@@ -6771,7 +6804,7 @@
         </w:tc>
         <w:tc>
           <w:tcPr>
-            <w:tcW w:w="5000" w:type="dxa"/>
+            <w:tcW w:w="4300" w:type="dxa"/>
           </w:tcPr>
           <w:p>
             <w:r>
@@ -6784,7 +6817,7 @@
         </w:tc>
         <w:tc>
           <w:tcPr>
-            <w:tcW w:w="3038" w:type="dxa"/>
+            <w:tcW w:w="1954" w:type="dxa"/>
           </w:tcPr>
           <w:p>
             <w:r>
@@ -6800,7 +6833,7 @@
       <w:tr>
         <w:tc>
           <w:tcPr>
-            <w:tcW w:w="3600" w:type="dxa"/>
+            <w:tcW w:w="3100" w:type="dxa"/>
           </w:tcPr>
           <w:p>
             <w:r>
@@ -6813,7 +6846,7 @@
         </w:tc>
         <w:tc>
           <w:tcPr>
-            <w:tcW w:w="5000" w:type="dxa"/>
+            <w:tcW w:w="4300" w:type="dxa"/>
           </w:tcPr>
           <w:p>
             <w:r>
@@ -6826,7 +6859,7 @@
         </w:tc>
         <w:tc>
           <w:tcPr>
-            <w:tcW w:w="3038" w:type="dxa"/>
+            <w:tcW w:w="1954" w:type="dxa"/>
           </w:tcPr>
           <w:p>
             <w:r>
@@ -6842,7 +6875,7 @@
       <w:tr>
         <w:tc>
           <w:tcPr>
-            <w:tcW w:w="3600" w:type="dxa"/>
+            <w:tcW w:w="3100" w:type="dxa"/>
           </w:tcPr>
           <w:p>
             <w:r>
@@ -6855,7 +6888,7 @@
         </w:tc>
         <w:tc>
           <w:tcPr>
-            <w:tcW w:w="5000" w:type="dxa"/>
+            <w:tcW w:w="4300" w:type="dxa"/>
           </w:tcPr>
           <w:p>
             <w:r>
@@ -6868,7 +6901,7 @@
         </w:tc>
         <w:tc>
           <w:tcPr>
-            <w:tcW w:w="3038" w:type="dxa"/>
+            <w:tcW w:w="1954" w:type="dxa"/>
           </w:tcPr>
           <w:p>
             <w:r>
@@ -6971,7 +7004,7 @@
           <w:b/>
           <w:sz w:val="26"/>
         </w:rPr>
-        <w:t xml:space="preserve">Предварительные данные по подключению к сетям водо-, энерго- и воздухоснабжения</w:t>
+        <w:t xml:space="preserve">12. Предварительные данные по подключению к сетям водо-, энерго- и воздухоснабжения</w:t>
       </w:r>
     </w:p>
     <w:p>
@@ -6992,7 +7025,7 @@
     </w:p>
     <w:tbl>
       <w:tblPr>
-        <w:tblW w:w="11638" w:type="dxa"/>
+        <w:tblW w:w="9354" w:type="dxa"/>
         <w:tblBorders>
           <w:top w:val="single" w:sz="4" w:color="C9C9C9"/>
           <w:left w:val="single" w:sz="4" w:color="C9C9C9"/>
@@ -7004,14 +7037,17 @@
         <w:tblLayout w:type="fixed"/>
       </w:tblPr>
       <w:tblGrid>
-        <w:gridCol w:w="3600"/>
-        <w:gridCol w:w="5000"/>
-        <w:gridCol w:w="3038"/>
+        <w:gridCol w:w="3100"/>
+        <w:gridCol w:w="4300"/>
+        <w:gridCol w:w="1954"/>
       </w:tblGrid>
       <w:tr>
-        <w:tc>
-          <w:tcPr>
-            <w:tcW w:w="3600" w:type="dxa"/>
+        <w:trPr>
+          <w:tblHeader/>
+        </w:trPr>
+        <w:tc>
+          <w:tcPr>
+            <w:tcW w:w="3100" w:type="dxa"/>
             <w:shd w:val="clear" w:fill="EFEFEF"/>
           </w:tcPr>
           <w:p>
@@ -7026,7 +7062,7 @@
         </w:tc>
         <w:tc>
           <w:tcPr>
-            <w:tcW w:w="5000" w:type="dxa"/>
+            <w:tcW w:w="4300" w:type="dxa"/>
             <w:shd w:val="clear" w:fill="EFEFEF"/>
           </w:tcPr>
           <w:p>
@@ -7041,7 +7077,7 @@
         </w:tc>
         <w:tc>
           <w:tcPr>
-            <w:tcW w:w="3038" w:type="dxa"/>
+            <w:tcW w:w="1954" w:type="dxa"/>
             <w:shd w:val="clear" w:fill="EFEFEF"/>
           </w:tcPr>
           <w:p>
@@ -7058,7 +7094,7 @@
       <w:tr>
         <w:tc>
           <w:tcPr>
-            <w:tcW w:w="3600" w:type="dxa"/>
+            <w:tcW w:w="3100" w:type="dxa"/>
           </w:tcPr>
           <w:p>
             <w:r>
@@ -7071,7 +7107,7 @@
         </w:tc>
         <w:tc>
           <w:tcPr>
-            <w:tcW w:w="5000" w:type="dxa"/>
+            <w:tcW w:w="4300" w:type="dxa"/>
           </w:tcPr>
           <w:p>
             <w:r>
@@ -7084,7 +7120,7 @@
         </w:tc>
         <w:tc>
           <w:tcPr>
-            <w:tcW w:w="3038" w:type="dxa"/>
+            <w:tcW w:w="1954" w:type="dxa"/>
           </w:tcPr>
           <w:p>
             <w:r>
@@ -7100,7 +7136,7 @@
       <w:tr>
         <w:tc>
           <w:tcPr>
-            <w:tcW w:w="3600" w:type="dxa"/>
+            <w:tcW w:w="3100" w:type="dxa"/>
           </w:tcPr>
           <w:p>
             <w:r>
@@ -7113,7 +7149,7 @@
         </w:tc>
         <w:tc>
           <w:tcPr>
-            <w:tcW w:w="5000" w:type="dxa"/>
+            <w:tcW w:w="4300" w:type="dxa"/>
           </w:tcPr>
           <w:p>
             <w:r>
@@ -7126,7 +7162,7 @@
         </w:tc>
         <w:tc>
           <w:tcPr>
-            <w:tcW w:w="3038" w:type="dxa"/>
+            <w:tcW w:w="1954" w:type="dxa"/>
           </w:tcPr>
           <w:p>
             <w:r>
@@ -7142,7 +7178,7 @@
       <w:tr>
         <w:tc>
           <w:tcPr>
-            <w:tcW w:w="3600" w:type="dxa"/>
+            <w:tcW w:w="3100" w:type="dxa"/>
           </w:tcPr>
           <w:p>
             <w:r>
@@ -7155,7 +7191,7 @@
         </w:tc>
         <w:tc>
           <w:tcPr>
-            <w:tcW w:w="5000" w:type="dxa"/>
+            <w:tcW w:w="4300" w:type="dxa"/>
           </w:tcPr>
           <w:p>
             <w:r>
@@ -7168,7 +7204,7 @@
         </w:tc>
         <w:tc>
           <w:tcPr>
-            <w:tcW w:w="3038" w:type="dxa"/>
+            <w:tcW w:w="1954" w:type="dxa"/>
           </w:tcPr>
           <w:p>
             <w:r>
@@ -7184,7 +7220,7 @@
       <w:tr>
         <w:tc>
           <w:tcPr>
-            <w:tcW w:w="3600" w:type="dxa"/>
+            <w:tcW w:w="3100" w:type="dxa"/>
           </w:tcPr>
           <w:p>
             <w:r>
@@ -7197,7 +7233,7 @@
         </w:tc>
         <w:tc>
           <w:tcPr>
-            <w:tcW w:w="5000" w:type="dxa"/>
+            <w:tcW w:w="4300" w:type="dxa"/>
           </w:tcPr>
           <w:p>
             <w:r>
@@ -7210,7 +7246,7 @@
         </w:tc>
         <w:tc>
           <w:tcPr>
-            <w:tcW w:w="3038" w:type="dxa"/>
+            <w:tcW w:w="1954" w:type="dxa"/>
           </w:tcPr>
           <w:p>
             <w:r>
@@ -7226,7 +7262,7 @@
       <w:tr>
         <w:tc>
           <w:tcPr>
-            <w:tcW w:w="3600" w:type="dxa"/>
+            <w:tcW w:w="3100" w:type="dxa"/>
           </w:tcPr>
           <w:p>
             <w:r>
@@ -7239,7 +7275,7 @@
         </w:tc>
         <w:tc>
           <w:tcPr>
-            <w:tcW w:w="5000" w:type="dxa"/>
+            <w:tcW w:w="4300" w:type="dxa"/>
           </w:tcPr>
           <w:p>
             <w:r>
@@ -7252,7 +7288,7 @@
         </w:tc>
         <w:tc>
           <w:tcPr>
-            <w:tcW w:w="3038" w:type="dxa"/>
+            <w:tcW w:w="1954" w:type="dxa"/>
           </w:tcPr>
           <w:p>
             <w:r>
@@ -7268,7 +7304,7 @@
       <w:tr>
         <w:tc>
           <w:tcPr>
-            <w:tcW w:w="3600" w:type="dxa"/>
+            <w:tcW w:w="3100" w:type="dxa"/>
           </w:tcPr>
           <w:p>
             <w:r>
@@ -7281,7 +7317,7 @@
         </w:tc>
         <w:tc>
           <w:tcPr>
-            <w:tcW w:w="5000" w:type="dxa"/>
+            <w:tcW w:w="4300" w:type="dxa"/>
           </w:tcPr>
           <w:p>
             <w:r>
@@ -7294,7 +7330,7 @@
         </w:tc>
         <w:tc>
           <w:tcPr>
-            <w:tcW w:w="3038" w:type="dxa"/>
+            <w:tcW w:w="1954" w:type="dxa"/>
           </w:tcPr>
           <w:p>
             <w:r>
@@ -7381,7 +7417,7 @@
           <w:b/>
           <w:sz w:val="26"/>
         </w:rPr>
-        <w:t xml:space="preserve">Автоматизация цеха обжига: АСУТП и система оптимизации режимов с машинным обучением</w:t>
+        <w:t xml:space="preserve">13. Автоматизация цеха обжига: АСУТП и система оптимизации режимов с машинным обучением</w:t>
       </w:r>
     </w:p>
     <w:p>
@@ -7410,7 +7446,7 @@
     </w:p>
     <w:tbl>
       <w:tblPr>
-        <w:tblW w:w="11638" w:type="dxa"/>
+        <w:tblW w:w="9354" w:type="dxa"/>
         <w:tblBorders>
           <w:top w:val="single" w:sz="4" w:color="C9C9C9"/>
           <w:left w:val="single" w:sz="4" w:color="C9C9C9"/>
@@ -7422,14 +7458,17 @@
         <w:tblLayout w:type="fixed"/>
       </w:tblPr>
       <w:tblGrid>
-        <w:gridCol w:w="3600"/>
-        <w:gridCol w:w="5000"/>
-        <w:gridCol w:w="3038"/>
+        <w:gridCol w:w="3100"/>
+        <w:gridCol w:w="4300"/>
+        <w:gridCol w:w="1954"/>
       </w:tblGrid>
       <w:tr>
-        <w:tc>
-          <w:tcPr>
-            <w:tcW w:w="3600" w:type="dxa"/>
+        <w:trPr>
+          <w:tblHeader/>
+        </w:trPr>
+        <w:tc>
+          <w:tcPr>
+            <w:tcW w:w="3100" w:type="dxa"/>
             <w:shd w:val="clear" w:fill="EFEFEF"/>
           </w:tcPr>
           <w:p>
@@ -7444,7 +7483,7 @@
         </w:tc>
         <w:tc>
           <w:tcPr>
-            <w:tcW w:w="5000" w:type="dxa"/>
+            <w:tcW w:w="4300" w:type="dxa"/>
             <w:shd w:val="clear" w:fill="EFEFEF"/>
           </w:tcPr>
           <w:p>
@@ -7459,7 +7498,7 @@
         </w:tc>
         <w:tc>
           <w:tcPr>
-            <w:tcW w:w="3038" w:type="dxa"/>
+            <w:tcW w:w="1954" w:type="dxa"/>
             <w:shd w:val="clear" w:fill="EFEFEF"/>
           </w:tcPr>
           <w:p>
@@ -7476,7 +7515,7 @@
       <w:tr>
         <w:tc>
           <w:tcPr>
-            <w:tcW w:w="3600" w:type="dxa"/>
+            <w:tcW w:w="3100" w:type="dxa"/>
           </w:tcPr>
           <w:p>
             <w:r>
@@ -7489,7 +7528,7 @@
         </w:tc>
         <w:tc>
           <w:tcPr>
-            <w:tcW w:w="5000" w:type="dxa"/>
+            <w:tcW w:w="4300" w:type="dxa"/>
           </w:tcPr>
           <w:p>
             <w:r>
@@ -7502,7 +7541,7 @@
         </w:tc>
         <w:tc>
           <w:tcPr>
-            <w:tcW w:w="3038" w:type="dxa"/>
+            <w:tcW w:w="1954" w:type="dxa"/>
           </w:tcPr>
           <w:p>
             <w:r>
@@ -7518,7 +7557,7 @@
       <w:tr>
         <w:tc>
           <w:tcPr>
-            <w:tcW w:w="3600" w:type="dxa"/>
+            <w:tcW w:w="3100" w:type="dxa"/>
           </w:tcPr>
           <w:p>
             <w:r>
@@ -7531,7 +7570,7 @@
         </w:tc>
         <w:tc>
           <w:tcPr>
-            <w:tcW w:w="5000" w:type="dxa"/>
+            <w:tcW w:w="4300" w:type="dxa"/>
           </w:tcPr>
           <w:p>
             <w:r>
@@ -7544,7 +7583,7 @@
         </w:tc>
         <w:tc>
           <w:tcPr>
-            <w:tcW w:w="3038" w:type="dxa"/>
+            <w:tcW w:w="1954" w:type="dxa"/>
           </w:tcPr>
           <w:p>
             <w:r>
@@ -7560,7 +7599,7 @@
       <w:tr>
         <w:tc>
           <w:tcPr>
-            <w:tcW w:w="3600" w:type="dxa"/>
+            <w:tcW w:w="3100" w:type="dxa"/>
           </w:tcPr>
           <w:p>
             <w:r>
@@ -7573,7 +7612,7 @@
         </w:tc>
         <w:tc>
           <w:tcPr>
-            <w:tcW w:w="5000" w:type="dxa"/>
+            <w:tcW w:w="4300" w:type="dxa"/>
           </w:tcPr>
           <w:p>
             <w:r>
@@ -7586,7 +7625,7 @@
         </w:tc>
         <w:tc>
           <w:tcPr>
-            <w:tcW w:w="3038" w:type="dxa"/>
+            <w:tcW w:w="1954" w:type="dxa"/>
           </w:tcPr>
           <w:p>
             <w:r>
@@ -7602,7 +7641,7 @@
       <w:tr>
         <w:tc>
           <w:tcPr>
-            <w:tcW w:w="3600" w:type="dxa"/>
+            <w:tcW w:w="3100" w:type="dxa"/>
           </w:tcPr>
           <w:p>
             <w:r>
@@ -7615,7 +7654,7 @@
         </w:tc>
         <w:tc>
           <w:tcPr>
-            <w:tcW w:w="5000" w:type="dxa"/>
+            <w:tcW w:w="4300" w:type="dxa"/>
           </w:tcPr>
           <w:p>
             <w:r>
@@ -7628,7 +7667,7 @@
         </w:tc>
         <w:tc>
           <w:tcPr>
-            <w:tcW w:w="3038" w:type="dxa"/>
+            <w:tcW w:w="1954" w:type="dxa"/>
           </w:tcPr>
           <w:p>
             <w:r>
@@ -7644,7 +7683,7 @@
       <w:tr>
         <w:tc>
           <w:tcPr>
-            <w:tcW w:w="3600" w:type="dxa"/>
+            <w:tcW w:w="3100" w:type="dxa"/>
           </w:tcPr>
           <w:p>
             <w:r>
@@ -7657,7 +7696,7 @@
         </w:tc>
         <w:tc>
           <w:tcPr>
-            <w:tcW w:w="5000" w:type="dxa"/>
+            <w:tcW w:w="4300" w:type="dxa"/>
           </w:tcPr>
           <w:p>
             <w:r>
@@ -7670,7 +7709,7 @@
         </w:tc>
         <w:tc>
           <w:tcPr>
-            <w:tcW w:w="3038" w:type="dxa"/>
+            <w:tcW w:w="1954" w:type="dxa"/>
           </w:tcPr>
           <w:p>
             <w:r>
@@ -7686,7 +7725,7 @@
       <w:tr>
         <w:tc>
           <w:tcPr>
-            <w:tcW w:w="3600" w:type="dxa"/>
+            <w:tcW w:w="3100" w:type="dxa"/>
           </w:tcPr>
           <w:p>
             <w:r>
@@ -7699,7 +7738,7 @@
         </w:tc>
         <w:tc>
           <w:tcPr>
-            <w:tcW w:w="5000" w:type="dxa"/>
+            <w:tcW w:w="4300" w:type="dxa"/>
           </w:tcPr>
           <w:p>
             <w:r>
@@ -7712,7 +7751,7 @@
         </w:tc>
         <w:tc>
           <w:tcPr>
-            <w:tcW w:w="3038" w:type="dxa"/>
+            <w:tcW w:w="1954" w:type="dxa"/>
           </w:tcPr>
           <w:p>
             <w:r>
@@ -7728,7 +7767,7 @@
       <w:tr>
         <w:tc>
           <w:tcPr>
-            <w:tcW w:w="3600" w:type="dxa"/>
+            <w:tcW w:w="3100" w:type="dxa"/>
           </w:tcPr>
           <w:p>
             <w:r>
@@ -7741,7 +7780,7 @@
         </w:tc>
         <w:tc>
           <w:tcPr>
-            <w:tcW w:w="5000" w:type="dxa"/>
+            <w:tcW w:w="4300" w:type="dxa"/>
           </w:tcPr>
           <w:p>
             <w:r>
@@ -7754,7 +7793,7 @@
         </w:tc>
         <w:tc>
           <w:tcPr>
-            <w:tcW w:w="3038" w:type="dxa"/>
+            <w:tcW w:w="1954" w:type="dxa"/>
           </w:tcPr>
           <w:p>
             <w:r>
@@ -7857,7 +7896,7 @@
           <w:b/>
           <w:sz w:val="26"/>
         </w:rPr>
-        <w:t xml:space="preserve">Принципиальная технологическая схема (PFD)</w:t>
+        <w:t xml:space="preserve">14. Принципиальная технологическая схема (PFD)</w:t>
       </w:r>
     </w:p>
     <w:p>
@@ -7878,7 +7917,7 @@
     </w:p>
     <w:tbl>
       <w:tblPr>
-        <w:tblW w:w="11638" w:type="dxa"/>
+        <w:tblW w:w="9354" w:type="dxa"/>
         <w:tblBorders>
           <w:top w:val="single" w:sz="4" w:color="C9C9C9"/>
           <w:left w:val="single" w:sz="4" w:color="C9C9C9"/>
@@ -7890,14 +7929,17 @@
         <w:tblLayout w:type="fixed"/>
       </w:tblPr>
       <w:tblGrid>
-        <w:gridCol w:w="3600"/>
-        <w:gridCol w:w="5000"/>
-        <w:gridCol w:w="3038"/>
+        <w:gridCol w:w="3100"/>
+        <w:gridCol w:w="4300"/>
+        <w:gridCol w:w="1954"/>
       </w:tblGrid>
       <w:tr>
-        <w:tc>
-          <w:tcPr>
-            <w:tcW w:w="3600" w:type="dxa"/>
+        <w:trPr>
+          <w:tblHeader/>
+        </w:trPr>
+        <w:tc>
+          <w:tcPr>
+            <w:tcW w:w="3100" w:type="dxa"/>
             <w:shd w:val="clear" w:fill="EFEFEF"/>
           </w:tcPr>
           <w:p>
@@ -7912,7 +7954,7 @@
         </w:tc>
         <w:tc>
           <w:tcPr>
-            <w:tcW w:w="5000" w:type="dxa"/>
+            <w:tcW w:w="4300" w:type="dxa"/>
             <w:shd w:val="clear" w:fill="EFEFEF"/>
           </w:tcPr>
           <w:p>
@@ -7927,7 +7969,7 @@
         </w:tc>
         <w:tc>
           <w:tcPr>
-            <w:tcW w:w="3038" w:type="dxa"/>
+            <w:tcW w:w="1954" w:type="dxa"/>
             <w:shd w:val="clear" w:fill="EFEFEF"/>
           </w:tcPr>
           <w:p>
@@ -7944,7 +7986,7 @@
       <w:tr>
         <w:tc>
           <w:tcPr>
-            <w:tcW w:w="3600" w:type="dxa"/>
+            <w:tcW w:w="3100" w:type="dxa"/>
           </w:tcPr>
           <w:p>
             <w:r>
@@ -7957,7 +7999,7 @@
         </w:tc>
         <w:tc>
           <w:tcPr>
-            <w:tcW w:w="5000" w:type="dxa"/>
+            <w:tcW w:w="4300" w:type="dxa"/>
           </w:tcPr>
           <w:p>
             <w:r>
@@ -7970,7 +8012,7 @@
         </w:tc>
         <w:tc>
           <w:tcPr>
-            <w:tcW w:w="3038" w:type="dxa"/>
+            <w:tcW w:w="1954" w:type="dxa"/>
           </w:tcPr>
           <w:p>
             <w:r>
@@ -7986,7 +8028,7 @@
       <w:tr>
         <w:tc>
           <w:tcPr>
-            <w:tcW w:w="3600" w:type="dxa"/>
+            <w:tcW w:w="3100" w:type="dxa"/>
           </w:tcPr>
           <w:p>
             <w:r>
@@ -7999,7 +8041,7 @@
         </w:tc>
         <w:tc>
           <w:tcPr>
-            <w:tcW w:w="5000" w:type="dxa"/>
+            <w:tcW w:w="4300" w:type="dxa"/>
           </w:tcPr>
           <w:p>
             <w:r>
@@ -8012,7 +8054,7 @@
         </w:tc>
         <w:tc>
           <w:tcPr>
-            <w:tcW w:w="3038" w:type="dxa"/>
+            <w:tcW w:w="1954" w:type="dxa"/>
           </w:tcPr>
           <w:p>
             <w:r>
@@ -8028,7 +8070,7 @@
       <w:tr>
         <w:tc>
           <w:tcPr>
-            <w:tcW w:w="3600" w:type="dxa"/>
+            <w:tcW w:w="3100" w:type="dxa"/>
           </w:tcPr>
           <w:p>
             <w:r>
@@ -8041,7 +8083,7 @@
         </w:tc>
         <w:tc>
           <w:tcPr>
-            <w:tcW w:w="5000" w:type="dxa"/>
+            <w:tcW w:w="4300" w:type="dxa"/>
           </w:tcPr>
           <w:p>
             <w:r>
@@ -8054,7 +8096,7 @@
         </w:tc>
         <w:tc>
           <w:tcPr>
-            <w:tcW w:w="3038" w:type="dxa"/>
+            <w:tcW w:w="1954" w:type="dxa"/>
           </w:tcPr>
           <w:p>
             <w:r>
@@ -8070,7 +8112,7 @@
       <w:tr>
         <w:tc>
           <w:tcPr>
-            <w:tcW w:w="3600" w:type="dxa"/>
+            <w:tcW w:w="3100" w:type="dxa"/>
           </w:tcPr>
           <w:p>
             <w:r>
@@ -8083,7 +8125,7 @@
         </w:tc>
         <w:tc>
           <w:tcPr>
-            <w:tcW w:w="5000" w:type="dxa"/>
+            <w:tcW w:w="4300" w:type="dxa"/>
           </w:tcPr>
           <w:p>
             <w:r>
@@ -8096,7 +8138,7 @@
         </w:tc>
         <w:tc>
           <w:tcPr>
-            <w:tcW w:w="3038" w:type="dxa"/>
+            <w:tcW w:w="1954" w:type="dxa"/>
           </w:tcPr>
           <w:p>
             <w:r>
@@ -8167,7 +8209,7 @@
           <w:b/>
           <w:sz w:val="26"/>
         </w:rPr>
-        <w:t xml:space="preserve">Предварительные схемы трубопроводов и КИПиА (P&amp;ID) по участкам: контуры регулирования, блокировки, уставки</w:t>
+        <w:t xml:space="preserve">15. Предварительные схемы трубопроводов и КИПиА (P&amp;ID) по участкам: контуры регулирования, блокировки, уставки</w:t>
       </w:r>
     </w:p>
     <w:p>
@@ -8220,7 +8262,7 @@
     </w:p>
     <w:tbl>
       <w:tblPr>
-        <w:tblW w:w="11638" w:type="dxa"/>
+        <w:tblW w:w="9354" w:type="dxa"/>
         <w:tblBorders>
           <w:top w:val="single" w:sz="4" w:color="C9C9C9"/>
           <w:left w:val="single" w:sz="4" w:color="C9C9C9"/>
@@ -8232,14 +8274,17 @@
         <w:tblLayout w:type="fixed"/>
       </w:tblPr>
       <w:tblGrid>
-        <w:gridCol w:w="3600"/>
-        <w:gridCol w:w="5000"/>
-        <w:gridCol w:w="3038"/>
+        <w:gridCol w:w="3100"/>
+        <w:gridCol w:w="4300"/>
+        <w:gridCol w:w="1954"/>
       </w:tblGrid>
       <w:tr>
-        <w:tc>
-          <w:tcPr>
-            <w:tcW w:w="3600" w:type="dxa"/>
+        <w:trPr>
+          <w:tblHeader/>
+        </w:trPr>
+        <w:tc>
+          <w:tcPr>
+            <w:tcW w:w="3100" w:type="dxa"/>
             <w:shd w:val="clear" w:fill="EFEFEF"/>
           </w:tcPr>
           <w:p>
@@ -8254,7 +8299,7 @@
         </w:tc>
         <w:tc>
           <w:tcPr>
-            <w:tcW w:w="5000" w:type="dxa"/>
+            <w:tcW w:w="4300" w:type="dxa"/>
             <w:shd w:val="clear" w:fill="EFEFEF"/>
           </w:tcPr>
           <w:p>
@@ -8269,7 +8314,7 @@
         </w:tc>
         <w:tc>
           <w:tcPr>
-            <w:tcW w:w="3038" w:type="dxa"/>
+            <w:tcW w:w="1954" w:type="dxa"/>
             <w:shd w:val="clear" w:fill="EFEFEF"/>
           </w:tcPr>
           <w:p>
@@ -8286,7 +8331,7 @@
       <w:tr>
         <w:tc>
           <w:tcPr>
-            <w:tcW w:w="3600" w:type="dxa"/>
+            <w:tcW w:w="3100" w:type="dxa"/>
           </w:tcPr>
           <w:p>
             <w:r>
@@ -8299,7 +8344,7 @@
         </w:tc>
         <w:tc>
           <w:tcPr>
-            <w:tcW w:w="5000" w:type="dxa"/>
+            <w:tcW w:w="4300" w:type="dxa"/>
           </w:tcPr>
           <w:p>
             <w:r>
@@ -8312,7 +8357,7 @@
         </w:tc>
         <w:tc>
           <w:tcPr>
-            <w:tcW w:w="3038" w:type="dxa"/>
+            <w:tcW w:w="1954" w:type="dxa"/>
           </w:tcPr>
           <w:p>
             <w:r>
@@ -8328,7 +8373,7 @@
       <w:tr>
         <w:tc>
           <w:tcPr>
-            <w:tcW w:w="3600" w:type="dxa"/>
+            <w:tcW w:w="3100" w:type="dxa"/>
           </w:tcPr>
           <w:p>
             <w:r>
@@ -8341,7 +8386,7 @@
         </w:tc>
         <w:tc>
           <w:tcPr>
-            <w:tcW w:w="5000" w:type="dxa"/>
+            <w:tcW w:w="4300" w:type="dxa"/>
           </w:tcPr>
           <w:p>
             <w:r>
@@ -8354,7 +8399,7 @@
         </w:tc>
         <w:tc>
           <w:tcPr>
-            <w:tcW w:w="3038" w:type="dxa"/>
+            <w:tcW w:w="1954" w:type="dxa"/>
           </w:tcPr>
           <w:p>
             <w:r>
@@ -8370,7 +8415,7 @@
       <w:tr>
         <w:tc>
           <w:tcPr>
-            <w:tcW w:w="3600" w:type="dxa"/>
+            <w:tcW w:w="3100" w:type="dxa"/>
           </w:tcPr>
           <w:p>
             <w:r>
@@ -8383,7 +8428,7 @@
         </w:tc>
         <w:tc>
           <w:tcPr>
-            <w:tcW w:w="5000" w:type="dxa"/>
+            <w:tcW w:w="4300" w:type="dxa"/>
           </w:tcPr>
           <w:p>
             <w:r>
@@ -8396,7 +8441,7 @@
         </w:tc>
         <w:tc>
           <w:tcPr>
-            <w:tcW w:w="3038" w:type="dxa"/>
+            <w:tcW w:w="1954" w:type="dxa"/>
           </w:tcPr>
           <w:p>
             <w:r>
@@ -8412,7 +8457,7 @@
       <w:tr>
         <w:tc>
           <w:tcPr>
-            <w:tcW w:w="3600" w:type="dxa"/>
+            <w:tcW w:w="3100" w:type="dxa"/>
           </w:tcPr>
           <w:p>
             <w:r>
@@ -8425,7 +8470,7 @@
         </w:tc>
         <w:tc>
           <w:tcPr>
-            <w:tcW w:w="5000" w:type="dxa"/>
+            <w:tcW w:w="4300" w:type="dxa"/>
           </w:tcPr>
           <w:p>
             <w:r>
@@ -8438,7 +8483,7 @@
         </w:tc>
         <w:tc>
           <w:tcPr>
-            <w:tcW w:w="3038" w:type="dxa"/>
+            <w:tcW w:w="1954" w:type="dxa"/>
           </w:tcPr>
           <w:p>
             <w:r>
@@ -8454,7 +8499,7 @@
       <w:tr>
         <w:tc>
           <w:tcPr>
-            <w:tcW w:w="3600" w:type="dxa"/>
+            <w:tcW w:w="3100" w:type="dxa"/>
           </w:tcPr>
           <w:p>
             <w:r>
@@ -8467,7 +8512,7 @@
         </w:tc>
         <w:tc>
           <w:tcPr>
-            <w:tcW w:w="5000" w:type="dxa"/>
+            <w:tcW w:w="4300" w:type="dxa"/>
           </w:tcPr>
           <w:p>
             <w:r>
@@ -8480,7 +8525,7 @@
         </w:tc>
         <w:tc>
           <w:tcPr>
-            <w:tcW w:w="3038" w:type="dxa"/>
+            <w:tcW w:w="1954" w:type="dxa"/>
           </w:tcPr>
           <w:p>
             <w:r>
@@ -8496,7 +8541,7 @@
       <w:tr>
         <w:tc>
           <w:tcPr>
-            <w:tcW w:w="3600" w:type="dxa"/>
+            <w:tcW w:w="3100" w:type="dxa"/>
           </w:tcPr>
           <w:p>
             <w:r>
@@ -8509,7 +8554,7 @@
         </w:tc>
         <w:tc>
           <w:tcPr>
-            <w:tcW w:w="5000" w:type="dxa"/>
+            <w:tcW w:w="4300" w:type="dxa"/>
           </w:tcPr>
           <w:p>
             <w:r>
@@ -8522,7 +8567,7 @@
         </w:tc>
         <w:tc>
           <w:tcPr>
-            <w:tcW w:w="3038" w:type="dxa"/>
+            <w:tcW w:w="1954" w:type="dxa"/>
           </w:tcPr>
           <w:p>
             <w:r>
@@ -8538,7 +8583,7 @@
       <w:tr>
         <w:tc>
           <w:tcPr>
-            <w:tcW w:w="3600" w:type="dxa"/>
+            <w:tcW w:w="3100" w:type="dxa"/>
           </w:tcPr>
           <w:p>
             <w:r>
@@ -8551,7 +8596,7 @@
         </w:tc>
         <w:tc>
           <w:tcPr>
-            <w:tcW w:w="5000" w:type="dxa"/>
+            <w:tcW w:w="4300" w:type="dxa"/>
           </w:tcPr>
           <w:p>
             <w:r>
@@ -8564,7 +8609,7 @@
         </w:tc>
         <w:tc>
           <w:tcPr>
-            <w:tcW w:w="3038" w:type="dxa"/>
+            <w:tcW w:w="1954" w:type="dxa"/>
           </w:tcPr>
           <w:p>
             <w:r>
@@ -8580,7 +8625,7 @@
       <w:tr>
         <w:tc>
           <w:tcPr>
-            <w:tcW w:w="3600" w:type="dxa"/>
+            <w:tcW w:w="3100" w:type="dxa"/>
           </w:tcPr>
           <w:p>
             <w:r>
@@ -8593,7 +8638,7 @@
         </w:tc>
         <w:tc>
           <w:tcPr>
-            <w:tcW w:w="5000" w:type="dxa"/>
+            <w:tcW w:w="4300" w:type="dxa"/>
           </w:tcPr>
           <w:p>
             <w:r>
@@ -8606,7 +8651,7 @@
         </w:tc>
         <w:tc>
           <w:tcPr>
-            <w:tcW w:w="3038" w:type="dxa"/>
+            <w:tcW w:w="1954" w:type="dxa"/>
           </w:tcPr>
           <w:p>
             <w:r>
@@ -8709,7 +8754,7 @@
           <w:b/>
           <w:sz w:val="26"/>
         </w:rPr>
-        <w:t xml:space="preserve">Предварительный перечень трубопроводной арматуры и приборов КИПиА; спецификация критичных и длинноцикловых приборов</w:t>
+        <w:t xml:space="preserve">16. Предварительный перечень трубопроводной арматуры и приборов КИПиА; спецификация критичных и длинноцикловых приборов</w:t>
       </w:r>
     </w:p>
     <w:p>
@@ -8754,7 +8799,7 @@
     </w:p>
     <w:tbl>
       <w:tblPr>
-        <w:tblW w:w="11638" w:type="dxa"/>
+        <w:tblW w:w="9354" w:type="dxa"/>
         <w:tblBorders>
           <w:top w:val="single" w:sz="4" w:color="C9C9C9"/>
           <w:left w:val="single" w:sz="4" w:color="C9C9C9"/>
@@ -8766,14 +8811,17 @@
         <w:tblLayout w:type="fixed"/>
       </w:tblPr>
       <w:tblGrid>
-        <w:gridCol w:w="3600"/>
-        <w:gridCol w:w="5000"/>
-        <w:gridCol w:w="3038"/>
+        <w:gridCol w:w="3100"/>
+        <w:gridCol w:w="4300"/>
+        <w:gridCol w:w="1954"/>
       </w:tblGrid>
       <w:tr>
-        <w:tc>
-          <w:tcPr>
-            <w:tcW w:w="3600" w:type="dxa"/>
+        <w:trPr>
+          <w:tblHeader/>
+        </w:trPr>
+        <w:tc>
+          <w:tcPr>
+            <w:tcW w:w="3100" w:type="dxa"/>
             <w:shd w:val="clear" w:fill="EFEFEF"/>
           </w:tcPr>
           <w:p>
@@ -8788,7 +8836,7 @@
         </w:tc>
         <w:tc>
           <w:tcPr>
-            <w:tcW w:w="5000" w:type="dxa"/>
+            <w:tcW w:w="4300" w:type="dxa"/>
             <w:shd w:val="clear" w:fill="EFEFEF"/>
           </w:tcPr>
           <w:p>
@@ -8803,7 +8851,7 @@
         </w:tc>
         <w:tc>
           <w:tcPr>
-            <w:tcW w:w="3038" w:type="dxa"/>
+            <w:tcW w:w="1954" w:type="dxa"/>
             <w:shd w:val="clear" w:fill="EFEFEF"/>
           </w:tcPr>
           <w:p>
@@ -8820,7 +8868,7 @@
       <w:tr>
         <w:tc>
           <w:tcPr>
-            <w:tcW w:w="3600" w:type="dxa"/>
+            <w:tcW w:w="3100" w:type="dxa"/>
           </w:tcPr>
           <w:p>
             <w:r>
@@ -8833,7 +8881,7 @@
         </w:tc>
         <w:tc>
           <w:tcPr>
-            <w:tcW w:w="5000" w:type="dxa"/>
+            <w:tcW w:w="4300" w:type="dxa"/>
           </w:tcPr>
           <w:p>
             <w:r>
@@ -8846,7 +8894,7 @@
         </w:tc>
         <w:tc>
           <w:tcPr>
-            <w:tcW w:w="3038" w:type="dxa"/>
+            <w:tcW w:w="1954" w:type="dxa"/>
           </w:tcPr>
           <w:p>
             <w:r>
@@ -8862,7 +8910,7 @@
       <w:tr>
         <w:tc>
           <w:tcPr>
-            <w:tcW w:w="3600" w:type="dxa"/>
+            <w:tcW w:w="3100" w:type="dxa"/>
           </w:tcPr>
           <w:p>
             <w:r>
@@ -8875,7 +8923,7 @@
         </w:tc>
         <w:tc>
           <w:tcPr>
-            <w:tcW w:w="5000" w:type="dxa"/>
+            <w:tcW w:w="4300" w:type="dxa"/>
           </w:tcPr>
           <w:p>
             <w:r>
@@ -8888,7 +8936,7 @@
         </w:tc>
         <w:tc>
           <w:tcPr>
-            <w:tcW w:w="3038" w:type="dxa"/>
+            <w:tcW w:w="1954" w:type="dxa"/>
           </w:tcPr>
           <w:p>
             <w:r>
@@ -8904,7 +8952,7 @@
       <w:tr>
         <w:tc>
           <w:tcPr>
-            <w:tcW w:w="3600" w:type="dxa"/>
+            <w:tcW w:w="3100" w:type="dxa"/>
           </w:tcPr>
           <w:p>
             <w:r>
@@ -8917,7 +8965,7 @@
         </w:tc>
         <w:tc>
           <w:tcPr>
-            <w:tcW w:w="5000" w:type="dxa"/>
+            <w:tcW w:w="4300" w:type="dxa"/>
           </w:tcPr>
           <w:p>
             <w:r>
@@ -8930,7 +8978,7 @@
         </w:tc>
         <w:tc>
           <w:tcPr>
-            <w:tcW w:w="3038" w:type="dxa"/>
+            <w:tcW w:w="1954" w:type="dxa"/>
           </w:tcPr>
           <w:p>
             <w:r>
@@ -8946,7 +8994,7 @@
       <w:tr>
         <w:tc>
           <w:tcPr>
-            <w:tcW w:w="3600" w:type="dxa"/>
+            <w:tcW w:w="3100" w:type="dxa"/>
           </w:tcPr>
           <w:p>
             <w:r>
@@ -8959,7 +9007,7 @@
         </w:tc>
         <w:tc>
           <w:tcPr>
-            <w:tcW w:w="5000" w:type="dxa"/>
+            <w:tcW w:w="4300" w:type="dxa"/>
           </w:tcPr>
           <w:p>
             <w:r>
@@ -8972,7 +9020,7 @@
         </w:tc>
         <w:tc>
           <w:tcPr>
-            <w:tcW w:w="3038" w:type="dxa"/>
+            <w:tcW w:w="1954" w:type="dxa"/>
           </w:tcPr>
           <w:p>
             <w:r>
@@ -8988,7 +9036,7 @@
       <w:tr>
         <w:tc>
           <w:tcPr>
-            <w:tcW w:w="3600" w:type="dxa"/>
+            <w:tcW w:w="3100" w:type="dxa"/>
           </w:tcPr>
           <w:p>
             <w:r>
@@ -9001,7 +9049,7 @@
         </w:tc>
         <w:tc>
           <w:tcPr>
-            <w:tcW w:w="5000" w:type="dxa"/>
+            <w:tcW w:w="4300" w:type="dxa"/>
           </w:tcPr>
           <w:p>
             <w:r>
@@ -9014,7 +9062,7 @@
         </w:tc>
         <w:tc>
           <w:tcPr>
-            <w:tcW w:w="3038" w:type="dxa"/>
+            <w:tcW w:w="1954" w:type="dxa"/>
           </w:tcPr>
           <w:p>
             <w:r>
@@ -9030,7 +9078,7 @@
       <w:tr>
         <w:tc>
           <w:tcPr>
-            <w:tcW w:w="3600" w:type="dxa"/>
+            <w:tcW w:w="3100" w:type="dxa"/>
           </w:tcPr>
           <w:p>
             <w:r>
@@ -9043,7 +9091,7 @@
         </w:tc>
         <w:tc>
           <w:tcPr>
-            <w:tcW w:w="5000" w:type="dxa"/>
+            <w:tcW w:w="4300" w:type="dxa"/>
           </w:tcPr>
           <w:p>
             <w:r>
@@ -9056,7 +9104,7 @@
         </w:tc>
         <w:tc>
           <w:tcPr>
-            <w:tcW w:w="3038" w:type="dxa"/>
+            <w:tcW w:w="1954" w:type="dxa"/>
           </w:tcPr>
           <w:p>
             <w:r>
@@ -9143,7 +9191,7 @@
           <w:b/>
           <w:sz w:val="26"/>
         </w:rPr>
-        <w:t xml:space="preserve">Основные компоновочные решения (планы, разрезы, высотная схема)</w:t>
+        <w:t xml:space="preserve">17. Основные компоновочные решения (планы, разрезы, высотная схема)</w:t>
       </w:r>
     </w:p>
     <w:p>
@@ -9172,7 +9220,7 @@
     </w:p>
     <w:tbl>
       <w:tblPr>
-        <w:tblW w:w="11638" w:type="dxa"/>
+        <w:tblW w:w="9354" w:type="dxa"/>
         <w:tblBorders>
           <w:top w:val="single" w:sz="4" w:color="C9C9C9"/>
           <w:left w:val="single" w:sz="4" w:color="C9C9C9"/>
@@ -9184,14 +9232,17 @@
         <w:tblLayout w:type="fixed"/>
       </w:tblPr>
       <w:tblGrid>
-        <w:gridCol w:w="3600"/>
-        <w:gridCol w:w="5000"/>
-        <w:gridCol w:w="3038"/>
+        <w:gridCol w:w="3100"/>
+        <w:gridCol w:w="4300"/>
+        <w:gridCol w:w="1954"/>
       </w:tblGrid>
       <w:tr>
-        <w:tc>
-          <w:tcPr>
-            <w:tcW w:w="3600" w:type="dxa"/>
+        <w:trPr>
+          <w:tblHeader/>
+        </w:trPr>
+        <w:tc>
+          <w:tcPr>
+            <w:tcW w:w="3100" w:type="dxa"/>
             <w:shd w:val="clear" w:fill="EFEFEF"/>
           </w:tcPr>
           <w:p>
@@ -9206,7 +9257,7 @@
         </w:tc>
         <w:tc>
           <w:tcPr>
-            <w:tcW w:w="5000" w:type="dxa"/>
+            <w:tcW w:w="4300" w:type="dxa"/>
             <w:shd w:val="clear" w:fill="EFEFEF"/>
           </w:tcPr>
           <w:p>
@@ -9221,7 +9272,7 @@
         </w:tc>
         <w:tc>
           <w:tcPr>
-            <w:tcW w:w="3038" w:type="dxa"/>
+            <w:tcW w:w="1954" w:type="dxa"/>
             <w:shd w:val="clear" w:fill="EFEFEF"/>
           </w:tcPr>
           <w:p>
@@ -9238,7 +9289,7 @@
       <w:tr>
         <w:tc>
           <w:tcPr>
-            <w:tcW w:w="3600" w:type="dxa"/>
+            <w:tcW w:w="3100" w:type="dxa"/>
           </w:tcPr>
           <w:p>
             <w:r>
@@ -9251,7 +9302,7 @@
         </w:tc>
         <w:tc>
           <w:tcPr>
-            <w:tcW w:w="5000" w:type="dxa"/>
+            <w:tcW w:w="4300" w:type="dxa"/>
           </w:tcPr>
           <w:p>
             <w:r>
@@ -9264,7 +9315,7 @@
         </w:tc>
         <w:tc>
           <w:tcPr>
-            <w:tcW w:w="3038" w:type="dxa"/>
+            <w:tcW w:w="1954" w:type="dxa"/>
           </w:tcPr>
           <w:p>
             <w:r>
@@ -9280,7 +9331,7 @@
       <w:tr>
         <w:tc>
           <w:tcPr>
-            <w:tcW w:w="3600" w:type="dxa"/>
+            <w:tcW w:w="3100" w:type="dxa"/>
           </w:tcPr>
           <w:p>
             <w:r>
@@ -9293,7 +9344,7 @@
         </w:tc>
         <w:tc>
           <w:tcPr>
-            <w:tcW w:w="5000" w:type="dxa"/>
+            <w:tcW w:w="4300" w:type="dxa"/>
           </w:tcPr>
           <w:p>
             <w:r>
@@ -9306,7 +9357,7 @@
         </w:tc>
         <w:tc>
           <w:tcPr>
-            <w:tcW w:w="3038" w:type="dxa"/>
+            <w:tcW w:w="1954" w:type="dxa"/>
           </w:tcPr>
           <w:p>
             <w:r>
@@ -9322,7 +9373,7 @@
       <w:tr>
         <w:tc>
           <w:tcPr>
-            <w:tcW w:w="3600" w:type="dxa"/>
+            <w:tcW w:w="3100" w:type="dxa"/>
           </w:tcPr>
           <w:p>
             <w:r>
@@ -9335,7 +9386,7 @@
         </w:tc>
         <w:tc>
           <w:tcPr>
-            <w:tcW w:w="5000" w:type="dxa"/>
+            <w:tcW w:w="4300" w:type="dxa"/>
           </w:tcPr>
           <w:p>
             <w:r>
@@ -9348,7 +9399,7 @@
         </w:tc>
         <w:tc>
           <w:tcPr>
-            <w:tcW w:w="3038" w:type="dxa"/>
+            <w:tcW w:w="1954" w:type="dxa"/>
           </w:tcPr>
           <w:p>
             <w:r>
@@ -9364,7 +9415,7 @@
       <w:tr>
         <w:tc>
           <w:tcPr>
-            <w:tcW w:w="3600" w:type="dxa"/>
+            <w:tcW w:w="3100" w:type="dxa"/>
           </w:tcPr>
           <w:p>
             <w:r>
@@ -9377,7 +9428,7 @@
         </w:tc>
         <w:tc>
           <w:tcPr>
-            <w:tcW w:w="5000" w:type="dxa"/>
+            <w:tcW w:w="4300" w:type="dxa"/>
           </w:tcPr>
           <w:p>
             <w:r>
@@ -9390,7 +9441,7 @@
         </w:tc>
         <w:tc>
           <w:tcPr>
-            <w:tcW w:w="3038" w:type="dxa"/>
+            <w:tcW w:w="1954" w:type="dxa"/>
           </w:tcPr>
           <w:p>
             <w:r>
@@ -9406,7 +9457,7 @@
       <w:tr>
         <w:tc>
           <w:tcPr>
-            <w:tcW w:w="3600" w:type="dxa"/>
+            <w:tcW w:w="3100" w:type="dxa"/>
           </w:tcPr>
           <w:p>
             <w:r>
@@ -9419,7 +9470,7 @@
         </w:tc>
         <w:tc>
           <w:tcPr>
-            <w:tcW w:w="5000" w:type="dxa"/>
+            <w:tcW w:w="4300" w:type="dxa"/>
           </w:tcPr>
           <w:p>
             <w:r>
@@ -9432,7 +9483,7 @@
         </w:tc>
         <w:tc>
           <w:tcPr>
-            <w:tcW w:w="3038" w:type="dxa"/>
+            <w:tcW w:w="1954" w:type="dxa"/>
           </w:tcPr>
           <w:p>
             <w:r>
@@ -9448,7 +9499,7 @@
       <w:tr>
         <w:tc>
           <w:tcPr>
-            <w:tcW w:w="3600" w:type="dxa"/>
+            <w:tcW w:w="3100" w:type="dxa"/>
           </w:tcPr>
           <w:p>
             <w:r>
@@ -9461,7 +9512,7 @@
         </w:tc>
         <w:tc>
           <w:tcPr>
-            <w:tcW w:w="5000" w:type="dxa"/>
+            <w:tcW w:w="4300" w:type="dxa"/>
           </w:tcPr>
           <w:p>
             <w:r>
@@ -9474,7 +9525,7 @@
         </w:tc>
         <w:tc>
           <w:tcPr>
-            <w:tcW w:w="3038" w:type="dxa"/>
+            <w:tcW w:w="1954" w:type="dxa"/>
           </w:tcPr>
           <w:p>
             <w:r>
@@ -9490,7 +9541,7 @@
       <w:tr>
         <w:tc>
           <w:tcPr>
-            <w:tcW w:w="3600" w:type="dxa"/>
+            <w:tcW w:w="3100" w:type="dxa"/>
           </w:tcPr>
           <w:p>
             <w:r>
@@ -9503,7 +9554,7 @@
         </w:tc>
         <w:tc>
           <w:tcPr>
-            <w:tcW w:w="5000" w:type="dxa"/>
+            <w:tcW w:w="4300" w:type="dxa"/>
           </w:tcPr>
           <w:p>
             <w:r>
@@ -9516,7 +9567,7 @@
         </w:tc>
         <w:tc>
           <w:tcPr>
-            <w:tcW w:w="3038" w:type="dxa"/>
+            <w:tcW w:w="1954" w:type="dxa"/>
           </w:tcPr>
           <w:p>
             <w:r>
@@ -9619,7 +9670,7 @@
           <w:b/>
           <w:sz w:val="26"/>
         </w:rPr>
-        <w:t xml:space="preserve">Планы строительных конструкций с нагрузками</w:t>
+        <w:t xml:space="preserve">18. Планы строительных конструкций с нагрузками</w:t>
       </w:r>
     </w:p>
     <w:p>
@@ -9648,7 +9699,7 @@
     </w:p>
     <w:tbl>
       <w:tblPr>
-        <w:tblW w:w="11638" w:type="dxa"/>
+        <w:tblW w:w="9354" w:type="dxa"/>
         <w:tblBorders>
           <w:top w:val="single" w:sz="4" w:color="C9C9C9"/>
           <w:left w:val="single" w:sz="4" w:color="C9C9C9"/>
@@ -9660,14 +9711,17 @@
         <w:tblLayout w:type="fixed"/>
       </w:tblPr>
       <w:tblGrid>
-        <w:gridCol w:w="3600"/>
-        <w:gridCol w:w="5000"/>
-        <w:gridCol w:w="3038"/>
+        <w:gridCol w:w="3100"/>
+        <w:gridCol w:w="4300"/>
+        <w:gridCol w:w="1954"/>
       </w:tblGrid>
       <w:tr>
-        <w:tc>
-          <w:tcPr>
-            <w:tcW w:w="3600" w:type="dxa"/>
+        <w:trPr>
+          <w:tblHeader/>
+        </w:trPr>
+        <w:tc>
+          <w:tcPr>
+            <w:tcW w:w="3100" w:type="dxa"/>
             <w:shd w:val="clear" w:fill="EFEFEF"/>
           </w:tcPr>
           <w:p>
@@ -9682,7 +9736,7 @@
         </w:tc>
         <w:tc>
           <w:tcPr>
-            <w:tcW w:w="5000" w:type="dxa"/>
+            <w:tcW w:w="4300" w:type="dxa"/>
             <w:shd w:val="clear" w:fill="EFEFEF"/>
           </w:tcPr>
           <w:p>
@@ -9697,7 +9751,7 @@
         </w:tc>
         <w:tc>
           <w:tcPr>
-            <w:tcW w:w="3038" w:type="dxa"/>
+            <w:tcW w:w="1954" w:type="dxa"/>
             <w:shd w:val="clear" w:fill="EFEFEF"/>
           </w:tcPr>
           <w:p>
@@ -9714,7 +9768,7 @@
       <w:tr>
         <w:tc>
           <w:tcPr>
-            <w:tcW w:w="3600" w:type="dxa"/>
+            <w:tcW w:w="3100" w:type="dxa"/>
           </w:tcPr>
           <w:p>
             <w:r>
@@ -9727,7 +9781,7 @@
         </w:tc>
         <w:tc>
           <w:tcPr>
-            <w:tcW w:w="5000" w:type="dxa"/>
+            <w:tcW w:w="4300" w:type="dxa"/>
           </w:tcPr>
           <w:p>
             <w:r>
@@ -9740,7 +9794,7 @@
         </w:tc>
         <w:tc>
           <w:tcPr>
-            <w:tcW w:w="3038" w:type="dxa"/>
+            <w:tcW w:w="1954" w:type="dxa"/>
           </w:tcPr>
           <w:p>
             <w:r>
@@ -9756,7 +9810,7 @@
       <w:tr>
         <w:tc>
           <w:tcPr>
-            <w:tcW w:w="3600" w:type="dxa"/>
+            <w:tcW w:w="3100" w:type="dxa"/>
           </w:tcPr>
           <w:p>
             <w:r>
@@ -9769,7 +9823,7 @@
         </w:tc>
         <w:tc>
           <w:tcPr>
-            <w:tcW w:w="5000" w:type="dxa"/>
+            <w:tcW w:w="4300" w:type="dxa"/>
           </w:tcPr>
           <w:p>
             <w:r>
@@ -9782,7 +9836,7 @@
         </w:tc>
         <w:tc>
           <w:tcPr>
-            <w:tcW w:w="3038" w:type="dxa"/>
+            <w:tcW w:w="1954" w:type="dxa"/>
           </w:tcPr>
           <w:p>
             <w:r>
@@ -9798,7 +9852,7 @@
       <w:tr>
         <w:tc>
           <w:tcPr>
-            <w:tcW w:w="3600" w:type="dxa"/>
+            <w:tcW w:w="3100" w:type="dxa"/>
           </w:tcPr>
           <w:p>
             <w:r>
@@ -9811,7 +9865,7 @@
         </w:tc>
         <w:tc>
           <w:tcPr>
-            <w:tcW w:w="5000" w:type="dxa"/>
+            <w:tcW w:w="4300" w:type="dxa"/>
           </w:tcPr>
           <w:p>
             <w:r>
@@ -9824,7 +9878,7 @@
         </w:tc>
         <w:tc>
           <w:tcPr>
-            <w:tcW w:w="3038" w:type="dxa"/>
+            <w:tcW w:w="1954" w:type="dxa"/>
           </w:tcPr>
           <w:p>
             <w:r>
@@ -9840,7 +9894,7 @@
       <w:tr>
         <w:tc>
           <w:tcPr>
-            <w:tcW w:w="3600" w:type="dxa"/>
+            <w:tcW w:w="3100" w:type="dxa"/>
           </w:tcPr>
           <w:p>
             <w:r>
@@ -9853,7 +9907,7 @@
         </w:tc>
         <w:tc>
           <w:tcPr>
-            <w:tcW w:w="5000" w:type="dxa"/>
+            <w:tcW w:w="4300" w:type="dxa"/>
           </w:tcPr>
           <w:p>
             <w:r>
@@ -9866,7 +9920,7 @@
         </w:tc>
         <w:tc>
           <w:tcPr>
-            <w:tcW w:w="3038" w:type="dxa"/>
+            <w:tcW w:w="1954" w:type="dxa"/>
           </w:tcPr>
           <w:p>
             <w:r>
@@ -9882,7 +9936,7 @@
       <w:tr>
         <w:tc>
           <w:tcPr>
-            <w:tcW w:w="3600" w:type="dxa"/>
+            <w:tcW w:w="3100" w:type="dxa"/>
           </w:tcPr>
           <w:p>
             <w:r>
@@ -9895,7 +9949,7 @@
         </w:tc>
         <w:tc>
           <w:tcPr>
-            <w:tcW w:w="5000" w:type="dxa"/>
+            <w:tcW w:w="4300" w:type="dxa"/>
           </w:tcPr>
           <w:p>
             <w:r>
@@ -9908,7 +9962,7 @@
         </w:tc>
         <w:tc>
           <w:tcPr>
-            <w:tcW w:w="3038" w:type="dxa"/>
+            <w:tcW w:w="1954" w:type="dxa"/>
           </w:tcPr>
           <w:p>
             <w:r>
@@ -9924,7 +9978,7 @@
       <w:tr>
         <w:tc>
           <w:tcPr>
-            <w:tcW w:w="3600" w:type="dxa"/>
+            <w:tcW w:w="3100" w:type="dxa"/>
           </w:tcPr>
           <w:p>
             <w:r>
@@ -9937,7 +9991,7 @@
         </w:tc>
         <w:tc>
           <w:tcPr>
-            <w:tcW w:w="5000" w:type="dxa"/>
+            <w:tcW w:w="4300" w:type="dxa"/>
           </w:tcPr>
           <w:p>
             <w:r>
@@ -9950,7 +10004,7 @@
         </w:tc>
         <w:tc>
           <w:tcPr>
-            <w:tcW w:w="3038" w:type="dxa"/>
+            <w:tcW w:w="1954" w:type="dxa"/>
           </w:tcPr>
           <w:p>
             <w:r>
@@ -9966,7 +10020,7 @@
       <w:tr>
         <w:tc>
           <w:tcPr>
-            <w:tcW w:w="3600" w:type="dxa"/>
+            <w:tcW w:w="3100" w:type="dxa"/>
           </w:tcPr>
           <w:p>
             <w:r>
@@ -9979,7 +10033,7 @@
         </w:tc>
         <w:tc>
           <w:tcPr>
-            <w:tcW w:w="5000" w:type="dxa"/>
+            <w:tcW w:w="4300" w:type="dxa"/>
           </w:tcPr>
           <w:p>
             <w:r>
@@ -9992,7 +10046,7 @@
         </w:tc>
         <w:tc>
           <w:tcPr>
-            <w:tcW w:w="3038" w:type="dxa"/>
+            <w:tcW w:w="1954" w:type="dxa"/>
           </w:tcPr>
           <w:p>
             <w:r>
@@ -10095,7 +10149,7 @@
           <w:b/>
           <w:sz w:val="26"/>
         </w:rPr>
-        <w:t xml:space="preserve">Планы фундаментов с нагрузками, включая динамические</w:t>
+        <w:t xml:space="preserve">19. Планы фундаментов с нагрузками, включая динамические</w:t>
       </w:r>
     </w:p>
     <w:p>
@@ -10132,7 +10186,7 @@
     </w:p>
     <w:tbl>
       <w:tblPr>
-        <w:tblW w:w="11638" w:type="dxa"/>
+        <w:tblW w:w="9354" w:type="dxa"/>
         <w:tblBorders>
           <w:top w:val="single" w:sz="4" w:color="C9C9C9"/>
           <w:left w:val="single" w:sz="4" w:color="C9C9C9"/>
@@ -10144,14 +10198,17 @@
         <w:tblLayout w:type="fixed"/>
       </w:tblPr>
       <w:tblGrid>
-        <w:gridCol w:w="3600"/>
-        <w:gridCol w:w="5000"/>
-        <w:gridCol w:w="3038"/>
+        <w:gridCol w:w="3100"/>
+        <w:gridCol w:w="4300"/>
+        <w:gridCol w:w="1954"/>
       </w:tblGrid>
       <w:tr>
-        <w:tc>
-          <w:tcPr>
-            <w:tcW w:w="3600" w:type="dxa"/>
+        <w:trPr>
+          <w:tblHeader/>
+        </w:trPr>
+        <w:tc>
+          <w:tcPr>
+            <w:tcW w:w="3100" w:type="dxa"/>
             <w:shd w:val="clear" w:fill="EFEFEF"/>
           </w:tcPr>
           <w:p>
@@ -10166,7 +10223,7 @@
         </w:tc>
         <w:tc>
           <w:tcPr>
-            <w:tcW w:w="5000" w:type="dxa"/>
+            <w:tcW w:w="4300" w:type="dxa"/>
             <w:shd w:val="clear" w:fill="EFEFEF"/>
           </w:tcPr>
           <w:p>
@@ -10181,7 +10238,7 @@
         </w:tc>
         <w:tc>
           <w:tcPr>
-            <w:tcW w:w="3038" w:type="dxa"/>
+            <w:tcW w:w="1954" w:type="dxa"/>
             <w:shd w:val="clear" w:fill="EFEFEF"/>
           </w:tcPr>
           <w:p>
@@ -10198,7 +10255,7 @@
       <w:tr>
         <w:tc>
           <w:tcPr>
-            <w:tcW w:w="3600" w:type="dxa"/>
+            <w:tcW w:w="3100" w:type="dxa"/>
           </w:tcPr>
           <w:p>
             <w:r>
@@ -10211,7 +10268,7 @@
         </w:tc>
         <w:tc>
           <w:tcPr>
-            <w:tcW w:w="5000" w:type="dxa"/>
+            <w:tcW w:w="4300" w:type="dxa"/>
           </w:tcPr>
           <w:p>
             <w:r>
@@ -10224,7 +10281,7 @@
         </w:tc>
         <w:tc>
           <w:tcPr>
-            <w:tcW w:w="3038" w:type="dxa"/>
+            <w:tcW w:w="1954" w:type="dxa"/>
           </w:tcPr>
           <w:p>
             <w:r>
@@ -10240,7 +10297,7 @@
       <w:tr>
         <w:tc>
           <w:tcPr>
-            <w:tcW w:w="3600" w:type="dxa"/>
+            <w:tcW w:w="3100" w:type="dxa"/>
           </w:tcPr>
           <w:p>
             <w:r>
@@ -10253,7 +10310,7 @@
         </w:tc>
         <w:tc>
           <w:tcPr>
-            <w:tcW w:w="5000" w:type="dxa"/>
+            <w:tcW w:w="4300" w:type="dxa"/>
           </w:tcPr>
           <w:p>
             <w:r>
@@ -10266,7 +10323,7 @@
         </w:tc>
         <w:tc>
           <w:tcPr>
-            <w:tcW w:w="3038" w:type="dxa"/>
+            <w:tcW w:w="1954" w:type="dxa"/>
           </w:tcPr>
           <w:p>
             <w:r>
@@ -10282,7 +10339,7 @@
       <w:tr>
         <w:tc>
           <w:tcPr>
-            <w:tcW w:w="3600" w:type="dxa"/>
+            <w:tcW w:w="3100" w:type="dxa"/>
           </w:tcPr>
           <w:p>
             <w:r>
@@ -10295,7 +10352,7 @@
         </w:tc>
         <w:tc>
           <w:tcPr>
-            <w:tcW w:w="5000" w:type="dxa"/>
+            <w:tcW w:w="4300" w:type="dxa"/>
           </w:tcPr>
           <w:p>
             <w:r>
@@ -10308,7 +10365,7 @@
         </w:tc>
         <w:tc>
           <w:tcPr>
-            <w:tcW w:w="3038" w:type="dxa"/>
+            <w:tcW w:w="1954" w:type="dxa"/>
           </w:tcPr>
           <w:p>
             <w:r>
@@ -10324,7 +10381,7 @@
       <w:tr>
         <w:tc>
           <w:tcPr>
-            <w:tcW w:w="3600" w:type="dxa"/>
+            <w:tcW w:w="3100" w:type="dxa"/>
           </w:tcPr>
           <w:p>
             <w:r>
@@ -10337,7 +10394,7 @@
         </w:tc>
         <w:tc>
           <w:tcPr>
-            <w:tcW w:w="5000" w:type="dxa"/>
+            <w:tcW w:w="4300" w:type="dxa"/>
           </w:tcPr>
           <w:p>
             <w:r>
@@ -10350,7 +10407,7 @@
         </w:tc>
         <w:tc>
           <w:tcPr>
-            <w:tcW w:w="3038" w:type="dxa"/>
+            <w:tcW w:w="1954" w:type="dxa"/>
           </w:tcPr>
           <w:p>
             <w:r>
@@ -10366,7 +10423,7 @@
       <w:tr>
         <w:tc>
           <w:tcPr>
-            <w:tcW w:w="3600" w:type="dxa"/>
+            <w:tcW w:w="3100" w:type="dxa"/>
           </w:tcPr>
           <w:p>
             <w:r>
@@ -10379,7 +10436,7 @@
         </w:tc>
         <w:tc>
           <w:tcPr>
-            <w:tcW w:w="5000" w:type="dxa"/>
+            <w:tcW w:w="4300" w:type="dxa"/>
           </w:tcPr>
           <w:p>
             <w:r>
@@ -10392,7 +10449,7 @@
         </w:tc>
         <w:tc>
           <w:tcPr>
-            <w:tcW w:w="3038" w:type="dxa"/>
+            <w:tcW w:w="1954" w:type="dxa"/>
           </w:tcPr>
           <w:p>
             <w:r>
@@ -10479,7 +10536,7 @@
           <w:b/>
           <w:sz w:val="26"/>
         </w:rPr>
-        <w:t xml:space="preserve">Требования к монтажу (включая вес самых тяжёлых частей)</w:t>
+        <w:t xml:space="preserve">20. Требования к монтажу (включая вес самых тяжёлых частей)</w:t>
       </w:r>
     </w:p>
     <w:p>
@@ -10500,7 +10557,7 @@
     </w:p>
     <w:tbl>
       <w:tblPr>
-        <w:tblW w:w="11638" w:type="dxa"/>
+        <w:tblW w:w="9354" w:type="dxa"/>
         <w:tblBorders>
           <w:top w:val="single" w:sz="4" w:color="C9C9C9"/>
           <w:left w:val="single" w:sz="4" w:color="C9C9C9"/>
@@ -10512,14 +10569,17 @@
         <w:tblLayout w:type="fixed"/>
       </w:tblPr>
       <w:tblGrid>
-        <w:gridCol w:w="3600"/>
-        <w:gridCol w:w="5000"/>
-        <w:gridCol w:w="3038"/>
+        <w:gridCol w:w="3100"/>
+        <w:gridCol w:w="4300"/>
+        <w:gridCol w:w="1954"/>
       </w:tblGrid>
       <w:tr>
-        <w:tc>
-          <w:tcPr>
-            <w:tcW w:w="3600" w:type="dxa"/>
+        <w:trPr>
+          <w:tblHeader/>
+        </w:trPr>
+        <w:tc>
+          <w:tcPr>
+            <w:tcW w:w="3100" w:type="dxa"/>
             <w:shd w:val="clear" w:fill="EFEFEF"/>
           </w:tcPr>
           <w:p>
@@ -10534,7 +10594,7 @@
         </w:tc>
         <w:tc>
           <w:tcPr>
-            <w:tcW w:w="5000" w:type="dxa"/>
+            <w:tcW w:w="4300" w:type="dxa"/>
             <w:shd w:val="clear" w:fill="EFEFEF"/>
           </w:tcPr>
           <w:p>
@@ -10549,7 +10609,7 @@
         </w:tc>
         <w:tc>
           <w:tcPr>
-            <w:tcW w:w="3038" w:type="dxa"/>
+            <w:tcW w:w="1954" w:type="dxa"/>
             <w:shd w:val="clear" w:fill="EFEFEF"/>
           </w:tcPr>
           <w:p>
@@ -10566,7 +10626,7 @@
       <w:tr>
         <w:tc>
           <w:tcPr>
-            <w:tcW w:w="3600" w:type="dxa"/>
+            <w:tcW w:w="3100" w:type="dxa"/>
           </w:tcPr>
           <w:p>
             <w:r>
@@ -10579,7 +10639,7 @@
         </w:tc>
         <w:tc>
           <w:tcPr>
-            <w:tcW w:w="5000" w:type="dxa"/>
+            <w:tcW w:w="4300" w:type="dxa"/>
           </w:tcPr>
           <w:p>
             <w:r>
@@ -10592,7 +10652,7 @@
         </w:tc>
         <w:tc>
           <w:tcPr>
-            <w:tcW w:w="3038" w:type="dxa"/>
+            <w:tcW w:w="1954" w:type="dxa"/>
           </w:tcPr>
           <w:p>
             <w:r>
@@ -10608,7 +10668,7 @@
       <w:tr>
         <w:tc>
           <w:tcPr>
-            <w:tcW w:w="3600" w:type="dxa"/>
+            <w:tcW w:w="3100" w:type="dxa"/>
           </w:tcPr>
           <w:p>
             <w:r>
@@ -10621,7 +10681,7 @@
         </w:tc>
         <w:tc>
           <w:tcPr>
-            <w:tcW w:w="5000" w:type="dxa"/>
+            <w:tcW w:w="4300" w:type="dxa"/>
           </w:tcPr>
           <w:p>
             <w:r>
@@ -10634,7 +10694,7 @@
         </w:tc>
         <w:tc>
           <w:tcPr>
-            <w:tcW w:w="3038" w:type="dxa"/>
+            <w:tcW w:w="1954" w:type="dxa"/>
           </w:tcPr>
           <w:p>
             <w:r>
@@ -10650,7 +10710,7 @@
       <w:tr>
         <w:tc>
           <w:tcPr>
-            <w:tcW w:w="3600" w:type="dxa"/>
+            <w:tcW w:w="3100" w:type="dxa"/>
           </w:tcPr>
           <w:p>
             <w:r>
@@ -10663,7 +10723,7 @@
         </w:tc>
         <w:tc>
           <w:tcPr>
-            <w:tcW w:w="5000" w:type="dxa"/>
+            <w:tcW w:w="4300" w:type="dxa"/>
           </w:tcPr>
           <w:p>
             <w:r>
@@ -10676,7 +10736,7 @@
         </w:tc>
         <w:tc>
           <w:tcPr>
-            <w:tcW w:w="3038" w:type="dxa"/>
+            <w:tcW w:w="1954" w:type="dxa"/>
           </w:tcPr>
           <w:p>
             <w:r>
@@ -10692,7 +10752,7 @@
       <w:tr>
         <w:tc>
           <w:tcPr>
-            <w:tcW w:w="3600" w:type="dxa"/>
+            <w:tcW w:w="3100" w:type="dxa"/>
           </w:tcPr>
           <w:p>
             <w:r>
@@ -10705,7 +10765,7 @@
         </w:tc>
         <w:tc>
           <w:tcPr>
-            <w:tcW w:w="5000" w:type="dxa"/>
+            <w:tcW w:w="4300" w:type="dxa"/>
           </w:tcPr>
           <w:p>
             <w:r>
@@ -10718,7 +10778,7 @@
         </w:tc>
         <w:tc>
           <w:tcPr>
-            <w:tcW w:w="3038" w:type="dxa"/>
+            <w:tcW w:w="1954" w:type="dxa"/>
           </w:tcPr>
           <w:p>
             <w:r>
@@ -10734,7 +10794,7 @@
       <w:tr>
         <w:tc>
           <w:tcPr>
-            <w:tcW w:w="3600" w:type="dxa"/>
+            <w:tcW w:w="3100" w:type="dxa"/>
           </w:tcPr>
           <w:p>
             <w:r>
@@ -10747,7 +10807,7 @@
         </w:tc>
         <w:tc>
           <w:tcPr>
-            <w:tcW w:w="5000" w:type="dxa"/>
+            <w:tcW w:w="4300" w:type="dxa"/>
           </w:tcPr>
           <w:p>
             <w:r>
@@ -10760,7 +10820,7 @@
         </w:tc>
         <w:tc>
           <w:tcPr>
-            <w:tcW w:w="3038" w:type="dxa"/>
+            <w:tcW w:w="1954" w:type="dxa"/>
           </w:tcPr>
           <w:p>
             <w:r>
@@ -10776,7 +10836,7 @@
       <w:tr>
         <w:tc>
           <w:tcPr>
-            <w:tcW w:w="3600" w:type="dxa"/>
+            <w:tcW w:w="3100" w:type="dxa"/>
           </w:tcPr>
           <w:p>
             <w:r>
@@ -10789,7 +10849,7 @@
         </w:tc>
         <w:tc>
           <w:tcPr>
-            <w:tcW w:w="5000" w:type="dxa"/>
+            <w:tcW w:w="4300" w:type="dxa"/>
           </w:tcPr>
           <w:p>
             <w:r>
@@ -10802,7 +10862,7 @@
         </w:tc>
         <w:tc>
           <w:tcPr>
-            <w:tcW w:w="3038" w:type="dxa"/>
+            <w:tcW w:w="1954" w:type="dxa"/>
           </w:tcPr>
           <w:p>
             <w:r>
@@ -10889,7 +10949,7 @@
           <w:b/>
           <w:sz w:val="26"/>
         </w:rPr>
-        <w:t xml:space="preserve">Требования к испытаниям и приёмке: сушка футеровки печи, испытания котла-утилизатора, пусконаладка газоочистки, гарантийные испытания</w:t>
+        <w:t xml:space="preserve">21. Требования к испытаниям и приёмке: сушка футеровки печи, испытания котла-утилизатора, пусконаладка газоочистки, гарантийные испытания</w:t>
       </w:r>
     </w:p>
     <w:p>
@@ -10934,7 +10994,7 @@
     </w:p>
     <w:tbl>
       <w:tblPr>
-        <w:tblW w:w="11638" w:type="dxa"/>
+        <w:tblW w:w="9354" w:type="dxa"/>
         <w:tblBorders>
           <w:top w:val="single" w:sz="4" w:color="C9C9C9"/>
           <w:left w:val="single" w:sz="4" w:color="C9C9C9"/>
@@ -10946,14 +11006,17 @@
         <w:tblLayout w:type="fixed"/>
       </w:tblPr>
       <w:tblGrid>
-        <w:gridCol w:w="3600"/>
-        <w:gridCol w:w="5000"/>
-        <w:gridCol w:w="3038"/>
+        <w:gridCol w:w="3100"/>
+        <w:gridCol w:w="4300"/>
+        <w:gridCol w:w="1954"/>
       </w:tblGrid>
       <w:tr>
-        <w:tc>
-          <w:tcPr>
-            <w:tcW w:w="3600" w:type="dxa"/>
+        <w:trPr>
+          <w:tblHeader/>
+        </w:trPr>
+        <w:tc>
+          <w:tcPr>
+            <w:tcW w:w="3100" w:type="dxa"/>
             <w:shd w:val="clear" w:fill="EFEFEF"/>
           </w:tcPr>
           <w:p>
@@ -10968,7 +11031,7 @@
         </w:tc>
         <w:tc>
           <w:tcPr>
-            <w:tcW w:w="5000" w:type="dxa"/>
+            <w:tcW w:w="4300" w:type="dxa"/>
             <w:shd w:val="clear" w:fill="EFEFEF"/>
           </w:tcPr>
           <w:p>
@@ -10983,7 +11046,7 @@
         </w:tc>
         <w:tc>
           <w:tcPr>
-            <w:tcW w:w="3038" w:type="dxa"/>
+            <w:tcW w:w="1954" w:type="dxa"/>
             <w:shd w:val="clear" w:fill="EFEFEF"/>
           </w:tcPr>
           <w:p>
@@ -11000,7 +11063,7 @@
       <w:tr>
         <w:tc>
           <w:tcPr>
-            <w:tcW w:w="3600" w:type="dxa"/>
+            <w:tcW w:w="3100" w:type="dxa"/>
           </w:tcPr>
           <w:p>
             <w:r>
@@ -11013,7 +11076,7 @@
         </w:tc>
         <w:tc>
           <w:tcPr>
-            <w:tcW w:w="5000" w:type="dxa"/>
+            <w:tcW w:w="4300" w:type="dxa"/>
           </w:tcPr>
           <w:p>
             <w:r>
@@ -11026,7 +11089,7 @@
         </w:tc>
         <w:tc>
           <w:tcPr>
-            <w:tcW w:w="3038" w:type="dxa"/>
+            <w:tcW w:w="1954" w:type="dxa"/>
           </w:tcPr>
           <w:p>
             <w:r>
@@ -11042,7 +11105,7 @@
       <w:tr>
         <w:tc>
           <w:tcPr>
-            <w:tcW w:w="3600" w:type="dxa"/>
+            <w:tcW w:w="3100" w:type="dxa"/>
           </w:tcPr>
           <w:p>
             <w:r>
@@ -11055,7 +11118,7 @@
         </w:tc>
         <w:tc>
           <w:tcPr>
-            <w:tcW w:w="5000" w:type="dxa"/>
+            <w:tcW w:w="4300" w:type="dxa"/>
           </w:tcPr>
           <w:p>
             <w:r>
@@ -11068,7 +11131,7 @@
         </w:tc>
         <w:tc>
           <w:tcPr>
-            <w:tcW w:w="3038" w:type="dxa"/>
+            <w:tcW w:w="1954" w:type="dxa"/>
           </w:tcPr>
           <w:p>
             <w:r>
@@ -11084,7 +11147,7 @@
       <w:tr>
         <w:tc>
           <w:tcPr>
-            <w:tcW w:w="3600" w:type="dxa"/>
+            <w:tcW w:w="3100" w:type="dxa"/>
           </w:tcPr>
           <w:p>
             <w:r>
@@ -11097,7 +11160,7 @@
         </w:tc>
         <w:tc>
           <w:tcPr>
-            <w:tcW w:w="5000" w:type="dxa"/>
+            <w:tcW w:w="4300" w:type="dxa"/>
           </w:tcPr>
           <w:p>
             <w:r>
@@ -11110,7 +11173,7 @@
         </w:tc>
         <w:tc>
           <w:tcPr>
-            <w:tcW w:w="3038" w:type="dxa"/>
+            <w:tcW w:w="1954" w:type="dxa"/>
           </w:tcPr>
           <w:p>
             <w:r>
@@ -11126,7 +11189,7 @@
       <w:tr>
         <w:tc>
           <w:tcPr>
-            <w:tcW w:w="3600" w:type="dxa"/>
+            <w:tcW w:w="3100" w:type="dxa"/>
           </w:tcPr>
           <w:p>
             <w:r>
@@ -11139,7 +11202,7 @@
         </w:tc>
         <w:tc>
           <w:tcPr>
-            <w:tcW w:w="5000" w:type="dxa"/>
+            <w:tcW w:w="4300" w:type="dxa"/>
           </w:tcPr>
           <w:p>
             <w:r>
@@ -11152,7 +11215,7 @@
         </w:tc>
         <w:tc>
           <w:tcPr>
-            <w:tcW w:w="3038" w:type="dxa"/>
+            <w:tcW w:w="1954" w:type="dxa"/>
           </w:tcPr>
           <w:p>
             <w:r>
@@ -11168,7 +11231,7 @@
       <w:tr>
         <w:tc>
           <w:tcPr>
-            <w:tcW w:w="3600" w:type="dxa"/>
+            <w:tcW w:w="3100" w:type="dxa"/>
           </w:tcPr>
           <w:p>
             <w:r>
@@ -11181,7 +11244,7 @@
         </w:tc>
         <w:tc>
           <w:tcPr>
-            <w:tcW w:w="5000" w:type="dxa"/>
+            <w:tcW w:w="4300" w:type="dxa"/>
           </w:tcPr>
           <w:p>
             <w:r>
@@ -11194,7 +11257,7 @@
         </w:tc>
         <w:tc>
           <w:tcPr>
-            <w:tcW w:w="3038" w:type="dxa"/>
+            <w:tcW w:w="1954" w:type="dxa"/>
           </w:tcPr>
           <w:p>
             <w:r>
@@ -11210,7 +11273,7 @@
       <w:tr>
         <w:tc>
           <w:tcPr>
-            <w:tcW w:w="3600" w:type="dxa"/>
+            <w:tcW w:w="3100" w:type="dxa"/>
           </w:tcPr>
           <w:p>
             <w:r>
@@ -11223,7 +11286,7 @@
         </w:tc>
         <w:tc>
           <w:tcPr>
-            <w:tcW w:w="5000" w:type="dxa"/>
+            <w:tcW w:w="4300" w:type="dxa"/>
           </w:tcPr>
           <w:p>
             <w:r>
@@ -11236,7 +11299,7 @@
         </w:tc>
         <w:tc>
           <w:tcPr>
-            <w:tcW w:w="3038" w:type="dxa"/>
+            <w:tcW w:w="1954" w:type="dxa"/>
           </w:tcPr>
           <w:p>
             <w:r>
@@ -11252,7 +11315,7 @@
       <w:tr>
         <w:tc>
           <w:tcPr>
-            <w:tcW w:w="3600" w:type="dxa"/>
+            <w:tcW w:w="3100" w:type="dxa"/>
           </w:tcPr>
           <w:p>
             <w:r>
@@ -11265,7 +11328,7 @@
         </w:tc>
         <w:tc>
           <w:tcPr>
-            <w:tcW w:w="5000" w:type="dxa"/>
+            <w:tcW w:w="4300" w:type="dxa"/>
           </w:tcPr>
           <w:p>
             <w:r>
@@ -11278,7 +11341,7 @@
         </w:tc>
         <w:tc>
           <w:tcPr>
-            <w:tcW w:w="3038" w:type="dxa"/>
+            <w:tcW w:w="1954" w:type="dxa"/>
           </w:tcPr>
           <w:p>
             <w:r>
@@ -11397,7 +11460,7 @@
           <w:b/>
           <w:sz w:val="26"/>
         </w:rPr>
-        <w:t xml:space="preserve">Спецификации, опросные листы, нетиповое оборудование и оборудование длительного цикла изготовления</w:t>
+        <w:t xml:space="preserve">22. Спецификации, опросные листы, нетиповое оборудование и оборудование длительного цикла изготовления</w:t>
       </w:r>
     </w:p>
     <w:p>
@@ -11426,7 +11489,7 @@
     </w:p>
     <w:tbl>
       <w:tblPr>
-        <w:tblW w:w="11638" w:type="dxa"/>
+        <w:tblW w:w="9354" w:type="dxa"/>
         <w:tblBorders>
           <w:top w:val="single" w:sz="4" w:color="C9C9C9"/>
           <w:left w:val="single" w:sz="4" w:color="C9C9C9"/>
@@ -11438,14 +11501,17 @@
         <w:tblLayout w:type="fixed"/>
       </w:tblPr>
       <w:tblGrid>
-        <w:gridCol w:w="3600"/>
-        <w:gridCol w:w="5000"/>
-        <w:gridCol w:w="3038"/>
+        <w:gridCol w:w="3100"/>
+        <w:gridCol w:w="4300"/>
+        <w:gridCol w:w="1954"/>
       </w:tblGrid>
       <w:tr>
-        <w:tc>
-          <w:tcPr>
-            <w:tcW w:w="3600" w:type="dxa"/>
+        <w:trPr>
+          <w:tblHeader/>
+        </w:trPr>
+        <w:tc>
+          <w:tcPr>
+            <w:tcW w:w="3100" w:type="dxa"/>
             <w:shd w:val="clear" w:fill="EFEFEF"/>
           </w:tcPr>
           <w:p>
@@ -11460,7 +11526,7 @@
         </w:tc>
         <w:tc>
           <w:tcPr>
-            <w:tcW w:w="5000" w:type="dxa"/>
+            <w:tcW w:w="4300" w:type="dxa"/>
             <w:shd w:val="clear" w:fill="EFEFEF"/>
           </w:tcPr>
           <w:p>
@@ -11475,7 +11541,7 @@
         </w:tc>
         <w:tc>
           <w:tcPr>
-            <w:tcW w:w="3038" w:type="dxa"/>
+            <w:tcW w:w="1954" w:type="dxa"/>
             <w:shd w:val="clear" w:fill="EFEFEF"/>
           </w:tcPr>
           <w:p>
@@ -11492,7 +11558,7 @@
       <w:tr>
         <w:tc>
           <w:tcPr>
-            <w:tcW w:w="3600" w:type="dxa"/>
+            <w:tcW w:w="3100" w:type="dxa"/>
           </w:tcPr>
           <w:p>
             <w:r>
@@ -11505,7 +11571,7 @@
         </w:tc>
         <w:tc>
           <w:tcPr>
-            <w:tcW w:w="5000" w:type="dxa"/>
+            <w:tcW w:w="4300" w:type="dxa"/>
           </w:tcPr>
           <w:p>
             <w:r>
@@ -11518,7 +11584,7 @@
         </w:tc>
         <w:tc>
           <w:tcPr>
-            <w:tcW w:w="3038" w:type="dxa"/>
+            <w:tcW w:w="1954" w:type="dxa"/>
           </w:tcPr>
           <w:p>
             <w:r>
@@ -11534,7 +11600,7 @@
       <w:tr>
         <w:tc>
           <w:tcPr>
-            <w:tcW w:w="3600" w:type="dxa"/>
+            <w:tcW w:w="3100" w:type="dxa"/>
           </w:tcPr>
           <w:p>
             <w:r>
@@ -11547,7 +11613,7 @@
         </w:tc>
         <w:tc>
           <w:tcPr>
-            <w:tcW w:w="5000" w:type="dxa"/>
+            <w:tcW w:w="4300" w:type="dxa"/>
           </w:tcPr>
           <w:p>
             <w:r>
@@ -11560,7 +11626,7 @@
         </w:tc>
         <w:tc>
           <w:tcPr>
-            <w:tcW w:w="3038" w:type="dxa"/>
+            <w:tcW w:w="1954" w:type="dxa"/>
           </w:tcPr>
           <w:p>
             <w:r>
@@ -11576,7 +11642,7 @@
       <w:tr>
         <w:tc>
           <w:tcPr>
-            <w:tcW w:w="3600" w:type="dxa"/>
+            <w:tcW w:w="3100" w:type="dxa"/>
           </w:tcPr>
           <w:p>
             <w:r>
@@ -11589,7 +11655,7 @@
         </w:tc>
         <w:tc>
           <w:tcPr>
-            <w:tcW w:w="5000" w:type="dxa"/>
+            <w:tcW w:w="4300" w:type="dxa"/>
           </w:tcPr>
           <w:p>
             <w:r>
@@ -11602,7 +11668,7 @@
         </w:tc>
         <w:tc>
           <w:tcPr>
-            <w:tcW w:w="3038" w:type="dxa"/>
+            <w:tcW w:w="1954" w:type="dxa"/>
           </w:tcPr>
           <w:p>
             <w:r>
@@ -11618,7 +11684,7 @@
       <w:tr>
         <w:tc>
           <w:tcPr>
-            <w:tcW w:w="3600" w:type="dxa"/>
+            <w:tcW w:w="3100" w:type="dxa"/>
           </w:tcPr>
           <w:p>
             <w:r>
@@ -11631,7 +11697,7 @@
         </w:tc>
         <w:tc>
           <w:tcPr>
-            <w:tcW w:w="5000" w:type="dxa"/>
+            <w:tcW w:w="4300" w:type="dxa"/>
           </w:tcPr>
           <w:p>
             <w:r>
@@ -11644,7 +11710,7 @@
         </w:tc>
         <w:tc>
           <w:tcPr>
-            <w:tcW w:w="3038" w:type="dxa"/>
+            <w:tcW w:w="1954" w:type="dxa"/>
           </w:tcPr>
           <w:p>
             <w:r>
@@ -11731,7 +11797,7 @@
           <w:b/>
           <w:sz w:val="26"/>
         </w:rPr>
-        <w:t xml:space="preserve">Тепловыделения и выделения вредностей от оборудования в помещения цеха</w:t>
+        <w:t xml:space="preserve">23. Тепловыделения и выделения вредностей от оборудования в помещения цеха</w:t>
       </w:r>
     </w:p>
     <w:p>
@@ -11752,7 +11818,7 @@
     </w:p>
     <w:tbl>
       <w:tblPr>
-        <w:tblW w:w="11638" w:type="dxa"/>
+        <w:tblW w:w="9354" w:type="dxa"/>
         <w:tblBorders>
           <w:top w:val="single" w:sz="4" w:color="C9C9C9"/>
           <w:left w:val="single" w:sz="4" w:color="C9C9C9"/>
@@ -11764,14 +11830,17 @@
         <w:tblLayout w:type="fixed"/>
       </w:tblPr>
       <w:tblGrid>
-        <w:gridCol w:w="3600"/>
-        <w:gridCol w:w="5000"/>
-        <w:gridCol w:w="3038"/>
+        <w:gridCol w:w="3100"/>
+        <w:gridCol w:w="4300"/>
+        <w:gridCol w:w="1954"/>
       </w:tblGrid>
       <w:tr>
-        <w:tc>
-          <w:tcPr>
-            <w:tcW w:w="3600" w:type="dxa"/>
+        <w:trPr>
+          <w:tblHeader/>
+        </w:trPr>
+        <w:tc>
+          <w:tcPr>
+            <w:tcW w:w="3100" w:type="dxa"/>
             <w:shd w:val="clear" w:fill="EFEFEF"/>
           </w:tcPr>
           <w:p>
@@ -11786,7 +11855,7 @@
         </w:tc>
         <w:tc>
           <w:tcPr>
-            <w:tcW w:w="5000" w:type="dxa"/>
+            <w:tcW w:w="4300" w:type="dxa"/>
             <w:shd w:val="clear" w:fill="EFEFEF"/>
           </w:tcPr>
           <w:p>
@@ -11801,7 +11870,7 @@
         </w:tc>
         <w:tc>
           <w:tcPr>
-            <w:tcW w:w="3038" w:type="dxa"/>
+            <w:tcW w:w="1954" w:type="dxa"/>
             <w:shd w:val="clear" w:fill="EFEFEF"/>
           </w:tcPr>
           <w:p>
@@ -11818,7 +11887,7 @@
       <w:tr>
         <w:tc>
           <w:tcPr>
-            <w:tcW w:w="3600" w:type="dxa"/>
+            <w:tcW w:w="3100" w:type="dxa"/>
           </w:tcPr>
           <w:p>
             <w:r>
@@ -11831,7 +11900,7 @@
         </w:tc>
         <w:tc>
           <w:tcPr>
-            <w:tcW w:w="5000" w:type="dxa"/>
+            <w:tcW w:w="4300" w:type="dxa"/>
           </w:tcPr>
           <w:p>
             <w:r>
@@ -11844,7 +11913,7 @@
         </w:tc>
         <w:tc>
           <w:tcPr>
-            <w:tcW w:w="3038" w:type="dxa"/>
+            <w:tcW w:w="1954" w:type="dxa"/>
           </w:tcPr>
           <w:p>
             <w:r>
@@ -11860,7 +11929,7 @@
       <w:tr>
         <w:tc>
           <w:tcPr>
-            <w:tcW w:w="3600" w:type="dxa"/>
+            <w:tcW w:w="3100" w:type="dxa"/>
           </w:tcPr>
           <w:p>
             <w:r>
@@ -11873,7 +11942,7 @@
         </w:tc>
         <w:tc>
           <w:tcPr>
-            <w:tcW w:w="5000" w:type="dxa"/>
+            <w:tcW w:w="4300" w:type="dxa"/>
           </w:tcPr>
           <w:p>
             <w:r>
@@ -11886,7 +11955,7 @@
         </w:tc>
         <w:tc>
           <w:tcPr>
-            <w:tcW w:w="3038" w:type="dxa"/>
+            <w:tcW w:w="1954" w:type="dxa"/>
           </w:tcPr>
           <w:p>
             <w:r>
@@ -11902,7 +11971,7 @@
       <w:tr>
         <w:tc>
           <w:tcPr>
-            <w:tcW w:w="3600" w:type="dxa"/>
+            <w:tcW w:w="3100" w:type="dxa"/>
           </w:tcPr>
           <w:p>
             <w:r>
@@ -11915,7 +11984,7 @@
         </w:tc>
         <w:tc>
           <w:tcPr>
-            <w:tcW w:w="5000" w:type="dxa"/>
+            <w:tcW w:w="4300" w:type="dxa"/>
           </w:tcPr>
           <w:p>
             <w:r>
@@ -11928,7 +11997,7 @@
         </w:tc>
         <w:tc>
           <w:tcPr>
-            <w:tcW w:w="3038" w:type="dxa"/>
+            <w:tcW w:w="1954" w:type="dxa"/>
           </w:tcPr>
           <w:p>
             <w:r>
@@ -11944,7 +12013,7 @@
       <w:tr>
         <w:tc>
           <w:tcPr>
-            <w:tcW w:w="3600" w:type="dxa"/>
+            <w:tcW w:w="3100" w:type="dxa"/>
           </w:tcPr>
           <w:p>
             <w:r>
@@ -11957,7 +12026,7 @@
         </w:tc>
         <w:tc>
           <w:tcPr>
-            <w:tcW w:w="5000" w:type="dxa"/>
+            <w:tcW w:w="4300" w:type="dxa"/>
           </w:tcPr>
           <w:p>
             <w:r>
@@ -11970,7 +12039,7 @@
         </w:tc>
         <w:tc>
           <w:tcPr>
-            <w:tcW w:w="3038" w:type="dxa"/>
+            <w:tcW w:w="1954" w:type="dxa"/>
           </w:tcPr>
           <w:p>
             <w:r>
@@ -11986,7 +12055,7 @@
       <w:tr>
         <w:tc>
           <w:tcPr>
-            <w:tcW w:w="3600" w:type="dxa"/>
+            <w:tcW w:w="3100" w:type="dxa"/>
           </w:tcPr>
           <w:p>
             <w:r>
@@ -11999,7 +12068,7 @@
         </w:tc>
         <w:tc>
           <w:tcPr>
-            <w:tcW w:w="5000" w:type="dxa"/>
+            <w:tcW w:w="4300" w:type="dxa"/>
           </w:tcPr>
           <w:p>
             <w:r>
@@ -12012,7 +12081,7 @@
         </w:tc>
         <w:tc>
           <w:tcPr>
-            <w:tcW w:w="3038" w:type="dxa"/>
+            <w:tcW w:w="1954" w:type="dxa"/>
           </w:tcPr>
           <w:p>
             <w:r>
@@ -12099,7 +12168,7 @@
           <w:b/>
           <w:sz w:val="26"/>
         </w:rPr>
-        <w:t xml:space="preserve">Интерфейсы Лота №1: границы со смежными лотами, СКЦ, ГМЦ и инфраструктурой площадки</w:t>
+        <w:t xml:space="preserve">24. Интерфейсы Лота №1: границы со смежными лотами, СКЦ, ГМЦ и инфраструктурой площадки</w:t>
       </w:r>
     </w:p>
     <w:p>
@@ -12128,7 +12197,7 @@
     </w:p>
     <w:tbl>
       <w:tblPr>
-        <w:tblW w:w="11638" w:type="dxa"/>
+        <w:tblW w:w="9354" w:type="dxa"/>
         <w:tblBorders>
           <w:top w:val="single" w:sz="4" w:color="C9C9C9"/>
           <w:left w:val="single" w:sz="4" w:color="C9C9C9"/>
@@ -12140,14 +12209,17 @@
         <w:tblLayout w:type="fixed"/>
       </w:tblPr>
       <w:tblGrid>
-        <w:gridCol w:w="3600"/>
-        <w:gridCol w:w="5000"/>
-        <w:gridCol w:w="3038"/>
+        <w:gridCol w:w="3100"/>
+        <w:gridCol w:w="4300"/>
+        <w:gridCol w:w="1954"/>
       </w:tblGrid>
       <w:tr>
-        <w:tc>
-          <w:tcPr>
-            <w:tcW w:w="3600" w:type="dxa"/>
+        <w:trPr>
+          <w:tblHeader/>
+        </w:trPr>
+        <w:tc>
+          <w:tcPr>
+            <w:tcW w:w="3100" w:type="dxa"/>
             <w:shd w:val="clear" w:fill="EFEFEF"/>
           </w:tcPr>
           <w:p>
@@ -12162,7 +12234,7 @@
         </w:tc>
         <w:tc>
           <w:tcPr>
-            <w:tcW w:w="5000" w:type="dxa"/>
+            <w:tcW w:w="4300" w:type="dxa"/>
             <w:shd w:val="clear" w:fill="EFEFEF"/>
           </w:tcPr>
           <w:p>
@@ -12177,7 +12249,7 @@
         </w:tc>
         <w:tc>
           <w:tcPr>
-            <w:tcW w:w="3038" w:type="dxa"/>
+            <w:tcW w:w="1954" w:type="dxa"/>
             <w:shd w:val="clear" w:fill="EFEFEF"/>
           </w:tcPr>
           <w:p>
@@ -12194,7 +12266,7 @@
       <w:tr>
         <w:tc>
           <w:tcPr>
-            <w:tcW w:w="3600" w:type="dxa"/>
+            <w:tcW w:w="3100" w:type="dxa"/>
           </w:tcPr>
           <w:p>
             <w:r>
@@ -12207,7 +12279,7 @@
         </w:tc>
         <w:tc>
           <w:tcPr>
-            <w:tcW w:w="5000" w:type="dxa"/>
+            <w:tcW w:w="4300" w:type="dxa"/>
           </w:tcPr>
           <w:p>
             <w:r>
@@ -12220,7 +12292,7 @@
         </w:tc>
         <w:tc>
           <w:tcPr>
-            <w:tcW w:w="3038" w:type="dxa"/>
+            <w:tcW w:w="1954" w:type="dxa"/>
           </w:tcPr>
           <w:p>
             <w:r>
@@ -12236,7 +12308,7 @@
       <w:tr>
         <w:tc>
           <w:tcPr>
-            <w:tcW w:w="3600" w:type="dxa"/>
+            <w:tcW w:w="3100" w:type="dxa"/>
           </w:tcPr>
           <w:p>
             <w:r>
@@ -12249,7 +12321,7 @@
         </w:tc>
         <w:tc>
           <w:tcPr>
-            <w:tcW w:w="5000" w:type="dxa"/>
+            <w:tcW w:w="4300" w:type="dxa"/>
           </w:tcPr>
           <w:p>
             <w:r>
@@ -12262,7 +12334,7 @@
         </w:tc>
         <w:tc>
           <w:tcPr>
-            <w:tcW w:w="3038" w:type="dxa"/>
+            <w:tcW w:w="1954" w:type="dxa"/>
           </w:tcPr>
           <w:p>
             <w:r>
@@ -12278,7 +12350,7 @@
       <w:tr>
         <w:tc>
           <w:tcPr>
-            <w:tcW w:w="3600" w:type="dxa"/>
+            <w:tcW w:w="3100" w:type="dxa"/>
           </w:tcPr>
           <w:p>
             <w:r>
@@ -12291,7 +12363,7 @@
         </w:tc>
         <w:tc>
           <w:tcPr>
-            <w:tcW w:w="5000" w:type="dxa"/>
+            <w:tcW w:w="4300" w:type="dxa"/>
           </w:tcPr>
           <w:p>
             <w:r>
@@ -12304,7 +12376,7 @@
         </w:tc>
         <w:tc>
           <w:tcPr>
-            <w:tcW w:w="3038" w:type="dxa"/>
+            <w:tcW w:w="1954" w:type="dxa"/>
           </w:tcPr>
           <w:p>
             <w:r>
@@ -12320,7 +12392,7 @@
       <w:tr>
         <w:tc>
           <w:tcPr>
-            <w:tcW w:w="3600" w:type="dxa"/>
+            <w:tcW w:w="3100" w:type="dxa"/>
           </w:tcPr>
           <w:p>
             <w:r>
@@ -12333,7 +12405,7 @@
         </w:tc>
         <w:tc>
           <w:tcPr>
-            <w:tcW w:w="5000" w:type="dxa"/>
+            <w:tcW w:w="4300" w:type="dxa"/>
           </w:tcPr>
           <w:p>
             <w:r>
@@ -12346,7 +12418,7 @@
         </w:tc>
         <w:tc>
           <w:tcPr>
-            <w:tcW w:w="3038" w:type="dxa"/>
+            <w:tcW w:w="1954" w:type="dxa"/>
           </w:tcPr>
           <w:p>
             <w:r>
@@ -12362,7 +12434,7 @@
       <w:tr>
         <w:tc>
           <w:tcPr>
-            <w:tcW w:w="3600" w:type="dxa"/>
+            <w:tcW w:w="3100" w:type="dxa"/>
           </w:tcPr>
           <w:p>
             <w:r>
@@ -12375,7 +12447,7 @@
         </w:tc>
         <w:tc>
           <w:tcPr>
-            <w:tcW w:w="5000" w:type="dxa"/>
+            <w:tcW w:w="4300" w:type="dxa"/>
           </w:tcPr>
           <w:p>
             <w:r>
@@ -12388,7 +12460,7 @@
         </w:tc>
         <w:tc>
           <w:tcPr>
-            <w:tcW w:w="3038" w:type="dxa"/>
+            <w:tcW w:w="1954" w:type="dxa"/>
           </w:tcPr>
           <w:p>
             <w:r>
@@ -12404,7 +12476,7 @@
       <w:tr>
         <w:tc>
           <w:tcPr>
-            <w:tcW w:w="3600" w:type="dxa"/>
+            <w:tcW w:w="3100" w:type="dxa"/>
           </w:tcPr>
           <w:p>
             <w:r>
@@ -12417,7 +12489,7 @@
         </w:tc>
         <w:tc>
           <w:tcPr>
-            <w:tcW w:w="5000" w:type="dxa"/>
+            <w:tcW w:w="4300" w:type="dxa"/>
           </w:tcPr>
           <w:p>
             <w:r>
@@ -12430,7 +12502,7 @@
         </w:tc>
         <w:tc>
           <w:tcPr>
-            <w:tcW w:w="3038" w:type="dxa"/>
+            <w:tcW w:w="1954" w:type="dxa"/>
           </w:tcPr>
           <w:p>
             <w:r>
@@ -12446,7 +12518,7 @@
       <w:tr>
         <w:tc>
           <w:tcPr>
-            <w:tcW w:w="3600" w:type="dxa"/>
+            <w:tcW w:w="3100" w:type="dxa"/>
           </w:tcPr>
           <w:p>
             <w:r>
@@ -12459,7 +12531,7 @@
         </w:tc>
         <w:tc>
           <w:tcPr>
-            <w:tcW w:w="5000" w:type="dxa"/>
+            <w:tcW w:w="4300" w:type="dxa"/>
           </w:tcPr>
           <w:p>
             <w:r>
@@ -12472,7 +12544,7 @@
         </w:tc>
         <w:tc>
           <w:tcPr>
-            <w:tcW w:w="3038" w:type="dxa"/>
+            <w:tcW w:w="1954" w:type="dxa"/>
           </w:tcPr>
           <w:p>
             <w:r>
@@ -12591,7 +12663,7 @@
           <w:b/>
           <w:sz w:val="26"/>
         </w:rPr>
-        <w:t xml:space="preserve">Стоимость поставки по Лоту №1 (методика и состав)</w:t>
+        <w:t xml:space="preserve">25. Стоимость поставки по Лоту №1 (методика и состав)</w:t>
       </w:r>
     </w:p>
     <w:p>
@@ -12612,7 +12684,7 @@
     </w:p>
     <w:tbl>
       <w:tblPr>
-        <w:tblW w:w="11638" w:type="dxa"/>
+        <w:tblW w:w="9354" w:type="dxa"/>
         <w:tblBorders>
           <w:top w:val="single" w:sz="4" w:color="C9C9C9"/>
           <w:left w:val="single" w:sz="4" w:color="C9C9C9"/>
@@ -12624,14 +12696,17 @@
         <w:tblLayout w:type="fixed"/>
       </w:tblPr>
       <w:tblGrid>
-        <w:gridCol w:w="3600"/>
-        <w:gridCol w:w="5000"/>
-        <w:gridCol w:w="3038"/>
+        <w:gridCol w:w="3100"/>
+        <w:gridCol w:w="4300"/>
+        <w:gridCol w:w="1954"/>
       </w:tblGrid>
       <w:tr>
-        <w:tc>
-          <w:tcPr>
-            <w:tcW w:w="3600" w:type="dxa"/>
+        <w:trPr>
+          <w:tblHeader/>
+        </w:trPr>
+        <w:tc>
+          <w:tcPr>
+            <w:tcW w:w="3100" w:type="dxa"/>
             <w:shd w:val="clear" w:fill="EFEFEF"/>
           </w:tcPr>
           <w:p>
@@ -12646,7 +12721,7 @@
         </w:tc>
         <w:tc>
           <w:tcPr>
-            <w:tcW w:w="5000" w:type="dxa"/>
+            <w:tcW w:w="4300" w:type="dxa"/>
             <w:shd w:val="clear" w:fill="EFEFEF"/>
           </w:tcPr>
           <w:p>
@@ -12661,7 +12736,7 @@
         </w:tc>
         <w:tc>
           <w:tcPr>
-            <w:tcW w:w="3038" w:type="dxa"/>
+            <w:tcW w:w="1954" w:type="dxa"/>
             <w:shd w:val="clear" w:fill="EFEFEF"/>
           </w:tcPr>
           <w:p>
@@ -12678,7 +12753,7 @@
       <w:tr>
         <w:tc>
           <w:tcPr>
-            <w:tcW w:w="3600" w:type="dxa"/>
+            <w:tcW w:w="3100" w:type="dxa"/>
           </w:tcPr>
           <w:p>
             <w:r>
@@ -12691,7 +12766,7 @@
         </w:tc>
         <w:tc>
           <w:tcPr>
-            <w:tcW w:w="5000" w:type="dxa"/>
+            <w:tcW w:w="4300" w:type="dxa"/>
           </w:tcPr>
           <w:p>
             <w:r>
@@ -12704,7 +12779,7 @@
         </w:tc>
         <w:tc>
           <w:tcPr>
-            <w:tcW w:w="3038" w:type="dxa"/>
+            <w:tcW w:w="1954" w:type="dxa"/>
           </w:tcPr>
           <w:p>
             <w:r>
@@ -12720,7 +12795,7 @@
       <w:tr>
         <w:tc>
           <w:tcPr>
-            <w:tcW w:w="3600" w:type="dxa"/>
+            <w:tcW w:w="3100" w:type="dxa"/>
           </w:tcPr>
           <w:p>
             <w:r>
@@ -12733,7 +12808,7 @@
         </w:tc>
         <w:tc>
           <w:tcPr>
-            <w:tcW w:w="5000" w:type="dxa"/>
+            <w:tcW w:w="4300" w:type="dxa"/>
           </w:tcPr>
           <w:p>
             <w:r>
@@ -12746,7 +12821,7 @@
         </w:tc>
         <w:tc>
           <w:tcPr>
-            <w:tcW w:w="3038" w:type="dxa"/>
+            <w:tcW w:w="1954" w:type="dxa"/>
           </w:tcPr>
           <w:p>
             <w:r>
@@ -12762,7 +12837,7 @@
       <w:tr>
         <w:tc>
           <w:tcPr>
-            <w:tcW w:w="3600" w:type="dxa"/>
+            <w:tcW w:w="3100" w:type="dxa"/>
           </w:tcPr>
           <w:p>
             <w:r>
@@ -12775,7 +12850,7 @@
         </w:tc>
         <w:tc>
           <w:tcPr>
-            <w:tcW w:w="5000" w:type="dxa"/>
+            <w:tcW w:w="4300" w:type="dxa"/>
           </w:tcPr>
           <w:p>
             <w:r>
@@ -12788,7 +12863,7 @@
         </w:tc>
         <w:tc>
           <w:tcPr>
-            <w:tcW w:w="3038" w:type="dxa"/>
+            <w:tcW w:w="1954" w:type="dxa"/>
           </w:tcPr>
           <w:p>
             <w:r>
@@ -12875,7 +12950,7 @@
           <w:b/>
           <w:sz w:val="26"/>
         </w:rPr>
-        <w:t xml:space="preserve">Цифровая информационная модель (ЦИМ) стадии «базовый инжиниринг» — Приложение №4</w:t>
+        <w:t xml:space="preserve">26. Цифровая информационная модель (ЦИМ) стадии «базовый инжиниринг» — Приложение №4</w:t>
       </w:r>
     </w:p>
     <w:p>
@@ -12904,7 +12979,7 @@
     </w:p>
     <w:tbl>
       <w:tblPr>
-        <w:tblW w:w="11638" w:type="dxa"/>
+        <w:tblW w:w="9354" w:type="dxa"/>
         <w:tblBorders>
           <w:top w:val="single" w:sz="4" w:color="C9C9C9"/>
           <w:left w:val="single" w:sz="4" w:color="C9C9C9"/>
@@ -12916,14 +12991,17 @@
         <w:tblLayout w:type="fixed"/>
       </w:tblPr>
       <w:tblGrid>
-        <w:gridCol w:w="3600"/>
-        <w:gridCol w:w="5000"/>
-        <w:gridCol w:w="3038"/>
+        <w:gridCol w:w="3100"/>
+        <w:gridCol w:w="4300"/>
+        <w:gridCol w:w="1954"/>
       </w:tblGrid>
       <w:tr>
-        <w:tc>
-          <w:tcPr>
-            <w:tcW w:w="3600" w:type="dxa"/>
+        <w:trPr>
+          <w:tblHeader/>
+        </w:trPr>
+        <w:tc>
+          <w:tcPr>
+            <w:tcW w:w="3100" w:type="dxa"/>
             <w:shd w:val="clear" w:fill="EFEFEF"/>
           </w:tcPr>
           <w:p>
@@ -12938,7 +13016,7 @@
         </w:tc>
         <w:tc>
           <w:tcPr>
-            <w:tcW w:w="5000" w:type="dxa"/>
+            <w:tcW w:w="4300" w:type="dxa"/>
             <w:shd w:val="clear" w:fill="EFEFEF"/>
           </w:tcPr>
           <w:p>
@@ -12953,7 +13031,7 @@
         </w:tc>
         <w:tc>
           <w:tcPr>
-            <w:tcW w:w="3038" w:type="dxa"/>
+            <w:tcW w:w="1954" w:type="dxa"/>
             <w:shd w:val="clear" w:fill="EFEFEF"/>
           </w:tcPr>
           <w:p>
@@ -12970,7 +13048,7 @@
       <w:tr>
         <w:tc>
           <w:tcPr>
-            <w:tcW w:w="3600" w:type="dxa"/>
+            <w:tcW w:w="3100" w:type="dxa"/>
           </w:tcPr>
           <w:p>
             <w:r>
@@ -12983,7 +13061,7 @@
         </w:tc>
         <w:tc>
           <w:tcPr>
-            <w:tcW w:w="5000" w:type="dxa"/>
+            <w:tcW w:w="4300" w:type="dxa"/>
           </w:tcPr>
           <w:p>
             <w:r>
@@ -12996,7 +13074,7 @@
         </w:tc>
         <w:tc>
           <w:tcPr>
-            <w:tcW w:w="3038" w:type="dxa"/>
+            <w:tcW w:w="1954" w:type="dxa"/>
           </w:tcPr>
           <w:p>
             <w:r>
@@ -13012,7 +13090,7 @@
       <w:tr>
         <w:tc>
           <w:tcPr>
-            <w:tcW w:w="3600" w:type="dxa"/>
+            <w:tcW w:w="3100" w:type="dxa"/>
           </w:tcPr>
           <w:p>
             <w:r>
@@ -13025,7 +13103,7 @@
         </w:tc>
         <w:tc>
           <w:tcPr>
-            <w:tcW w:w="5000" w:type="dxa"/>
+            <w:tcW w:w="4300" w:type="dxa"/>
           </w:tcPr>
           <w:p>
             <w:r>
@@ -13038,7 +13116,7 @@
         </w:tc>
         <w:tc>
           <w:tcPr>
-            <w:tcW w:w="3038" w:type="dxa"/>
+            <w:tcW w:w="1954" w:type="dxa"/>
           </w:tcPr>
           <w:p>
             <w:r>
@@ -13054,7 +13132,7 @@
       <w:tr>
         <w:tc>
           <w:tcPr>
-            <w:tcW w:w="3600" w:type="dxa"/>
+            <w:tcW w:w="3100" w:type="dxa"/>
           </w:tcPr>
           <w:p>
             <w:r>
@@ -13067,7 +13145,7 @@
         </w:tc>
         <w:tc>
           <w:tcPr>
-            <w:tcW w:w="5000" w:type="dxa"/>
+            <w:tcW w:w="4300" w:type="dxa"/>
           </w:tcPr>
           <w:p>
             <w:r>
@@ -13080,7 +13158,7 @@
         </w:tc>
         <w:tc>
           <w:tcPr>
-            <w:tcW w:w="3038" w:type="dxa"/>
+            <w:tcW w:w="1954" w:type="dxa"/>
           </w:tcPr>
           <w:p>
             <w:r>
@@ -13096,7 +13174,7 @@
       <w:tr>
         <w:tc>
           <w:tcPr>
-            <w:tcW w:w="3600" w:type="dxa"/>
+            <w:tcW w:w="3100" w:type="dxa"/>
           </w:tcPr>
           <w:p>
             <w:r>
@@ -13109,7 +13187,7 @@
         </w:tc>
         <w:tc>
           <w:tcPr>
-            <w:tcW w:w="5000" w:type="dxa"/>
+            <w:tcW w:w="4300" w:type="dxa"/>
           </w:tcPr>
           <w:p>
             <w:r>
@@ -13122,7 +13200,7 @@
         </w:tc>
         <w:tc>
           <w:tcPr>
-            <w:tcW w:w="3038" w:type="dxa"/>
+            <w:tcW w:w="1954" w:type="dxa"/>
           </w:tcPr>
           <w:p>
             <w:r>
@@ -13138,7 +13216,7 @@
       <w:tr>
         <w:tc>
           <w:tcPr>
-            <w:tcW w:w="3600" w:type="dxa"/>
+            <w:tcW w:w="3100" w:type="dxa"/>
           </w:tcPr>
           <w:p>
             <w:r>
@@ -13151,7 +13229,7 @@
         </w:tc>
         <w:tc>
           <w:tcPr>
-            <w:tcW w:w="5000" w:type="dxa"/>
+            <w:tcW w:w="4300" w:type="dxa"/>
           </w:tcPr>
           <w:p>
             <w:r>
@@ -13164,7 +13242,7 @@
         </w:tc>
         <w:tc>
           <w:tcPr>
-            <w:tcW w:w="3038" w:type="dxa"/>
+            <w:tcW w:w="1954" w:type="dxa"/>
           </w:tcPr>
           <w:p>
             <w:r>
@@ -13180,7 +13258,7 @@
       <w:tr>
         <w:tc>
           <w:tcPr>
-            <w:tcW w:w="3600" w:type="dxa"/>
+            <w:tcW w:w="3100" w:type="dxa"/>
           </w:tcPr>
           <w:p>
             <w:r>
@@ -13193,7 +13271,7 @@
         </w:tc>
         <w:tc>
           <w:tcPr>
-            <w:tcW w:w="5000" w:type="dxa"/>
+            <w:tcW w:w="4300" w:type="dxa"/>
           </w:tcPr>
           <w:p>
             <w:r>
@@ -13206,7 +13284,7 @@
         </w:tc>
         <w:tc>
           <w:tcPr>
-            <w:tcW w:w="3038" w:type="dxa"/>
+            <w:tcW w:w="1954" w:type="dxa"/>
           </w:tcPr>
           <w:p>
             <w:r>
@@ -13309,7 +13387,7 @@
           <w:b/>
           <w:sz w:val="26"/>
         </w:rPr>
-        <w:t xml:space="preserve">Состав, этапность выдачи и ведомость документации БИ по Лоту №1</w:t>
+        <w:t xml:space="preserve">27. Состав, этапность выдачи и ведомость документации БИ по Лоту №1</w:t>
       </w:r>
     </w:p>
     <w:p>
@@ -13330,7 +13408,7 @@
     </w:p>
     <w:tbl>
       <w:tblPr>
-        <w:tblW w:w="11638" w:type="dxa"/>
+        <w:tblW w:w="9354" w:type="dxa"/>
         <w:tblBorders>
           <w:top w:val="single" w:sz="4" w:color="C9C9C9"/>
           <w:left w:val="single" w:sz="4" w:color="C9C9C9"/>
@@ -13342,14 +13420,17 @@
         <w:tblLayout w:type="fixed"/>
       </w:tblPr>
       <w:tblGrid>
-        <w:gridCol w:w="3600"/>
-        <w:gridCol w:w="5000"/>
-        <w:gridCol w:w="3038"/>
+        <w:gridCol w:w="3100"/>
+        <w:gridCol w:w="4300"/>
+        <w:gridCol w:w="1954"/>
       </w:tblGrid>
       <w:tr>
-        <w:tc>
-          <w:tcPr>
-            <w:tcW w:w="3600" w:type="dxa"/>
+        <w:trPr>
+          <w:tblHeader/>
+        </w:trPr>
+        <w:tc>
+          <w:tcPr>
+            <w:tcW w:w="3100" w:type="dxa"/>
             <w:shd w:val="clear" w:fill="EFEFEF"/>
           </w:tcPr>
           <w:p>
@@ -13364,7 +13445,7 @@
         </w:tc>
         <w:tc>
           <w:tcPr>
-            <w:tcW w:w="5000" w:type="dxa"/>
+            <w:tcW w:w="4300" w:type="dxa"/>
             <w:shd w:val="clear" w:fill="EFEFEF"/>
           </w:tcPr>
           <w:p>
@@ -13379,7 +13460,7 @@
         </w:tc>
         <w:tc>
           <w:tcPr>
-            <w:tcW w:w="3038" w:type="dxa"/>
+            <w:tcW w:w="1954" w:type="dxa"/>
             <w:shd w:val="clear" w:fill="EFEFEF"/>
           </w:tcPr>
           <w:p>
@@ -13396,7 +13477,7 @@
       <w:tr>
         <w:tc>
           <w:tcPr>
-            <w:tcW w:w="3600" w:type="dxa"/>
+            <w:tcW w:w="3100" w:type="dxa"/>
           </w:tcPr>
           <w:p>
             <w:r>
@@ -13409,7 +13490,7 @@
         </w:tc>
         <w:tc>
           <w:tcPr>
-            <w:tcW w:w="5000" w:type="dxa"/>
+            <w:tcW w:w="4300" w:type="dxa"/>
           </w:tcPr>
           <w:p>
             <w:r>
@@ -13422,7 +13503,7 @@
         </w:tc>
         <w:tc>
           <w:tcPr>
-            <w:tcW w:w="3038" w:type="dxa"/>
+            <w:tcW w:w="1954" w:type="dxa"/>
           </w:tcPr>
           <w:p>
             <w:r>
@@ -13438,7 +13519,7 @@
       <w:tr>
         <w:tc>
           <w:tcPr>
-            <w:tcW w:w="3600" w:type="dxa"/>
+            <w:tcW w:w="3100" w:type="dxa"/>
           </w:tcPr>
           <w:p>
             <w:r>
@@ -13451,7 +13532,7 @@
         </w:tc>
         <w:tc>
           <w:tcPr>
-            <w:tcW w:w="5000" w:type="dxa"/>
+            <w:tcW w:w="4300" w:type="dxa"/>
           </w:tcPr>
           <w:p>
             <w:r>
@@ -13464,7 +13545,7 @@
         </w:tc>
         <w:tc>
           <w:tcPr>
-            <w:tcW w:w="3038" w:type="dxa"/>
+            <w:tcW w:w="1954" w:type="dxa"/>
           </w:tcPr>
           <w:p>
             <w:r>
@@ -13480,7 +13561,7 @@
       <w:tr>
         <w:tc>
           <w:tcPr>
-            <w:tcW w:w="3600" w:type="dxa"/>
+            <w:tcW w:w="3100" w:type="dxa"/>
           </w:tcPr>
           <w:p>
             <w:r>
@@ -13493,7 +13574,7 @@
         </w:tc>
         <w:tc>
           <w:tcPr>
-            <w:tcW w:w="5000" w:type="dxa"/>
+            <w:tcW w:w="4300" w:type="dxa"/>
           </w:tcPr>
           <w:p>
             <w:r>
@@ -13506,7 +13587,7 @@
         </w:tc>
         <w:tc>
           <w:tcPr>
-            <w:tcW w:w="3038" w:type="dxa"/>
+            <w:tcW w:w="1954" w:type="dxa"/>
           </w:tcPr>
           <w:p>
             <w:r>
@@ -13522,7 +13603,7 @@
       <w:tr>
         <w:tc>
           <w:tcPr>
-            <w:tcW w:w="3600" w:type="dxa"/>
+            <w:tcW w:w="3100" w:type="dxa"/>
           </w:tcPr>
           <w:p>
             <w:r>
@@ -13535,7 +13616,7 @@
         </w:tc>
         <w:tc>
           <w:tcPr>
-            <w:tcW w:w="5000" w:type="dxa"/>
+            <w:tcW w:w="4300" w:type="dxa"/>
           </w:tcPr>
           <w:p>
             <w:r>
@@ -13548,7 +13629,7 @@
         </w:tc>
         <w:tc>
           <w:tcPr>
-            <w:tcW w:w="3038" w:type="dxa"/>
+            <w:tcW w:w="1954" w:type="dxa"/>
           </w:tcPr>
           <w:p>
             <w:r>
@@ -13564,7 +13645,7 @@
       <w:tr>
         <w:tc>
           <w:tcPr>
-            <w:tcW w:w="3600" w:type="dxa"/>
+            <w:tcW w:w="3100" w:type="dxa"/>
           </w:tcPr>
           <w:p>
             <w:r>
@@ -13577,7 +13658,7 @@
         </w:tc>
         <w:tc>
           <w:tcPr>
-            <w:tcW w:w="5000" w:type="dxa"/>
+            <w:tcW w:w="4300" w:type="dxa"/>
           </w:tcPr>
           <w:p>
             <w:r>
@@ -13590,7 +13671,7 @@
         </w:tc>
         <w:tc>
           <w:tcPr>
-            <w:tcW w:w="3038" w:type="dxa"/>
+            <w:tcW w:w="1954" w:type="dxa"/>
           </w:tcPr>
           <w:p>
             <w:r>
@@ -13606,7 +13687,7 @@
       <w:tr>
         <w:tc>
           <w:tcPr>
-            <w:tcW w:w="3600" w:type="dxa"/>
+            <w:tcW w:w="3100" w:type="dxa"/>
           </w:tcPr>
           <w:p>
             <w:r>
@@ -13619,7 +13700,7 @@
         </w:tc>
         <w:tc>
           <w:tcPr>
-            <w:tcW w:w="5000" w:type="dxa"/>
+            <w:tcW w:w="4300" w:type="dxa"/>
           </w:tcPr>
           <w:p>
             <w:r>
@@ -13632,7 +13713,7 @@
         </w:tc>
         <w:tc>
           <w:tcPr>
-            <w:tcW w:w="3038" w:type="dxa"/>
+            <w:tcW w:w="1954" w:type="dxa"/>
           </w:tcPr>
           <w:p>
             <w:r>
@@ -13735,7 +13816,7 @@
           <w:b/>
           <w:sz w:val="26"/>
         </w:rPr>
-        <w:t xml:space="preserve">Закладные решения для последующей цифровизации</w:t>
+        <w:t xml:space="preserve">28. Закладные решения для последующей цифровизации</w:t>
       </w:r>
     </w:p>
     <w:p>
@@ -13764,7 +13845,7 @@
     </w:p>
     <w:tbl>
       <w:tblPr>
-        <w:tblW w:w="11638" w:type="dxa"/>
+        <w:tblW w:w="9354" w:type="dxa"/>
         <w:tblBorders>
           <w:top w:val="single" w:sz="4" w:color="C9C9C9"/>
           <w:left w:val="single" w:sz="4" w:color="C9C9C9"/>
@@ -13776,14 +13857,17 @@
         <w:tblLayout w:type="fixed"/>
       </w:tblPr>
       <w:tblGrid>
-        <w:gridCol w:w="3600"/>
-        <w:gridCol w:w="5000"/>
-        <w:gridCol w:w="3038"/>
+        <w:gridCol w:w="3100"/>
+        <w:gridCol w:w="4300"/>
+        <w:gridCol w:w="1954"/>
       </w:tblGrid>
       <w:tr>
-        <w:tc>
-          <w:tcPr>
-            <w:tcW w:w="3600" w:type="dxa"/>
+        <w:trPr>
+          <w:tblHeader/>
+        </w:trPr>
+        <w:tc>
+          <w:tcPr>
+            <w:tcW w:w="3100" w:type="dxa"/>
             <w:shd w:val="clear" w:fill="EFEFEF"/>
           </w:tcPr>
           <w:p>
@@ -13798,7 +13882,7 @@
         </w:tc>
         <w:tc>
           <w:tcPr>
-            <w:tcW w:w="5000" w:type="dxa"/>
+            <w:tcW w:w="4300" w:type="dxa"/>
             <w:shd w:val="clear" w:fill="EFEFEF"/>
           </w:tcPr>
           <w:p>
@@ -13813,7 +13897,7 @@
         </w:tc>
         <w:tc>
           <w:tcPr>
-            <w:tcW w:w="3038" w:type="dxa"/>
+            <w:tcW w:w="1954" w:type="dxa"/>
             <w:shd w:val="clear" w:fill="EFEFEF"/>
           </w:tcPr>
           <w:p>
@@ -13830,7 +13914,7 @@
       <w:tr>
         <w:tc>
           <w:tcPr>
-            <w:tcW w:w="3600" w:type="dxa"/>
+            <w:tcW w:w="3100" w:type="dxa"/>
           </w:tcPr>
           <w:p>
             <w:r>
@@ -13843,7 +13927,7 @@
         </w:tc>
         <w:tc>
           <w:tcPr>
-            <w:tcW w:w="5000" w:type="dxa"/>
+            <w:tcW w:w="4300" w:type="dxa"/>
           </w:tcPr>
           <w:p>
             <w:r>
@@ -13856,7 +13940,7 @@
         </w:tc>
         <w:tc>
           <w:tcPr>
-            <w:tcW w:w="3038" w:type="dxa"/>
+            <w:tcW w:w="1954" w:type="dxa"/>
           </w:tcPr>
           <w:p>
             <w:r>
@@ -13872,7 +13956,7 @@
       <w:tr>
         <w:tc>
           <w:tcPr>
-            <w:tcW w:w="3600" w:type="dxa"/>
+            <w:tcW w:w="3100" w:type="dxa"/>
           </w:tcPr>
           <w:p>
             <w:r>
@@ -13885,7 +13969,7 @@
         </w:tc>
         <w:tc>
           <w:tcPr>
-            <w:tcW w:w="5000" w:type="dxa"/>
+            <w:tcW w:w="4300" w:type="dxa"/>
           </w:tcPr>
           <w:p>
             <w:r>
@@ -13898,7 +13982,7 @@
         </w:tc>
         <w:tc>
           <w:tcPr>
-            <w:tcW w:w="3038" w:type="dxa"/>
+            <w:tcW w:w="1954" w:type="dxa"/>
           </w:tcPr>
           <w:p>
             <w:r>
@@ -13914,7 +13998,7 @@
       <w:tr>
         <w:tc>
           <w:tcPr>
-            <w:tcW w:w="3600" w:type="dxa"/>
+            <w:tcW w:w="3100" w:type="dxa"/>
           </w:tcPr>
           <w:p>
             <w:r>
@@ -13927,7 +14011,7 @@
         </w:tc>
         <w:tc>
           <w:tcPr>
-            <w:tcW w:w="5000" w:type="dxa"/>
+            <w:tcW w:w="4300" w:type="dxa"/>
           </w:tcPr>
           <w:p>
             <w:r>
@@ -13940,7 +14024,7 @@
         </w:tc>
         <w:tc>
           <w:tcPr>
-            <w:tcW w:w="3038" w:type="dxa"/>
+            <w:tcW w:w="1954" w:type="dxa"/>
           </w:tcPr>
           <w:p>
             <w:r>
@@ -13956,7 +14040,7 @@
       <w:tr>
         <w:tc>
           <w:tcPr>
-            <w:tcW w:w="3600" w:type="dxa"/>
+            <w:tcW w:w="3100" w:type="dxa"/>
           </w:tcPr>
           <w:p>
             <w:r>
@@ -13969,7 +14053,7 @@
         </w:tc>
         <w:tc>
           <w:tcPr>
-            <w:tcW w:w="5000" w:type="dxa"/>
+            <w:tcW w:w="4300" w:type="dxa"/>
           </w:tcPr>
           <w:p>
             <w:r>
@@ -13982,7 +14066,7 @@
         </w:tc>
         <w:tc>
           <w:tcPr>
-            <w:tcW w:w="3038" w:type="dxa"/>
+            <w:tcW w:w="1954" w:type="dxa"/>
           </w:tcPr>
           <w:p>
             <w:r>
@@ -13998,7 +14082,7 @@
       <w:tr>
         <w:tc>
           <w:tcPr>
-            <w:tcW w:w="3600" w:type="dxa"/>
+            <w:tcW w:w="3100" w:type="dxa"/>
           </w:tcPr>
           <w:p>
             <w:r>
@@ -14011,7 +14095,7 @@
         </w:tc>
         <w:tc>
           <w:tcPr>
-            <w:tcW w:w="5000" w:type="dxa"/>
+            <w:tcW w:w="4300" w:type="dxa"/>
           </w:tcPr>
           <w:p>
             <w:r>
@@ -14024,7 +14108,7 @@
         </w:tc>
         <w:tc>
           <w:tcPr>
-            <w:tcW w:w="3038" w:type="dxa"/>
+            <w:tcW w:w="1954" w:type="dxa"/>
           </w:tcPr>
           <w:p>
             <w:r>
@@ -14040,7 +14124,7 @@
       <w:tr>
         <w:tc>
           <w:tcPr>
-            <w:tcW w:w="3600" w:type="dxa"/>
+            <w:tcW w:w="3100" w:type="dxa"/>
           </w:tcPr>
           <w:p>
             <w:r>
@@ -14053,7 +14137,7 @@
         </w:tc>
         <w:tc>
           <w:tcPr>
-            <w:tcW w:w="5000" w:type="dxa"/>
+            <w:tcW w:w="4300" w:type="dxa"/>
           </w:tcPr>
           <w:p>
             <w:r>
@@ -14066,7 +14150,7 @@
         </w:tc>
         <w:tc>
           <w:tcPr>
-            <w:tcW w:w="3038" w:type="dxa"/>
+            <w:tcW w:w="1954" w:type="dxa"/>
           </w:tcPr>
           <w:p>
             <w:r>
@@ -14082,7 +14166,7 @@
       <w:tr>
         <w:tc>
           <w:tcPr>
-            <w:tcW w:w="3600" w:type="dxa"/>
+            <w:tcW w:w="3100" w:type="dxa"/>
           </w:tcPr>
           <w:p>
             <w:r>
@@ -14095,7 +14179,7 @@
         </w:tc>
         <w:tc>
           <w:tcPr>
-            <w:tcW w:w="5000" w:type="dxa"/>
+            <w:tcW w:w="4300" w:type="dxa"/>
           </w:tcPr>
           <w:p>
             <w:r>
@@ -14108,7 +14192,7 @@
         </w:tc>
         <w:tc>
           <w:tcPr>
-            <w:tcW w:w="3038" w:type="dxa"/>
+            <w:tcW w:w="1954" w:type="dxa"/>
           </w:tcPr>
           <w:p>
             <w:r>
@@ -14124,7 +14208,7 @@
       <w:tr>
         <w:tc>
           <w:tcPr>
-            <w:tcW w:w="3600" w:type="dxa"/>
+            <w:tcW w:w="3100" w:type="dxa"/>
           </w:tcPr>
           <w:p>
             <w:r>
@@ -14137,7 +14221,7 @@
         </w:tc>
         <w:tc>
           <w:tcPr>
-            <w:tcW w:w="5000" w:type="dxa"/>
+            <w:tcW w:w="4300" w:type="dxa"/>
           </w:tcPr>
           <w:p>
             <w:r>
@@ -14150,7 +14234,7 @@
         </w:tc>
         <w:tc>
           <w:tcPr>
-            <w:tcW w:w="3038" w:type="dxa"/>
+            <w:tcW w:w="1954" w:type="dxa"/>
           </w:tcPr>
           <w:p>
             <w:r>
@@ -14166,7 +14250,7 @@
       <w:tr>
         <w:tc>
           <w:tcPr>
-            <w:tcW w:w="3600" w:type="dxa"/>
+            <w:tcW w:w="3100" w:type="dxa"/>
           </w:tcPr>
           <w:p>
             <w:r>
@@ -14179,7 +14263,7 @@
         </w:tc>
         <w:tc>
           <w:tcPr>
-            <w:tcW w:w="5000" w:type="dxa"/>
+            <w:tcW w:w="4300" w:type="dxa"/>
           </w:tcPr>
           <w:p>
             <w:r>
@@ -14192,7 +14276,7 @@
         </w:tc>
         <w:tc>
           <w:tcPr>
-            <w:tcW w:w="3038" w:type="dxa"/>
+            <w:tcW w:w="1954" w:type="dxa"/>
           </w:tcPr>
           <w:p>
             <w:r>
@@ -14208,7 +14292,7 @@
       <w:tr>
         <w:tc>
           <w:tcPr>
-            <w:tcW w:w="3600" w:type="dxa"/>
+            <w:tcW w:w="3100" w:type="dxa"/>
           </w:tcPr>
           <w:p>
             <w:r>
@@ -14221,7 +14305,7 @@
         </w:tc>
         <w:tc>
           <w:tcPr>
-            <w:tcW w:w="5000" w:type="dxa"/>
+            <w:tcW w:w="4300" w:type="dxa"/>
           </w:tcPr>
           <w:p>
             <w:r>
@@ -14234,7 +14318,7 @@
         </w:tc>
         <w:tc>
           <w:tcPr>
-            <w:tcW w:w="3038" w:type="dxa"/>
+            <w:tcW w:w="1954" w:type="dxa"/>
           </w:tcPr>
           <w:p>
             <w:r>
@@ -14250,7 +14334,7 @@
       <w:tr>
         <w:tc>
           <w:tcPr>
-            <w:tcW w:w="3600" w:type="dxa"/>
+            <w:tcW w:w="3100" w:type="dxa"/>
           </w:tcPr>
           <w:p>
             <w:r>
@@ -14263,7 +14347,7 @@
         </w:tc>
         <w:tc>
           <w:tcPr>
-            <w:tcW w:w="5000" w:type="dxa"/>
+            <w:tcW w:w="4300" w:type="dxa"/>
           </w:tcPr>
           <w:p>
             <w:r>
@@ -14276,7 +14360,7 @@
         </w:tc>
         <w:tc>
           <w:tcPr>
-            <w:tcW w:w="3038" w:type="dxa"/>
+            <w:tcW w:w="1954" w:type="dxa"/>
           </w:tcPr>
           <w:p>
             <w:r>
@@ -14292,7 +14376,7 @@
       <w:tr>
         <w:tc>
           <w:tcPr>
-            <w:tcW w:w="3600" w:type="dxa"/>
+            <w:tcW w:w="3100" w:type="dxa"/>
           </w:tcPr>
           <w:p>
             <w:r>
@@ -14305,7 +14389,7 @@
         </w:tc>
         <w:tc>
           <w:tcPr>
-            <w:tcW w:w="5000" w:type="dxa"/>
+            <w:tcW w:w="4300" w:type="dxa"/>
           </w:tcPr>
           <w:p>
             <w:r>
@@ -14318,7 +14402,7 @@
         </w:tc>
         <w:tc>
           <w:tcPr>
-            <w:tcW w:w="3038" w:type="dxa"/>
+            <w:tcW w:w="1954" w:type="dxa"/>
           </w:tcPr>
           <w:p>
             <w:r>
@@ -14334,7 +14418,7 @@
       <w:tr>
         <w:tc>
           <w:tcPr>
-            <w:tcW w:w="3600" w:type="dxa"/>
+            <w:tcW w:w="3100" w:type="dxa"/>
           </w:tcPr>
           <w:p>
             <w:r>
@@ -14347,7 +14431,7 @@
         </w:tc>
         <w:tc>
           <w:tcPr>
-            <w:tcW w:w="5000" w:type="dxa"/>
+            <w:tcW w:w="4300" w:type="dxa"/>
           </w:tcPr>
           <w:p>
             <w:r>
@@ -14360,7 +14444,7 @@
         </w:tc>
         <w:tc>
           <w:tcPr>
-            <w:tcW w:w="3038" w:type="dxa"/>
+            <w:tcW w:w="1954" w:type="dxa"/>
           </w:tcPr>
           <w:p>
             <w:r>
@@ -14376,7 +14460,7 @@
       <w:tr>
         <w:tc>
           <w:tcPr>
-            <w:tcW w:w="3600" w:type="dxa"/>
+            <w:tcW w:w="3100" w:type="dxa"/>
           </w:tcPr>
           <w:p>
             <w:r>
@@ -14389,7 +14473,7 @@
         </w:tc>
         <w:tc>
           <w:tcPr>
-            <w:tcW w:w="5000" w:type="dxa"/>
+            <w:tcW w:w="4300" w:type="dxa"/>
           </w:tcPr>
           <w:p>
             <w:r>
@@ -14402,7 +14486,7 @@
         </w:tc>
         <w:tc>
           <w:tcPr>
-            <w:tcW w:w="3038" w:type="dxa"/>
+            <w:tcW w:w="1954" w:type="dxa"/>
           </w:tcPr>
           <w:p>
             <w:r>
@@ -14418,7 +14502,7 @@
       <w:tr>
         <w:tc>
           <w:tcPr>
-            <w:tcW w:w="3600" w:type="dxa"/>
+            <w:tcW w:w="3100" w:type="dxa"/>
           </w:tcPr>
           <w:p>
             <w:r>
@@ -14431,7 +14515,7 @@
         </w:tc>
         <w:tc>
           <w:tcPr>
-            <w:tcW w:w="5000" w:type="dxa"/>
+            <w:tcW w:w="4300" w:type="dxa"/>
           </w:tcPr>
           <w:p>
             <w:r>
@@ -14444,7 +14528,7 @@
         </w:tc>
         <w:tc>
           <w:tcPr>
-            <w:tcW w:w="3038" w:type="dxa"/>
+            <w:tcW w:w="1954" w:type="dxa"/>
           </w:tcPr>
           <w:p>
             <w:r>
@@ -14460,7 +14544,7 @@
       <w:tr>
         <w:tc>
           <w:tcPr>
-            <w:tcW w:w="3600" w:type="dxa"/>
+            <w:tcW w:w="3100" w:type="dxa"/>
           </w:tcPr>
           <w:p>
             <w:r>
@@ -14473,7 +14557,7 @@
         </w:tc>
         <w:tc>
           <w:tcPr>
-            <w:tcW w:w="5000" w:type="dxa"/>
+            <w:tcW w:w="4300" w:type="dxa"/>
           </w:tcPr>
           <w:p>
             <w:r>
@@ -14486,7 +14570,7 @@
         </w:tc>
         <w:tc>
           <w:tcPr>
-            <w:tcW w:w="3038" w:type="dxa"/>
+            <w:tcW w:w="1954" w:type="dxa"/>
           </w:tcPr>
           <w:p>
             <w:r>
@@ -14556,6 +14640,1688 @@
           <w:sz w:val="19"/>
         </w:rPr>
         <w:t xml:space="preserve">— определяется на стадии БИ: </w:t>
+      </w:r>
+      <w:r>
+        <w:rPr>
+          <w:sz w:val="19"/>
+        </w:rPr>
+        <w:t xml:space="preserve">Контроллеры агрегатов питания ЭФ при китайской комплектации аппарата — отступление от Прил. №5 о российском происхождении автоматики, согласовать с Заказчиком отдельно</w:t>
+      </w:r>
+    </w:p>
+    <w:p>
+      <w:pPr>
+        <w:pStyle w:val="Heading1"/>
+      </w:pPr>
+      <w:r>
+        <w:rPr>
+          <w:b/>
+          <w:sz w:val="28"/>
+        </w:rPr>
+        <w:t xml:space="preserve">Открытые позиции</w:t>
+      </w:r>
+    </w:p>
+    <w:p>
+      <w:r>
+        <w:rPr>
+          <w:sz w:val="20"/>
+        </w:rPr>
+        <w:t xml:space="preserve">Позиции, определяемые на стадии Базового инжиниринга, — 94 по разделам записки. Закрываются по мере выдачи недостающих исходных данных Заказчика, технических условий на подключение и технических предложений изготовителей.</w:t>
+      </w:r>
+    </w:p>
+    <w:p>
+      <w:r>
+        <w:rPr>
+          <w:b/>
+          <w:sz w:val="20"/>
+        </w:rPr>
+        <w:t xml:space="preserve">1. Общие сведения об объекте, его назначении и месте расположения</w:t>
+      </w:r>
+    </w:p>
+    <w:p>
+      <w:r>
+        <w:rPr>
+          <w:b/>
+          <w:sz w:val="19"/>
+        </w:rPr>
+        <w:t xml:space="preserve">1.1  </w:t>
+      </w:r>
+      <w:r>
+        <w:rPr>
+          <w:sz w:val="19"/>
+        </w:rPr>
+        <w:t xml:space="preserve">Класс опасности ОПО и границы регистрируемых объектов — идентификация на стадии БИ/ОТР</w:t>
+      </w:r>
+    </w:p>
+    <w:p>
+      <w:r>
+        <w:rPr>
+          <w:b/>
+          <w:sz w:val="19"/>
+        </w:rPr>
+        <w:t xml:space="preserve">1.2  </w:t>
+      </w:r>
+      <w:r>
+        <w:rPr>
+          <w:sz w:val="19"/>
+        </w:rPr>
+        <w:t xml:space="preserve">Точки подключения по всем энергоресурсам (ТЗ п.3.3.7–3.3.13) — по ТУ Заказчика в процессе разработки БИ</w:t>
+      </w:r>
+    </w:p>
+    <w:p>
+      <w:r>
+        <w:rPr>
+          <w:b/>
+          <w:sz w:val="20"/>
+        </w:rPr>
+        <w:t xml:space="preserve">2. Данные о сырье, продукции и производимом паре (после РОУ)</w:t>
+      </w:r>
+    </w:p>
+    <w:p>
+      <w:r>
+        <w:rPr>
+          <w:b/>
+          <w:sz w:val="19"/>
+        </w:rPr>
+        <w:t xml:space="preserve">2.1  </w:t>
+      </w:r>
+      <w:r>
+        <w:rPr>
+          <w:sz w:val="19"/>
+        </w:rPr>
+        <w:t xml:space="preserve">Фактический диапазон колебаний состава шихты (партионность кека NNH и цементной меди) — запросить статистику Заказчика для настройки дозирования и МЛ-модели</w:t>
+      </w:r>
+    </w:p>
+    <w:p>
+      <w:r>
+        <w:rPr>
+          <w:b/>
+          <w:sz w:val="19"/>
+        </w:rPr>
+        <w:t xml:space="preserve">2.2  </w:t>
+      </w:r>
+      <w:r>
+        <w:rPr>
+          <w:sz w:val="19"/>
+        </w:rPr>
+        <w:t xml:space="preserve">Баланс потребителей пара 0,6 МПа после РОУ на площадке — по ТУ Заказчика</w:t>
+      </w:r>
+    </w:p>
+    <w:p>
+      <w:r>
+        <w:rPr>
+          <w:b/>
+          <w:sz w:val="19"/>
+        </w:rPr>
+        <w:t xml:space="preserve">2.3  </w:t>
+      </w:r>
+      <w:r>
+        <w:rPr>
+          <w:sz w:val="19"/>
+        </w:rPr>
+        <w:t xml:space="preserve">Требования СКЦ к стабильности SO₂ и допустимым колебаниям расхода газа — согласовать с эксплуатацией СКЦ (критично для контура регулирования дымососа)</w:t>
+      </w:r>
+    </w:p>
+    <w:p>
+      <w:r>
+        <w:rPr>
+          <w:b/>
+          <w:sz w:val="20"/>
+        </w:rPr>
+        <w:t xml:space="preserve">3. Описание технологического процесса по операциям (участкам)</w:t>
+      </w:r>
+    </w:p>
+    <w:p>
+      <w:r>
+        <w:rPr>
+          <w:b/>
+          <w:sz w:val="19"/>
+        </w:rPr>
+        <w:t xml:space="preserve">3.1  </w:t>
+      </w:r>
+      <w:r>
+        <w:rPr>
+          <w:sz w:val="19"/>
+        </w:rPr>
+        <w:t xml:space="preserve">Тип и число вакуум-насосов, объём ресивера, схема отвода фильтрата вакуум-фильтров — по ТКП поставщика фильтров на стадии БИ</w:t>
+      </w:r>
+    </w:p>
+    <w:p>
+      <w:r>
+        <w:rPr>
+          <w:b/>
+          <w:sz w:val="19"/>
+        </w:rPr>
+        <w:t xml:space="preserve">3.2  </w:t>
+      </w:r>
+      <w:r>
+        <w:rPr>
+          <w:sz w:val="19"/>
+        </w:rPr>
+        <w:t xml:space="preserve">Конструкция и привязка скоростного шнекового забрасывателя — по данным Челябинского цинкового завода (указание ИД табл. 23 п.191)</w:t>
+      </w:r>
+    </w:p>
+    <w:p>
+      <w:r>
+        <w:rPr>
+          <w:b/>
+          <w:sz w:val="19"/>
+        </w:rPr>
+        <w:t xml:space="preserve">3.3  </w:t>
+      </w:r>
+      <w:r>
+        <w:rPr>
+          <w:sz w:val="19"/>
+        </w:rPr>
+        <w:t xml:space="preserve">Схема мазутного узла в границах цеха (кондиционирование, пароспутники, циркуляция) — по ТУ на подключение</w:t>
+      </w:r>
+    </w:p>
+    <w:p>
+      <w:r>
+        <w:rPr>
+          <w:b/>
+          <w:sz w:val="19"/>
+        </w:rPr>
+        <w:t xml:space="preserve">3.4  </w:t>
+      </w:r>
+      <w:r>
+        <w:rPr>
+          <w:sz w:val="19"/>
+        </w:rPr>
+        <w:t xml:space="preserve">Количество и производительность рукавных фильтров и дымососов аспирации — по расчёту аспирационных объёмов на стадии БИ</w:t>
+      </w:r>
+    </w:p>
+    <w:p>
+      <w:r>
+        <w:rPr>
+          <w:b/>
+          <w:sz w:val="19"/>
+        </w:rPr>
+        <w:t xml:space="preserve">3.5  </w:t>
+      </w:r>
+      <w:r>
+        <w:rPr>
+          <w:sz w:val="19"/>
+        </w:rPr>
+        <w:t xml:space="preserve">Запас площади пода/зеркала слоя печи КС: пересчёт КВАНТ на геометрии ИД (конус 21° — полный угол, Ø6000→Ø8390/6450, уклон 0,185 на сторону) даёт напряжённость по зеркалу ≈8,9 т/(м²·сут) — выше диапазона мировой практики 4–8 (блок L1-BED); запросить у Гипроникеля подтверждение запаса производительности пода по базису HATCH</w:t>
+      </w:r>
+    </w:p>
+    <w:p>
+      <w:r>
+        <w:rPr>
+          <w:b/>
+          <w:sz w:val="20"/>
+        </w:rPr>
+        <w:t xml:space="preserve">4. Материальные балансы (сводный и по участкам)</w:t>
+      </w:r>
+    </w:p>
+    <w:p>
+      <w:r>
+        <w:rPr>
+          <w:b/>
+          <w:sz w:val="19"/>
+        </w:rPr>
+        <w:t xml:space="preserve">4.1  </w:t>
+      </w:r>
+      <w:r>
+        <w:rPr>
+          <w:sz w:val="19"/>
+        </w:rPr>
+        <w:t xml:space="preserve">Базис величины 15,448 т/ч (сухая/влажная шихта, номинал/максимум K=1,15) — запрос Гипроникелю; до ответа оборудование линии шихтовки выбирается на 17,8 т/ч влажной шихты</w:t>
+      </w:r>
+    </w:p>
+    <w:p>
+      <w:r>
+        <w:rPr>
+          <w:b/>
+          <w:sz w:val="19"/>
+        </w:rPr>
+        <w:t xml:space="preserve">4.2  </w:t>
+      </w:r>
+      <w:r>
+        <w:rPr>
+          <w:sz w:val="19"/>
+        </w:rPr>
+        <w:t xml:space="preserve">Баланс по микропримесям (Zn, Pb, As, Se, Te) и драгметаллам по продуктам обжига — в ИД заданы только входные содержания; распределение принять по данным Гипроникеля на стадии БИ</w:t>
+      </w:r>
+    </w:p>
+    <w:p>
+      <w:r>
+        <w:rPr>
+          <w:b/>
+          <w:sz w:val="19"/>
+        </w:rPr>
+        <w:t xml:space="preserve">4.3  </w:t>
+      </w:r>
+      <w:r>
+        <w:rPr>
+          <w:sz w:val="19"/>
+        </w:rPr>
+        <w:t xml:space="preserve">Регламент вовлечения оборотной пыли ЭФ в шихту (доля, периодичность) — технологическое решение стадии БИ, влияет на баланс серы в газ</w:t>
+      </w:r>
+    </w:p>
+    <w:p>
+      <w:r>
+        <w:rPr>
+          <w:b/>
+          <w:sz w:val="20"/>
+        </w:rPr>
+        <w:t xml:space="preserve">5. Тепловые балансы основного технологического оборудования (печь КС, котёл-утилизатор, холодильники)</w:t>
+      </w:r>
+    </w:p>
+    <w:p>
+      <w:r>
+        <w:rPr>
+          <w:b/>
+          <w:sz w:val="19"/>
+        </w:rPr>
+        <w:t xml:space="preserve">5.1  </w:t>
+      </w:r>
+      <w:r>
+        <w:rPr>
+          <w:sz w:val="19"/>
+        </w:rPr>
+        <w:t xml:space="preserve">Постатейный тепловой баланс КУ (радиационная/конвективные поверхности, экономайзерная часть) — расчёт завода-изготовителя (Белэнергомаш-БЗЭМ / Энергоцветмет) на стадии БИ</w:t>
+      </w:r>
+    </w:p>
+    <w:p>
+      <w:r>
+        <w:rPr>
+          <w:b/>
+          <w:sz w:val="19"/>
+        </w:rPr>
+        <w:t xml:space="preserve">5.2  </w:t>
+      </w:r>
+      <w:r>
+        <w:rPr>
+          <w:sz w:val="19"/>
+        </w:rPr>
+        <w:t xml:space="preserve">Тепловые потери газоходов по участкам тракта — расчёт теплоизоляции на стадии БИ</w:t>
+      </w:r>
+    </w:p>
+    <w:p>
+      <w:r>
+        <w:rPr>
+          <w:b/>
+          <w:sz w:val="19"/>
+        </w:rPr>
+        <w:t xml:space="preserve">5.3  </w:t>
+      </w:r>
+      <w:r>
+        <w:rPr>
+          <w:sz w:val="19"/>
+        </w:rPr>
+        <w:t xml:space="preserve">Баланс мазутной топки-смесителя (факел 1805 °C → смесь 455 °C) — поверочный расчёт при выборе горелки ГМ-4,5</w:t>
+      </w:r>
+    </w:p>
+    <w:p>
+      <w:r>
+        <w:rPr>
+          <w:b/>
+          <w:sz w:val="20"/>
+        </w:rPr>
+        <w:t xml:space="preserve">6. Данные о расходах материалов, топлива и энергоресурсов</w:t>
+      </w:r>
+    </w:p>
+    <w:p>
+      <w:r>
+        <w:rPr>
+          <w:b/>
+          <w:sz w:val="19"/>
+        </w:rPr>
+        <w:t xml:space="preserve">6.1  </w:t>
+      </w:r>
+      <w:r>
+        <w:rPr>
+          <w:sz w:val="19"/>
+        </w:rPr>
+        <w:t xml:space="preserve">Мощность и расход воздуходувки дутья, вакуум-насосов фильтрации, дымососов аспирации — досчитать при выборе оборудования (в табл. 26 ИД отсутствуют)</w:t>
+      </w:r>
+    </w:p>
+    <w:p>
+      <w:r>
+        <w:rPr>
+          <w:b/>
+          <w:sz w:val="19"/>
+        </w:rPr>
+        <w:t xml:space="preserve">6.2  </w:t>
+      </w:r>
+      <w:r>
+        <w:rPr>
+          <w:sz w:val="19"/>
+        </w:rPr>
+        <w:t xml:space="preserve">Годовой расход огнеупоров и футеровочных материалов — по проекту футеровки печи КС (кампания 3 года)</w:t>
+      </w:r>
+    </w:p>
+    <w:p>
+      <w:r>
+        <w:rPr>
+          <w:b/>
+          <w:sz w:val="19"/>
+        </w:rPr>
+        <w:t xml:space="preserve">6.3  </w:t>
+      </w:r>
+      <w:r>
+        <w:rPr>
+          <w:sz w:val="19"/>
+        </w:rPr>
+        <w:t xml:space="preserve">Расход азота на аварийную продувку печи (подача по кислородной линии) — определить ёмкость/источник на стадии БИ</w:t>
+      </w:r>
+    </w:p>
+    <w:p>
+      <w:r>
+        <w:rPr>
+          <w:b/>
+          <w:sz w:val="20"/>
+        </w:rPr>
+        <w:t xml:space="preserve">7. Целевые показатели технологического процесса (выходы и составы огарка, пылей, газов для СКЦ)</w:t>
+      </w:r>
+    </w:p>
+    <w:p>
+      <w:r>
+        <w:rPr>
+          <w:b/>
+          <w:sz w:val="19"/>
+        </w:rPr>
+        <w:t xml:space="preserve">7.1  </w:t>
+      </w:r>
+      <w:r>
+        <w:rPr>
+          <w:sz w:val="19"/>
+        </w:rPr>
+        <w:t xml:space="preserve">Допустимые диапазоны колебаний SO₂ и расхода газа для контактного отделения СКЦ — согласовать с эксплуатацией СКЦ (задаёт жёсткость контура стабилизации)</w:t>
+      </w:r>
+    </w:p>
+    <w:p>
+      <w:r>
+        <w:rPr>
+          <w:b/>
+          <w:sz w:val="19"/>
+        </w:rPr>
+        <w:t xml:space="preserve">7.2  </w:t>
+      </w:r>
+      <w:r>
+        <w:rPr>
+          <w:sz w:val="19"/>
+        </w:rPr>
+        <w:t xml:space="preserve">Методика и приборы гарантийных замеров запылённости 0,1 г/нм³ (гравиметрия по точкам отбора) — программа испытаний на стадии БИ</w:t>
+      </w:r>
+    </w:p>
+    <w:p>
+      <w:r>
+        <w:rPr>
+          <w:b/>
+          <w:sz w:val="20"/>
+        </w:rPr>
+        <w:t xml:space="preserve">8. Перечень основного и вспомогательного технологического оборудования</w:t>
+      </w:r>
+    </w:p>
+    <w:p>
+      <w:r>
+        <w:rPr>
+          <w:b/>
+          <w:sz w:val="19"/>
+        </w:rPr>
+        <w:t xml:space="preserve">8.1  </w:t>
+      </w:r>
+      <w:r>
+        <w:rPr>
+          <w:sz w:val="19"/>
+        </w:rPr>
+        <w:t xml:space="preserve">Замена/аналог холодильников типа Holo-Screw Flite с учётом ограничений доступности поставки и сервиса — проработка доступных аналогов и альтернативных изготовителей в ТКП-кампании</w:t>
+      </w:r>
+    </w:p>
+    <w:p>
+      <w:r>
+        <w:rPr>
+          <w:b/>
+          <w:sz w:val="19"/>
+        </w:rPr>
+        <w:t xml:space="preserve">8.2  </w:t>
+      </w:r>
+      <w:r>
+        <w:rPr>
+          <w:sz w:val="19"/>
+        </w:rPr>
+        <w:t xml:space="preserve">Конструкция и изготовитель печи КС: правовой режим использования проекта HATCH — уточнить у Заказчика</w:t>
+      </w:r>
+    </w:p>
+    <w:p>
+      <w:r>
+        <w:rPr>
+          <w:b/>
+          <w:sz w:val="19"/>
+        </w:rPr>
+        <w:t xml:space="preserve">8.3  </w:t>
+      </w:r>
+      <w:r>
+        <w:rPr>
+          <w:sz w:val="19"/>
+        </w:rPr>
+        <w:t xml:space="preserve">Тип и параметры воздуходувки дутья (ТЗ п.3.4 требует включить в БИ; в ИД характеристик нет) — выбрать на стадии БИ (см. раздел фундаментов)</w:t>
+      </w:r>
+    </w:p>
+    <w:p>
+      <w:r>
+        <w:rPr>
+          <w:b/>
+          <w:sz w:val="20"/>
+        </w:rPr>
+        <w:t xml:space="preserve">9. Электроснабжение и электрооборудование (по Приложению №3 к ТЗ)</w:t>
+      </w:r>
+    </w:p>
+    <w:p>
+      <w:r>
+        <w:rPr>
+          <w:b/>
+          <w:sz w:val="19"/>
+        </w:rPr>
+        <w:t xml:space="preserve">9.1  </w:t>
+      </w:r>
+      <w:r>
+        <w:rPr>
+          <w:sz w:val="19"/>
+        </w:rPr>
+        <w:t xml:space="preserve">ТУ на технологическое присоединение (точки подключения 6 кВ, разрешённая мощность) — запрашиваются Заказчиком по расчёту нагрузок БИ</w:t>
+      </w:r>
+    </w:p>
+    <w:p>
+      <w:r>
+        <w:rPr>
+          <w:b/>
+          <w:sz w:val="19"/>
+        </w:rPr>
+        <w:t xml:space="preserve">9.2  </w:t>
+      </w:r>
+      <w:r>
+        <w:rPr>
+          <w:sz w:val="19"/>
+        </w:rPr>
+        <w:t xml:space="preserve">Необходимость ДГУ/ИБП для безаварийного останова (дожим эвакуации газа при потере сети) — анализ сценариев обесточивания на стадии БИ</w:t>
+      </w:r>
+    </w:p>
+    <w:p>
+      <w:r>
+        <w:rPr>
+          <w:b/>
+          <w:sz w:val="19"/>
+        </w:rPr>
+        <w:t xml:space="preserve">9.3  </w:t>
+      </w:r>
+      <w:r>
+        <w:rPr>
+          <w:sz w:val="19"/>
+        </w:rPr>
+        <w:t xml:space="preserve">Выбор пуска двигателя дымососа (прямой/УПП/ЧРП) — расчёт посадки напряжения по данным ТУ</w:t>
+      </w:r>
+    </w:p>
+    <w:p>
+      <w:r>
+        <w:rPr>
+          <w:b/>
+          <w:sz w:val="20"/>
+        </w:rPr>
+        <w:t xml:space="preserve">10. Выбросы в атмосферу: аспирационные газы до и после очистки (предварительно, расчётно для раздела ОВОС)</w:t>
+      </w:r>
+    </w:p>
+    <w:p>
+      <w:r>
+        <w:rPr>
+          <w:b/>
+          <w:sz w:val="19"/>
+        </w:rPr>
+        <w:t xml:space="preserve">10.1  </w:t>
+      </w:r>
+      <w:r>
+        <w:rPr>
+          <w:sz w:val="19"/>
+        </w:rPr>
+        <w:t xml:space="preserve">Поаппаратный расчёт объёмов аспирации и запылённости до очистки — стадия БИ (определяет типоразмер фильтров)</w:t>
+      </w:r>
+    </w:p>
+    <w:p>
+      <w:r>
+        <w:rPr>
+          <w:b/>
+          <w:sz w:val="19"/>
+        </w:rPr>
+        <w:t xml:space="preserve">10.2  </w:t>
+      </w:r>
+      <w:r>
+        <w:rPr>
+          <w:sz w:val="19"/>
+        </w:rPr>
+        <w:t xml:space="preserve">Высота и диаметр свечи — расчёт рассеивания МРР-2017 с фоном промплощадки (стадия ОТР)</w:t>
+      </w:r>
+    </w:p>
+    <w:p>
+      <w:r>
+        <w:rPr>
+          <w:b/>
+          <w:sz w:val="19"/>
+        </w:rPr>
+        <w:t xml:space="preserve">10.3  </w:t>
+      </w:r>
+      <w:r>
+        <w:rPr>
+          <w:sz w:val="19"/>
+        </w:rPr>
+        <w:t xml:space="preserve">Неорганизованные источники (ворота, налив цементовозов вне укрытий) — оценка и мероприятия на стадии ОТР</w:t>
+      </w:r>
+    </w:p>
+    <w:p>
+      <w:r>
+        <w:rPr>
+          <w:b/>
+          <w:sz w:val="20"/>
+        </w:rPr>
+        <w:t xml:space="preserve">11. Сводные предварительные данные для раздела ОВОС (по материальным балансам)</w:t>
+      </w:r>
+    </w:p>
+    <w:p>
+      <w:r>
+        <w:rPr>
+          <w:b/>
+          <w:sz w:val="19"/>
+        </w:rPr>
+        <w:t xml:space="preserve">11.1  </w:t>
+      </w:r>
+      <w:r>
+        <w:rPr>
+          <w:sz w:val="19"/>
+        </w:rPr>
+        <w:t xml:space="preserve">Фоновые концентрации и статус действующей СЗЗ промплощадки — запрос Заказчику (входные данные ОВОС)</w:t>
+      </w:r>
+    </w:p>
+    <w:p>
+      <w:r>
+        <w:rPr>
+          <w:b/>
+          <w:sz w:val="19"/>
+        </w:rPr>
+        <w:t xml:space="preserve">11.2  </w:t>
+      </w:r>
+      <w:r>
+        <w:rPr>
+          <w:sz w:val="19"/>
+        </w:rPr>
+        <w:t xml:space="preserve">Схема охлаждения/утилизации продувки КУ и температура сброса — на стадии БИ (увязка с очистными площадки)</w:t>
+      </w:r>
+    </w:p>
+    <w:p>
+      <w:r>
+        <w:rPr>
+          <w:b/>
+          <w:sz w:val="19"/>
+        </w:rPr>
+        <w:t xml:space="preserve">11.3  </w:t>
+      </w:r>
+      <w:r>
+        <w:rPr>
+          <w:sz w:val="19"/>
+        </w:rPr>
+        <w:t xml:space="preserve">Коды ФККО и классы опасности отходов ремонтов; проработка возврата медьсодержащего боя футеровки в передел — стадия ОТР</w:t>
+      </w:r>
+    </w:p>
+    <w:p>
+      <w:r>
+        <w:rPr>
+          <w:b/>
+          <w:sz w:val="19"/>
+        </w:rPr>
+        <w:t xml:space="preserve">11.4  </w:t>
+      </w:r>
+      <w:r>
+        <w:rPr>
+          <w:sz w:val="19"/>
+        </w:rPr>
+        <w:t xml:space="preserve">Количественная оценка следовых SO₂ на свече — после поаппаратного расчёта аспирационных отсосов</w:t>
+      </w:r>
+    </w:p>
+    <w:p>
+      <w:r>
+        <w:rPr>
+          <w:b/>
+          <w:sz w:val="20"/>
+        </w:rPr>
+        <w:t xml:space="preserve">12. Предварительные данные по подключению к сетям водо-, энерго- и воздухоснабжения</w:t>
+      </w:r>
+    </w:p>
+    <w:p>
+      <w:r>
+        <w:rPr>
+          <w:b/>
+          <w:sz w:val="19"/>
+        </w:rPr>
+        <w:t xml:space="preserve">12.1  </w:t>
+      </w:r>
+      <w:r>
+        <w:rPr>
+          <w:sz w:val="19"/>
+        </w:rPr>
+        <w:t xml:space="preserve">ТУ по всем средам (ТЗ п.3.3.7–3.3.13) — запрос Заказчику по данным настоящего раздела</w:t>
+      </w:r>
+    </w:p>
+    <w:p>
+      <w:r>
+        <w:rPr>
+          <w:b/>
+          <w:sz w:val="19"/>
+        </w:rPr>
+        <w:t xml:space="preserve">12.2  </w:t>
+      </w:r>
+      <w:r>
+        <w:rPr>
+          <w:sz w:val="19"/>
+        </w:rPr>
+        <w:t xml:space="preserve">Схема утилизации продувочной воды КУ (0,2–0,35 м³/ч) — увязка с очистными площадки</w:t>
+      </w:r>
+    </w:p>
+    <w:p>
+      <w:r>
+        <w:rPr>
+          <w:b/>
+          <w:sz w:val="19"/>
+        </w:rPr>
+        <w:t xml:space="preserve">12.3  </w:t>
+      </w:r>
+      <w:r>
+        <w:rPr>
+          <w:sz w:val="19"/>
+        </w:rPr>
+        <w:t xml:space="preserve">Баланс сжатого воздуха КИП (потребители пневмоостровов) — после расстановки арматуры на P&amp;ID</w:t>
+      </w:r>
+    </w:p>
+    <w:p>
+      <w:r>
+        <w:rPr>
+          <w:b/>
+          <w:sz w:val="20"/>
+        </w:rPr>
+        <w:t xml:space="preserve">13. Автоматизация цеха обжига: АСУТП и система оптимизации режимов с машинным обучением</w:t>
+      </w:r>
+    </w:p>
+    <w:p>
+      <w:r>
+        <w:rPr>
+          <w:b/>
+          <w:sz w:val="19"/>
+        </w:rPr>
+        <w:t xml:space="preserve">13.1  </w:t>
+      </w:r>
+      <w:r>
+        <w:rPr>
+          <w:sz w:val="19"/>
+        </w:rPr>
+        <w:t xml:space="preserve">Согласование с Управлением автоматизации КГМК конкретных серий датчиков/ИМ (Прил. №5: из линеек, эксплуатируемых на площадке)</w:t>
+      </w:r>
+    </w:p>
+    <w:p>
+      <w:r>
+        <w:rPr>
+          <w:b/>
+          <w:sz w:val="19"/>
+        </w:rPr>
+        <w:t xml:space="preserve">13.2  </w:t>
+      </w:r>
+      <w:r>
+        <w:rPr>
+          <w:sz w:val="19"/>
+        </w:rPr>
+        <w:t xml:space="preserve">Программа опытно-промышленных испытаний МЛ-оптимизатора и целевые KPI (дисперсия T, стабильность SO₂, экономия O₂) — утверждается Заказчиком</w:t>
+      </w:r>
+    </w:p>
+    <w:p>
+      <w:r>
+        <w:rPr>
+          <w:b/>
+          <w:sz w:val="19"/>
+        </w:rPr>
+        <w:t xml:space="preserve">13.3  </w:t>
+      </w:r>
+      <w:r>
+        <w:rPr>
+          <w:sz w:val="19"/>
+        </w:rPr>
+        <w:t xml:space="preserve">Объём передачи исходных кодов ППО и МЛ-моделей (Прил. №5: исключительные права на ППО) — зафиксировать в договоре поставки</w:t>
+      </w:r>
+    </w:p>
+    <w:p>
+      <w:r>
+        <w:rPr>
+          <w:b/>
+          <w:sz w:val="19"/>
+        </w:rPr>
+        <w:t xml:space="preserve">13.4  </w:t>
+      </w:r>
+      <w:r>
+        <w:rPr>
+          <w:sz w:val="19"/>
+        </w:rPr>
+        <w:t xml:space="preserve">Решение о замыкании МЛ-контура (advisory → closed-loop) — по результатам ОПИ</w:t>
+      </w:r>
+    </w:p>
+    <w:p>
+      <w:r>
+        <w:rPr>
+          <w:b/>
+          <w:sz w:val="20"/>
+        </w:rPr>
+        <w:t xml:space="preserve">14. Принципиальная технологическая схема (PFD)</w:t>
+      </w:r>
+    </w:p>
+    <w:p>
+      <w:r>
+        <w:rPr>
+          <w:b/>
+          <w:sz w:val="19"/>
+        </w:rPr>
+        <w:t xml:space="preserve">14.1  </w:t>
+      </w:r>
+      <w:r>
+        <w:rPr>
+          <w:sz w:val="19"/>
+        </w:rPr>
+        <w:t xml:space="preserve">Нумерация технологических позиций (единая система тегов КГМК) — согласовать с Заказчиком до выпуска PFD</w:t>
+      </w:r>
+    </w:p>
+    <w:p>
+      <w:r>
+        <w:rPr>
+          <w:b/>
+          <w:sz w:val="19"/>
+        </w:rPr>
+        <w:t xml:space="preserve">14.2  </w:t>
+      </w:r>
+      <w:r>
+        <w:rPr>
+          <w:sz w:val="19"/>
+        </w:rPr>
+        <w:t xml:space="preserve">Границы комплектных поставок (печь/КУ/ЭФ) — фиксируются по итогам ТКП</w:t>
+      </w:r>
+    </w:p>
+    <w:p>
+      <w:r>
+        <w:rPr>
+          <w:b/>
+          <w:sz w:val="20"/>
+        </w:rPr>
+        <w:t xml:space="preserve">15. Предварительные схемы трубопроводов и КИПиА (P&amp;ID) по участкам: контуры регулирования, блокировки, уставки</w:t>
+      </w:r>
+    </w:p>
+    <w:p>
+      <w:r>
+        <w:rPr>
+          <w:b/>
+          <w:sz w:val="19"/>
+        </w:rPr>
+        <w:t xml:space="preserve">15.1  </w:t>
+      </w:r>
+      <w:r>
+        <w:rPr>
+          <w:sz w:val="19"/>
+        </w:rPr>
+        <w:t xml:space="preserve">Знак и величина уставки давления под сводом (противоречие ИД п.229 «+50…100 Па» и ТЗ «разрежение») — снять запросом Гипроникелю до выпуска P&amp;ID</w:t>
+      </w:r>
+    </w:p>
+    <w:p>
+      <w:r>
+        <w:rPr>
+          <w:b/>
+          <w:sz w:val="19"/>
+        </w:rPr>
+        <w:t xml:space="preserve">15.2  </w:t>
+      </w:r>
+      <w:r>
+        <w:rPr>
+          <w:sz w:val="19"/>
+        </w:rPr>
+        <w:t xml:space="preserve">Подтверждение точки росы (наш расчёт L1-DEW: 221/209 °C) поверочным расчётом Гипроникеля</w:t>
+      </w:r>
+    </w:p>
+    <w:p>
+      <w:r>
+        <w:rPr>
+          <w:b/>
+          <w:sz w:val="19"/>
+        </w:rPr>
+        <w:t xml:space="preserve">15.3  </w:t>
+      </w:r>
+      <w:r>
+        <w:rPr>
+          <w:sz w:val="19"/>
+        </w:rPr>
+        <w:t xml:space="preserve">Карта уставок сигнализаций/блокировок в полном объёме — итерация с Заказчиком (форма Прил. №5)</w:t>
+      </w:r>
+    </w:p>
+    <w:p>
+      <w:r>
+        <w:rPr>
+          <w:b/>
+          <w:sz w:val="19"/>
+        </w:rPr>
+        <w:t xml:space="preserve">15.4  </w:t>
+      </w:r>
+      <w:r>
+        <w:rPr>
+          <w:sz w:val="19"/>
+        </w:rPr>
+        <w:t xml:space="preserve">Число и расстановка термопар слоя (5–8 шт.) — согласовать с поставщиком печи</w:t>
+      </w:r>
+    </w:p>
+    <w:p>
+      <w:r>
+        <w:rPr>
+          <w:b/>
+          <w:sz w:val="20"/>
+        </w:rPr>
+        <w:t xml:space="preserve">16. Предварительный перечень трубопроводной арматуры и приборов КИПиА; спецификация критичных и длинноцикловых приборов</w:t>
+      </w:r>
+    </w:p>
+    <w:p>
+      <w:r>
+        <w:rPr>
+          <w:b/>
+          <w:sz w:val="19"/>
+        </w:rPr>
+        <w:t xml:space="preserve">16.1  </w:t>
+      </w:r>
+      <w:r>
+        <w:rPr>
+          <w:sz w:val="19"/>
+        </w:rPr>
+        <w:t xml:space="preserve">Гидравлический расчёт и Ду магистральных линий (дутьё, кислород, пар, вода, мазут) — на стадии БИ после фиксации трассировок</w:t>
+      </w:r>
+    </w:p>
+    <w:p>
+      <w:r>
+        <w:rPr>
+          <w:b/>
+          <w:sz w:val="19"/>
+        </w:rPr>
+        <w:t xml:space="preserve">16.2  </w:t>
+      </w:r>
+      <w:r>
+        <w:rPr>
+          <w:sz w:val="19"/>
+        </w:rPr>
+        <w:t xml:space="preserve">Полный line list и instrument index с тегами — после выпуска предварительных P&amp;ID (итерация Этапа 2)</w:t>
+      </w:r>
+    </w:p>
+    <w:p>
+      <w:r>
+        <w:rPr>
+          <w:b/>
+          <w:sz w:val="19"/>
+        </w:rPr>
+        <w:t xml:space="preserve">16.3  </w:t>
+      </w:r>
+      <w:r>
+        <w:rPr>
+          <w:sz w:val="19"/>
+        </w:rPr>
+        <w:t xml:space="preserve">Перечень СИ, подлежащих аттестации каналов по ГОСТ Р 8.596 (защиты + гарантийные замеры), — согласуется с Заказчиком по Прил. №5</w:t>
+      </w:r>
+    </w:p>
+    <w:p>
+      <w:r>
+        <w:rPr>
+          <w:b/>
+          <w:sz w:val="20"/>
+        </w:rPr>
+        <w:t xml:space="preserve">17. Основные компоновочные решения (планы, разрезы, высотная схема)</w:t>
+      </w:r>
+    </w:p>
+    <w:p>
+      <w:r>
+        <w:rPr>
+          <w:b/>
+          <w:sz w:val="19"/>
+        </w:rPr>
+        <w:t xml:space="preserve">17.1  </w:t>
+      </w:r>
+      <w:r>
+        <w:rPr>
+          <w:sz w:val="19"/>
+        </w:rPr>
+        <w:t xml:space="preserve">Отметка и конструкция опорного каркаса печи — по КД разработчика печи (HATCH/лицензиат)</w:t>
+      </w:r>
+    </w:p>
+    <w:p>
+      <w:r>
+        <w:rPr>
+          <w:b/>
+          <w:sz w:val="19"/>
+        </w:rPr>
+        <w:t xml:space="preserve">17.2  </w:t>
+      </w:r>
+      <w:r>
+        <w:rPr>
+          <w:sz w:val="19"/>
+        </w:rPr>
+        <w:t xml:space="preserve">Компоновка и отметки котла-утилизатора (барабан, опуски, ремонтные зоны) — по КД завода-изготовителя</w:t>
+      </w:r>
+    </w:p>
+    <w:p>
+      <w:r>
+        <w:rPr>
+          <w:b/>
+          <w:sz w:val="19"/>
+        </w:rPr>
+        <w:t xml:space="preserve">17.3  </w:t>
+      </w:r>
+      <w:r>
+        <w:rPr>
+          <w:sz w:val="19"/>
+        </w:rPr>
+        <w:t xml:space="preserve">Размещение ЭФ (в здании / на открытой площадке с шатром) — теплотехническое сравнение на стадии БИ (риск росы при −40 °C против стоимости корпуса)</w:t>
+      </w:r>
+    </w:p>
+    <w:p>
+      <w:r>
+        <w:rPr>
+          <w:b/>
+          <w:sz w:val="19"/>
+        </w:rPr>
+        <w:t xml:space="preserve">17.4  </w:t>
+      </w:r>
+      <w:r>
+        <w:rPr>
+          <w:sz w:val="19"/>
+        </w:rPr>
+        <w:t xml:space="preserve">Трасса газохода в СКЦ (длина, число опор, компенсаторы) — по генплану привязки цеха</w:t>
+      </w:r>
+    </w:p>
+    <w:p>
+      <w:r>
+        <w:rPr>
+          <w:b/>
+          <w:sz w:val="20"/>
+        </w:rPr>
+        <w:t xml:space="preserve">18. Планы строительных конструкций с нагрузками</w:t>
+      </w:r>
+    </w:p>
+    <w:p>
+      <w:r>
+        <w:rPr>
+          <w:b/>
+          <w:sz w:val="19"/>
+        </w:rPr>
+        <w:t xml:space="preserve">18.1  </w:t>
+      </w:r>
+      <w:r>
+        <w:rPr>
+          <w:sz w:val="19"/>
+        </w:rPr>
+        <w:t xml:space="preserve">Базис строки табл. 25 «бункер оборотного огарка 50 м³ — 149,3 т» (2,99 т/м³ против 2,21 т/м³ силоса огарка) — запрос Гипроникелю; до ответа в расчёт конструкций принимается 149,3 т</w:t>
+      </w:r>
+    </w:p>
+    <w:p>
+      <w:r>
+        <w:rPr>
+          <w:b/>
+          <w:sz w:val="19"/>
+        </w:rPr>
+        <w:t xml:space="preserve">18.2  </w:t>
+      </w:r>
+      <w:r>
+        <w:rPr>
+          <w:sz w:val="19"/>
+        </w:rPr>
+        <w:t xml:space="preserve">Массы КУ, барабана, воздуходувки, рукавных фильтров — по ТКП/КД заводов (закладываются в планы нагрузок итерацией)</w:t>
+      </w:r>
+    </w:p>
+    <w:p>
+      <w:r>
+        <w:rPr>
+          <w:b/>
+          <w:sz w:val="19"/>
+        </w:rPr>
+        <w:t xml:space="preserve">18.3  </w:t>
+      </w:r>
+      <w:r>
+        <w:rPr>
+          <w:sz w:val="19"/>
+        </w:rPr>
+        <w:t xml:space="preserve">Класс ответственности этажерки печи (КС-2 или КС-3) — согласовать с генпроектировщиком</w:t>
+      </w:r>
+    </w:p>
+    <w:p>
+      <w:r>
+        <w:rPr>
+          <w:b/>
+          <w:sz w:val="19"/>
+        </w:rPr>
+        <w:t xml:space="preserve">18.4  </w:t>
+      </w:r>
+      <w:r>
+        <w:rPr>
+          <w:sz w:val="19"/>
+        </w:rPr>
+        <w:t xml:space="preserve">Нагрузки от эстакады газохода в СКЦ — после трассировки по генплану</w:t>
+      </w:r>
+    </w:p>
+    <w:p>
+      <w:r>
+        <w:rPr>
+          <w:b/>
+          <w:sz w:val="20"/>
+        </w:rPr>
+        <w:t xml:space="preserve">19. Планы фундаментов с нагрузками, включая динамические</w:t>
+      </w:r>
+    </w:p>
+    <w:p>
+      <w:r>
+        <w:rPr>
+          <w:b/>
+          <w:sz w:val="19"/>
+        </w:rPr>
+        <w:t xml:space="preserve">19.1  </w:t>
+      </w:r>
+      <w:r>
+        <w:rPr>
+          <w:sz w:val="19"/>
+        </w:rPr>
+        <w:t xml:space="preserve">ИГИ пятна застройки (модуль деформации, УГВ) — задание на изыскания в составе БИ</w:t>
+      </w:r>
+    </w:p>
+    <w:p>
+      <w:r>
+        <w:rPr>
+          <w:b/>
+          <w:sz w:val="19"/>
+        </w:rPr>
+        <w:t xml:space="preserve">19.2  </w:t>
+      </w:r>
+      <w:r>
+        <w:rPr>
+          <w:sz w:val="19"/>
+        </w:rPr>
+        <w:t xml:space="preserve">Паспортные динамические нагрузки дымососа и воздуходувки — по ОЛ поставщиков</w:t>
+      </w:r>
+    </w:p>
+    <w:p>
+      <w:r>
+        <w:rPr>
+          <w:b/>
+          <w:sz w:val="19"/>
+        </w:rPr>
+        <w:t xml:space="preserve">19.3  </w:t>
+      </w:r>
+      <w:r>
+        <w:rPr>
+          <w:sz w:val="19"/>
+        </w:rPr>
+        <w:t xml:space="preserve">Необходимость виброизоляторов под дымосос (пружинные блоки) против массивного фундамента — ТЭО на стадии БИ</w:t>
+      </w:r>
+    </w:p>
+    <w:p>
+      <w:r>
+        <w:rPr>
+          <w:b/>
+          <w:sz w:val="20"/>
+        </w:rPr>
+        <w:t xml:space="preserve">20. Требования к монтажу (включая вес самых тяжёлых частей)</w:t>
+      </w:r>
+    </w:p>
+    <w:p>
+      <w:r>
+        <w:rPr>
+          <w:b/>
+          <w:sz w:val="19"/>
+        </w:rPr>
+        <w:t xml:space="preserve">20.1  </w:t>
+      </w:r>
+      <w:r>
+        <w:rPr>
+          <w:sz w:val="19"/>
+        </w:rPr>
+        <w:t xml:space="preserve">Массы и разбивка на монтажные блоки КУ, печи, холодильников, воздуходувки — по КД заводов (ведомость блоков — итерация после ТКП)</w:t>
+      </w:r>
+    </w:p>
+    <w:p>
+      <w:r>
+        <w:rPr>
+          <w:b/>
+          <w:sz w:val="19"/>
+        </w:rPr>
+        <w:t xml:space="preserve">20.2  </w:t>
+      </w:r>
+      <w:r>
+        <w:rPr>
+          <w:sz w:val="19"/>
+        </w:rPr>
+        <w:t xml:space="preserve">Способ доставки силоса 100 м³ (цельный негабарит / полистовая сборка) — логистическая проработка</w:t>
+      </w:r>
+    </w:p>
+    <w:p>
+      <w:r>
+        <w:rPr>
+          <w:b/>
+          <w:sz w:val="19"/>
+        </w:rPr>
+        <w:t xml:space="preserve">20.3  </w:t>
+      </w:r>
+      <w:r>
+        <w:rPr>
+          <w:sz w:val="19"/>
+        </w:rPr>
+        <w:t xml:space="preserve">Грузоподъёмность и режим работы мостового крана — после фиксации массы барабана КУ</w:t>
+      </w:r>
+    </w:p>
+    <w:p>
+      <w:r>
+        <w:rPr>
+          <w:b/>
+          <w:sz w:val="20"/>
+        </w:rPr>
+        <w:t xml:space="preserve">21. Требования к испытаниям и приёмке: сушка футеровки печи, испытания котла-утилизатора, пусконаладка газоочистки, гарантийные испытания</w:t>
+      </w:r>
+    </w:p>
+    <w:p>
+      <w:r>
+        <w:rPr>
+          <w:b/>
+          <w:sz w:val="19"/>
+        </w:rPr>
+        <w:t xml:space="preserve">21.1  </w:t>
+      </w:r>
+      <w:r>
+        <w:rPr>
+          <w:sz w:val="19"/>
+        </w:rPr>
+        <w:t xml:space="preserve">Кривая сушки, контрольные термопары кладки и критерии готовности футеровки — проект футеровки поставщика печи (стадия БИ)</w:t>
+      </w:r>
+    </w:p>
+    <w:p>
+      <w:r>
+        <w:rPr>
+          <w:b/>
+          <w:sz w:val="19"/>
+        </w:rPr>
+        <w:t xml:space="preserve">21.2  </w:t>
+      </w:r>
+      <w:r>
+        <w:rPr>
+          <w:sz w:val="19"/>
+        </w:rPr>
+        <w:t xml:space="preserve">Программа и точки гарантийных замеров (сечения газохода, методика гравиметрии) — согласование с Заказчиком и эксплуатацией СКЦ</w:t>
+      </w:r>
+    </w:p>
+    <w:p>
+      <w:r>
+        <w:rPr>
+          <w:b/>
+          <w:sz w:val="19"/>
+        </w:rPr>
+        <w:t xml:space="preserve">21.3  </w:t>
+      </w:r>
+      <w:r>
+        <w:rPr>
+          <w:sz w:val="19"/>
+        </w:rPr>
+        <w:t xml:space="preserve">Методика подтверждения паровой гарантии — после поверочного теплового расчёта Гипроникеля</w:t>
+      </w:r>
+    </w:p>
+    <w:p>
+      <w:r>
+        <w:rPr>
+          <w:b/>
+          <w:sz w:val="19"/>
+        </w:rPr>
+        <w:t xml:space="preserve">21.4  </w:t>
+      </w:r>
+      <w:r>
+        <w:rPr>
+          <w:sz w:val="19"/>
+        </w:rPr>
+        <w:t xml:space="preserve">Программа опытно-промышленных испытаний МЛ-советчика (длительность теневого режима, KPI) — утверждается Заказчиком</w:t>
+      </w:r>
+    </w:p>
+    <w:p>
+      <w:r>
+        <w:rPr>
+          <w:b/>
+          <w:sz w:val="19"/>
+        </w:rPr>
+        <w:t xml:space="preserve">21.5  </w:t>
+      </w:r>
+      <w:r>
+        <w:rPr>
+          <w:sz w:val="19"/>
+        </w:rPr>
+        <w:t xml:space="preserve">Порядок совместных испытаний с СКЦ (первый пропуск газа, выход контактного отделения на режим) — межцеховой регламент с Заказчиком</w:t>
+      </w:r>
+    </w:p>
+    <w:p>
+      <w:r>
+        <w:rPr>
+          <w:b/>
+          <w:sz w:val="20"/>
+        </w:rPr>
+        <w:t xml:space="preserve">22. Спецификации, опросные листы, нетиповое оборудование и оборудование длительного цикла изготовления</w:t>
+      </w:r>
+    </w:p>
+    <w:p>
+      <w:r>
+        <w:rPr>
+          <w:b/>
+          <w:sz w:val="19"/>
+        </w:rPr>
+        <w:t xml:space="preserve">22.1  </w:t>
+      </w:r>
+      <w:r>
+        <w:rPr>
+          <w:sz w:val="19"/>
+        </w:rPr>
+        <w:t xml:space="preserve">Формы опросных листов КГМК — запросить у Заказчика до выпуска комплекта</w:t>
+      </w:r>
+    </w:p>
+    <w:p>
+      <w:r>
+        <w:rPr>
+          <w:b/>
+          <w:sz w:val="19"/>
+        </w:rPr>
+        <w:t xml:space="preserve">22.2  </w:t>
+      </w:r>
+      <w:r>
+        <w:rPr>
+          <w:sz w:val="19"/>
+        </w:rPr>
+        <w:t xml:space="preserve">Перечень оборудования, передаваемого в ЦИМ (Приложение №4) — увязка атрибутов спецификации с моделью</w:t>
+      </w:r>
+    </w:p>
+    <w:p>
+      <w:r>
+        <w:rPr>
+          <w:b/>
+          <w:sz w:val="19"/>
+        </w:rPr>
+        <w:t xml:space="preserve">22.3  </w:t>
+      </w:r>
+      <w:r>
+        <w:rPr>
+          <w:sz w:val="19"/>
+        </w:rPr>
+        <w:t xml:space="preserve">Статус проекта печи HATCH (права, актуализация под РФ-изготовителя) — решение Заказчика</w:t>
+      </w:r>
+    </w:p>
+    <w:p>
+      <w:r>
+        <w:rPr>
+          <w:b/>
+          <w:sz w:val="20"/>
+        </w:rPr>
+        <w:t xml:space="preserve">23. Тепловыделения и выделения вредностей от оборудования в помещения цеха</w:t>
+      </w:r>
+    </w:p>
+    <w:p>
+      <w:r>
+        <w:rPr>
+          <w:b/>
+          <w:sz w:val="19"/>
+        </w:rPr>
+        <w:t xml:space="preserve">23.1  </w:t>
+      </w:r>
+      <w:r>
+        <w:rPr>
+          <w:sz w:val="19"/>
+        </w:rPr>
+        <w:t xml:space="preserve">Тепловой паспорт по помещениям (поверхности, температуры) — после расчёта изоляции на стадии БИ</w:t>
+      </w:r>
+    </w:p>
+    <w:p>
+      <w:r>
+        <w:rPr>
+          <w:b/>
+          <w:sz w:val="19"/>
+        </w:rPr>
+        <w:t xml:space="preserve">23.2  </w:t>
+      </w:r>
+      <w:r>
+        <w:rPr>
+          <w:sz w:val="19"/>
+        </w:rPr>
+        <w:t xml:space="preserve">Карта источников выделений и воздухообмен по помещениям — раздел ОВ на стадии БИ/ОТР</w:t>
+      </w:r>
+    </w:p>
+    <w:p>
+      <w:r>
+        <w:rPr>
+          <w:b/>
+          <w:sz w:val="19"/>
+        </w:rPr>
+        <w:t xml:space="preserve">23.3  </w:t>
+      </w:r>
+      <w:r>
+        <w:rPr>
+          <w:sz w:val="19"/>
+        </w:rPr>
+        <w:t xml:space="preserve">Категории помещений по СП 12.13130 — расчёт после фиксации мазутного хозяйства</w:t>
+      </w:r>
+    </w:p>
+    <w:p>
+      <w:r>
+        <w:rPr>
+          <w:b/>
+          <w:sz w:val="20"/>
+        </w:rPr>
+        <w:t xml:space="preserve">24. Интерфейсы Лота №1: границы со смежными лотами, СКЦ, ГМЦ и инфраструктурой площадки</w:t>
+      </w:r>
+    </w:p>
+    <w:p>
+      <w:r>
+        <w:rPr>
+          <w:b/>
+          <w:sz w:val="19"/>
+        </w:rPr>
+        <w:t xml:space="preserve">24.1  </w:t>
+      </w:r>
+      <w:r>
+        <w:rPr>
+          <w:sz w:val="19"/>
+        </w:rPr>
+        <w:t xml:space="preserve">«Вариант размещения» (генплан) как ИД Заказчика — без него не фиксируются посадка цеха, трасса газохода в СКЦ и эстакады (запрошено у Заказчика в составе исходных данных)</w:t>
+      </w:r>
+    </w:p>
+    <w:p>
+      <w:r>
+        <w:rPr>
+          <w:b/>
+          <w:sz w:val="19"/>
+        </w:rPr>
+        <w:t xml:space="preserve">24.2  </w:t>
+      </w:r>
+      <w:r>
+        <w:rPr>
+          <w:sz w:val="19"/>
+        </w:rPr>
+        <w:t xml:space="preserve">Интерфейсный протокол с СКЦ (диапазоны SO₂ и расхода, скорость изменения, взаимные блокировки остановок) — согласовать с эксплуатацией СКЦ</w:t>
+      </w:r>
+    </w:p>
+    <w:p>
+      <w:r>
+        <w:rPr>
+          <w:b/>
+          <w:sz w:val="19"/>
+        </w:rPr>
+        <w:t xml:space="preserve">24.3  </w:t>
+      </w:r>
+      <w:r>
+        <w:rPr>
+          <w:sz w:val="19"/>
+        </w:rPr>
+        <w:t xml:space="preserve">Единая система кодирования тегов/позиций для всех лотов — согласовать с Заказчиком до выпуска PFD/P&amp;ID</w:t>
+      </w:r>
+    </w:p>
+    <w:p>
+      <w:r>
+        <w:rPr>
+          <w:b/>
+          <w:sz w:val="19"/>
+        </w:rPr>
+        <w:t xml:space="preserve">24.4  </w:t>
+      </w:r>
+      <w:r>
+        <w:rPr>
+          <w:sz w:val="19"/>
+        </w:rPr>
+        <w:t xml:space="preserve">Баланс пара 0,6 МПа по площадке (выдача лота №1 против потребления выпарки лота №2) — сводит Заказчик по ТУ</w:t>
+      </w:r>
+    </w:p>
+    <w:p>
+      <w:r>
+        <w:rPr>
+          <w:b/>
+          <w:sz w:val="19"/>
+        </w:rPr>
+        <w:t xml:space="preserve">24.5  </w:t>
+      </w:r>
+      <w:r>
+        <w:rPr>
+          <w:sz w:val="19"/>
+        </w:rPr>
+        <w:t xml:space="preserve">Порядок приёма огарка и пыли в ГМЦ (график вывоза, ёмкость склада, требования к таре) — совместно с проектировщиком склада (вне БИ)</w:t>
+      </w:r>
+    </w:p>
+    <w:p>
+      <w:r>
+        <w:rPr>
+          <w:b/>
+          <w:sz w:val="20"/>
+        </w:rPr>
+        <w:t xml:space="preserve">25. Стоимость поставки по Лоту №1 (методика и состав)</w:t>
+      </w:r>
+    </w:p>
+    <w:p>
+      <w:r>
+        <w:rPr>
+          <w:b/>
+          <w:sz w:val="19"/>
+        </w:rPr>
+        <w:t xml:space="preserve">25.1  </w:t>
+      </w:r>
+      <w:r>
+        <w:rPr>
+          <w:sz w:val="19"/>
+        </w:rPr>
+        <w:t xml:space="preserve">Сводка стоимости по ТКП — отдельный этап после рассылки ОЛ (все позиции)</w:t>
+      </w:r>
+    </w:p>
+    <w:p>
+      <w:r>
+        <w:rPr>
+          <w:b/>
+          <w:sz w:val="19"/>
+        </w:rPr>
+        <w:t xml:space="preserve">25.2  </w:t>
+      </w:r>
+      <w:r>
+        <w:rPr>
+          <w:sz w:val="19"/>
+        </w:rPr>
+        <w:t xml:space="preserve">Валютно-логистическая схема по импортным позициям (холодильники, цементовозы) и аналоги РФ/ЕАЭС</w:t>
+      </w:r>
+    </w:p>
+    <w:p>
+      <w:r>
+        <w:rPr>
+          <w:b/>
+          <w:sz w:val="19"/>
+        </w:rPr>
+        <w:t xml:space="preserve">25.3  </w:t>
+      </w:r>
+      <w:r>
+        <w:rPr>
+          <w:sz w:val="19"/>
+        </w:rPr>
+        <w:t xml:space="preserve">Границы стоимости электрооборудования (до/после КТП) — после согласования границ по Прил. №3</w:t>
+      </w:r>
+    </w:p>
+    <w:p>
+      <w:r>
+        <w:rPr>
+          <w:b/>
+          <w:sz w:val="20"/>
+        </w:rPr>
+        <w:t xml:space="preserve">26. Цифровая информационная модель (ЦИМ) стадии «базовый инжиниринг» — Приложение №4</w:t>
+      </w:r>
+    </w:p>
+    <w:p>
+      <w:r>
+        <w:rPr>
+          <w:b/>
+          <w:sz w:val="19"/>
+        </w:rPr>
+        <w:t xml:space="preserve">26.1  </w:t>
+      </w:r>
+      <w:r>
+        <w:rPr>
+          <w:sz w:val="19"/>
+        </w:rPr>
+        <w:t xml:space="preserve">Битая ссылка ред. 2 на «таблицу 4» в перечне проверок коллизий — запрос Заказчику</w:t>
+      </w:r>
+    </w:p>
+    <w:p>
+      <w:r>
+        <w:rPr>
+          <w:b/>
+          <w:sz w:val="19"/>
+        </w:rPr>
+        <w:t xml:space="preserve">26.2  </w:t>
+      </w:r>
+      <w:r>
+        <w:rPr>
+          <w:sz w:val="19"/>
+        </w:rPr>
+        <w:t xml:space="preserve">Конкретное ПО и версии (Model Studio CS / nanoCAD), шаблоны и классификатор элементов — согласование с Заказчиком до старта моделирования</w:t>
+      </w:r>
+    </w:p>
+    <w:p>
+      <w:r>
+        <w:rPr>
+          <w:b/>
+          <w:sz w:val="19"/>
+        </w:rPr>
+        <w:t xml:space="preserve">26.3  </w:t>
+      </w:r>
+      <w:r>
+        <w:rPr>
+          <w:sz w:val="19"/>
+        </w:rPr>
+        <w:t xml:space="preserve">Регламент статуса промежуточных IFC-выгрузок («в работе», без оформления замечаний) — внести в договор/протокол</w:t>
+      </w:r>
+    </w:p>
+    <w:p>
+      <w:r>
+        <w:rPr>
+          <w:b/>
+          <w:sz w:val="19"/>
+        </w:rPr>
+        <w:t xml:space="preserve">26.4  </w:t>
+      </w:r>
+      <w:r>
+        <w:rPr>
+          <w:sz w:val="19"/>
+        </w:rPr>
+        <w:t xml:space="preserve">Срок отдельного этапа ЦИМ в календарном плане (в проекте этапности Заказчика не задан) — зафиксировать в договоре</w:t>
+      </w:r>
+    </w:p>
+    <w:p>
+      <w:r>
+        <w:rPr>
+          <w:b/>
+          <w:sz w:val="20"/>
+        </w:rPr>
+        <w:t xml:space="preserve">27. Состав, этапность выдачи и ведомость документации БИ по Лоту №1</w:t>
+      </w:r>
+    </w:p>
+    <w:p>
+      <w:r>
+        <w:rPr>
+          <w:b/>
+          <w:sz w:val="19"/>
+        </w:rPr>
+        <w:t xml:space="preserve">27.1  </w:t>
+      </w:r>
+      <w:r>
+        <w:rPr>
+          <w:sz w:val="19"/>
+        </w:rPr>
+        <w:t xml:space="preserve">Юридическое закрепление этапности и сроков (3+3 мес, отдельный этап ЦИМ) в договоре — проект этапности прислан вне редакции ТЗ v4.1</w:t>
+      </w:r>
+    </w:p>
+    <w:p>
+      <w:r>
+        <w:rPr>
+          <w:b/>
+          <w:sz w:val="19"/>
+        </w:rPr>
+        <w:t xml:space="preserve">27.2  </w:t>
+      </w:r>
+      <w:r>
+        <w:rPr>
+          <w:sz w:val="19"/>
+        </w:rPr>
+        <w:t xml:space="preserve">Применение этапности по каждому лоту отдельно или единым отчётом — уточнить у Заказчика</w:t>
+      </w:r>
+    </w:p>
+    <w:p>
+      <w:r>
+        <w:rPr>
+          <w:b/>
+          <w:sz w:val="19"/>
+        </w:rPr>
+        <w:t xml:space="preserve">27.3  </w:t>
+      </w:r>
+      <w:r>
+        <w:rPr>
+          <w:sz w:val="19"/>
+        </w:rPr>
+        <w:t xml:space="preserve">Ранняя выдача ИД Заказчиком под Этап 1: генплан («вариант размещения») и точки подключения к сетям — без них компоновки и раздел сетей за 3 мес не выдать</w:t>
+      </w:r>
+    </w:p>
+    <w:p>
+      <w:r>
+        <w:rPr>
+          <w:b/>
+          <w:sz w:val="19"/>
+        </w:rPr>
+        <w:t xml:space="preserve">27.4  </w:t>
+      </w:r>
+      <w:r>
+        <w:rPr>
+          <w:sz w:val="19"/>
+        </w:rPr>
+        <w:t xml:space="preserve">Шифры комплектов, формы титулов и штампов — согласование с Заказчиком/генпроектировщиком</w:t>
+      </w:r>
+    </w:p>
+    <w:p>
+      <w:r>
+        <w:rPr>
+          <w:b/>
+          <w:sz w:val="20"/>
+        </w:rPr>
+        <w:t xml:space="preserve">28. Закладные решения для последующей цифровизации</w:t>
+      </w:r>
+    </w:p>
+    <w:p>
+      <w:r>
+        <w:rPr>
+          <w:b/>
+          <w:sz w:val="19"/>
+        </w:rPr>
+        <w:t xml:space="preserve">28.1  </w:t>
+      </w:r>
+      <w:r>
+        <w:rPr>
+          <w:sz w:val="19"/>
+        </w:rPr>
+        <w:t xml:space="preserve">Число и расстановка закладных гильз слоя и кладки — согласовать с поставщиком печи в задании на проект футеровки до его заказа (после кладки установка невозможна)</w:t>
+      </w:r>
+    </w:p>
+    <w:p>
+      <w:r>
+        <w:rPr>
+          <w:b/>
+          <w:sz w:val="19"/>
+        </w:rPr>
+        <w:t xml:space="preserve">28.2  </w:t>
+      </w:r>
+      <w:r>
+        <w:rPr>
+          <w:sz w:val="19"/>
+        </w:rPr>
+        <w:t xml:space="preserve">Перечень главных контуров под шаблон внешней уставки и состав секундного архива — фиксируются в реестре сигналов Этапа 2</w:t>
+      </w:r>
+    </w:p>
+    <w:p>
+      <w:r>
+        <w:rPr>
+          <w:b/>
+          <w:sz w:val="19"/>
+        </w:rPr>
+        <w:t xml:space="preserve">28.3  </w:t>
       </w:r>
       <w:r>
         <w:rPr>
